--- a/downloads/student/ai-6-week-12.docx
+++ b/downloads/student/ai-6-week-12.docx
@@ -777,6 +777,16 @@
     <w:p>
       <w:r>
         <w:t>Trace identifiers can be linkable too; specify their access, retention and deletion rules.</w:t>
+      </w:r>
+    </w:p>
+    <w:p>
+      <w:r>
+        <w:t>Read the labelled picture: Identify the purpose of R17, C8 and 240 ms in the trace. Which field is deliberately omitted, and why would logging the whole question violate this design?</w:t>
+      </w:r>
+    </w:p>
+    <w:p>
+      <w:r>
+        <w:t>Change one thing: A developer logs the full learner question. Predict the result before checking the explanation. What remains the same?</w:t>
       </w:r>
     </w:p>
     <w:p>
@@ -1875,6 +1885,187 @@
         <w:t>Attempt the independent case before hints. Record whether you worked alone, used a hint or followed a model. After feedback, fix the first unsupported step and explain why it changed. A later check uses a changed case, not a copied answer.</w:t>
       </w:r>
     </w:p>
+    <w:p>
+      <w:pPr>
+        <w:pStyle w:val="Heading1"/>
+      </w:pPr>
+      <w:r>
+        <w:t>15. Your lesson route</w:t>
+      </w:r>
+    </w:p>
+    <w:p>
+      <w:r>
+        <w:t>Start with this question: Trace without storing private text. A learner request is retrieved and checked under trace identifier R17.</w:t>
+      </w:r>
+    </w:p>
+    <w:tbl>
+      <w:tblPr>
+        <w:tblStyle w:val="LightShading-Accent1"/>
+        <w:tblW w:type="auto" w:w="0"/>
+        <w:tblLook w:firstColumn="1" w:firstRow="1" w:lastColumn="0" w:lastRow="0" w:noHBand="0" w:noVBand="1" w:val="04A0"/>
+      </w:tblPr>
+      <w:tblGrid>
+        <w:gridCol w:w="5112"/>
+        <w:gridCol w:w="5112"/>
+      </w:tblGrid>
+      <w:tr>
+        <w:trPr>
+          <w:tblHeader/>
+        </w:trPr>
+        <w:tc>
+          <w:tcPr>
+            <w:tcW w:type="dxa" w:w="5112"/>
+          </w:tcPr>
+          <w:p>
+            <w:r>
+              <w:t>By the end, I can</w:t>
+            </w:r>
+          </w:p>
+        </w:tc>
+        <w:tc>
+          <w:tcPr>
+            <w:tcW w:type="dxa" w:w="5112"/>
+          </w:tcPr>
+          <w:p>
+            <w:r>
+              <w:t>How I will show it</w:t>
+            </w:r>
+          </w:p>
+        </w:tc>
+      </w:tr>
+      <w:tr>
+        <w:tc>
+          <w:tcPr>
+            <w:tcW w:type="dxa" w:w="5112"/>
+          </w:tcPr>
+          <w:p>
+            <w:r>
+              <w:t>Explain the mechanism and terminology of logs traces and privacy</w:t>
+            </w:r>
+          </w:p>
+        </w:tc>
+        <w:tc>
+          <w:tcPr>
+            <w:tcW w:type="dxa" w:w="5112"/>
+          </w:tcPr>
+          <w:p>
+            <w:r>
+              <w:t>Explain the deciding step, show a trace or test, and state one limit.</w:t>
+            </w:r>
+          </w:p>
+        </w:tc>
+      </w:tr>
+      <w:tr>
+        <w:tc>
+          <w:tcPr>
+            <w:tcW w:type="dxa" w:w="5112"/>
+          </w:tcPr>
+          <w:p>
+            <w:r>
+              <w:t>Apply the stated procedure to a new case with a traceable result</w:t>
+            </w:r>
+          </w:p>
+        </w:tc>
+        <w:tc>
+          <w:tcPr>
+            <w:tcW w:type="dxa" w:w="5112"/>
+          </w:tcPr>
+          <w:p>
+            <w:r>
+              <w:t>Explain the deciding step, show a trace or test, and state one limit.</w:t>
+            </w:r>
+          </w:p>
+        </w:tc>
+      </w:tr>
+      <w:tr>
+        <w:tc>
+          <w:tcPr>
+            <w:tcW w:type="dxa" w:w="5112"/>
+          </w:tcPr>
+          <w:p>
+            <w:r>
+              <w:t>Identify an assumption or limitation and design a revealing follow-up</w:t>
+            </w:r>
+          </w:p>
+        </w:tc>
+        <w:tc>
+          <w:tcPr>
+            <w:tcW w:type="dxa" w:w="5112"/>
+          </w:tcPr>
+          <w:p>
+            <w:r>
+              <w:t>Explain the deciding step, show a trace or test, and state one limit.</w:t>
+            </w:r>
+          </w:p>
+        </w:tc>
+      </w:tr>
+    </w:tbl>
+    <w:p>
+      <w:r>
+        <w:t>Remember → watch and explain → try with help → investigate → try independently → keep project evidence. Your teacher may spread this lesson across several classes.</w:t>
+      </w:r>
+    </w:p>
+    <w:p>
+      <w:r>
+        <w:t>Keep your first prediction. Compare it with what the evidence shows and explain any change.</w:t>
+      </w:r>
+    </w:p>
+    <w:p>
+      <w:pPr>
+        <w:pStyle w:val="Heading1"/>
+      </w:pPr>
+      <w:r>
+        <w:t>16. Finish and return</w:t>
+      </w:r>
+    </w:p>
+    <w:p>
+      <w:r>
+        <w:t>Close your notes. Explain this goal in your own words: Explain the mechanism and terminology of logs traces and privacy</w:t>
+      </w:r>
+    </w:p>
+    <w:p>
+      <w:pPr>
+        <w:pStyle w:val="Heading3"/>
+      </w:pPr>
+      <w:r>
+        <w:t>My deciding step, evidence and one remaining question</w:t>
+      </w:r>
+    </w:p>
+    <w:p>
+      <w:r>
+        <w:t>________________________________________________________________</w:t>
+      </w:r>
+    </w:p>
+    <w:p>
+      <w:r>
+        <w:t>________________________________________________________________</w:t>
+      </w:r>
+    </w:p>
+    <w:p>
+      <w:r>
+        <w:t>________________________________________________________________</w:t>
+      </w:r>
+    </w:p>
+    <w:p>
+      <w:r>
+        <w:t>________________________________________________________________</w:t>
+      </w:r>
+    </w:p>
+    <w:p>
+      <w:r>
+        <w:t>________________________________________________________________</w:t>
+      </w:r>
+    </w:p>
+    <w:p>
+      <w:r>
+        <w:t>If you are unsure, return to the worked picture and explain one arrow. If you are ready, change an input or assumption and justify your prediction.</w:t>
+      </w:r>
+    </w:p>
+    <w:p>
+      <w:r>
+        <w:t>Save your workbook evidence. At the next review, try a different case before opening your old answer.</w:t>
+      </w:r>
+    </w:p>
     <w:sectPr>
       <w:pgSz w:w="12240" w:h="15840"/>
       <w:pgMar w:top="936" w:right="1008" w:bottom="936" w:left="1008" w:header="720" w:footer="720" w:gutter="0"/>

--- a/downloads/student/ai-6-week-12.docx
+++ b/downloads/student/ai-6-week-12.docx
@@ -2066,6 +2066,202 @@
         <w:t>Save your workbook evidence. At the next review, try a different case before opening your old answer.</w:t>
       </w:r>
     </w:p>
+    <w:p>
+      <w:pPr>
+        <w:pStyle w:val="Heading1"/>
+      </w:pPr>
+      <w:r>
+        <w:t>17. Supported practice, repair and portfolio</w:t>
+      </w:r>
+    </w:p>
+    <w:p>
+      <w:r>
+        <w:t>Use this supported practice once, in the browser or on paper. Keep the reserved independent assessment for a separate first attempt before teacher feedback.</w:t>
+      </w:r>
+    </w:p>
+    <w:p>
+      <w:r>
+        <w:t>Trace without storing private text. A learner request is retrieved and checked under trace identifier R17.</w:t>
+      </w:r>
+    </w:p>
+    <w:p>
+      <w:pPr>
+        <w:pStyle w:val="Heading3"/>
+      </w:pPr>
+      <w:r>
+        <w:t>Practice 1: explain the deciding evidence</w:t>
+      </w:r>
+    </w:p>
+    <w:p>
+      <w:r>
+        <w:t>Which labelled step matches this detail? Keep allowed metadata; omit private question text and names.</w:t>
+      </w:r>
+    </w:p>
+    <w:p>
+      <w:r>
+        <w:t>1. Inspect duration</w:t>
+      </w:r>
+    </w:p>
+    <w:p>
+      <w:r>
+        <w:t>2. Connect events</w:t>
+      </w:r>
+    </w:p>
+    <w:p>
+      <w:r>
+        <w:t>3. Minimise fields</w:t>
+      </w:r>
+    </w:p>
+    <w:p>
+      <w:pPr>
+        <w:pStyle w:val="Heading3"/>
+      </w:pPr>
+      <w:r>
+        <w:t>My selected conclusion, deciding fact and explanation</w:t>
+      </w:r>
+    </w:p>
+    <w:p>
+      <w:r>
+        <w:t>________________________________________________________________</w:t>
+      </w:r>
+    </w:p>
+    <w:p>
+      <w:r>
+        <w:t>________________________________________________________________</w:t>
+      </w:r>
+    </w:p>
+    <w:p>
+      <w:r>
+        <w:t>________________________________________________________________</w:t>
+      </w:r>
+    </w:p>
+    <w:p>
+      <w:r>
+        <w:t>________________________________________________________________</w:t>
+      </w:r>
+    </w:p>
+    <w:p>
+      <w:r>
+        <w:t>________________________________________________________________</w:t>
+      </w:r>
+    </w:p>
+    <w:p>
+      <w:r>
+        <w:t>Hint if needed: Read the steps in the pictorial case. Match the supplied detail to the stage that performs or records it.</w:t>
+      </w:r>
+    </w:p>
+    <w:p>
+      <w:r>
+        <w:t>After your attempt, compare with the supported explanation: Minimise fields Keep allowed metadata; omit private question text and names. Logs record events; traces connect related events. Useful debugging fields should remain within the declared privacy policy.</w:t>
+      </w:r>
+    </w:p>
+    <w:p>
+      <w:pPr>
+        <w:pStyle w:val="Heading3"/>
+      </w:pPr>
+      <w:r>
+        <w:t>Practice 2: explain the deciding evidence</w:t>
+      </w:r>
+    </w:p>
+    <w:p>
+      <w:r>
+        <w:t>Changed-case practice: A developer logs the full learner question. Which conclusion is supported by the supplied facts?</w:t>
+      </w:r>
+    </w:p>
+    <w:p>
+      <w:r>
+        <w:t>1. We can decide the result without examining the changed input or the procedure.</w:t>
+      </w:r>
+    </w:p>
+    <w:p>
+      <w:r>
+        <w:t>2. That additional field violates this logging policy.</w:t>
+      </w:r>
+    </w:p>
+    <w:p>
+      <w:r>
+        <w:t>3. This one example guarantees correct results for every future input.</w:t>
+      </w:r>
+    </w:p>
+    <w:p>
+      <w:pPr>
+        <w:pStyle w:val="Heading3"/>
+      </w:pPr>
+      <w:r>
+        <w:t>My selected conclusion, deciding fact and explanation</w:t>
+      </w:r>
+    </w:p>
+    <w:p>
+      <w:r>
+        <w:t>________________________________________________________________</w:t>
+      </w:r>
+    </w:p>
+    <w:p>
+      <w:r>
+        <w:t>________________________________________________________________</w:t>
+      </w:r>
+    </w:p>
+    <w:p>
+      <w:r>
+        <w:t>________________________________________________________________</w:t>
+      </w:r>
+    </w:p>
+    <w:p>
+      <w:r>
+        <w:t>________________________________________________________________</w:t>
+      </w:r>
+    </w:p>
+    <w:p>
+      <w:r>
+        <w:t>________________________________________________________________</w:t>
+      </w:r>
+    </w:p>
+    <w:p>
+      <w:r>
+        <w:t>Hint if needed: Use the changed condition and the deciding step in the pictorial trace. The answer must say what follows from those facts.</w:t>
+      </w:r>
+    </w:p>
+    <w:p>
+      <w:r>
+        <w:t>After your attempt, compare with the supported explanation: That additional field violates this logging policy. Debugging convenience does not authorise storing more personal information.</w:t>
+      </w:r>
+    </w:p>
+    <w:p>
+      <w:pPr>
+        <w:pStyle w:val="Heading3"/>
+      </w:pPr>
+      <w:r>
+        <w:t>Repair a missing building block</w:t>
+      </w:r>
+    </w:p>
+    <w:p>
+      <w:r>
+        <w:t>Review Failure budgets and service objectives (ai-6/11). Goal: Explain the mechanism and terminology of failure budgets and service objectives. Short practice: Calculate the maximum allowed failures among 100 requests. Does 97 successes and 3 failures meet the target, and what changes after one failure becomes a success?. Return to this week and explain what you changed.</w:t>
+      </w:r>
+    </w:p>
+    <w:p>
+      <w:r>
+        <w:t>Review Integration tests and fixtures (ai-6/9). Goal: Explain the mechanism and terminology of integration tests and fixtures. Short practice: Follow request N through the fixture and adapter. Which source and item should appear in the reply, and what precisely fails when the adapter returns M?. Return to this week and explain what you changed.</w:t>
+      </w:r>
+    </w:p>
+    <w:p>
+      <w:r>
+        <w:t>Review Least privilege and tool scopes (ai-6/6). Goal: Explain the mechanism and terminology of least privilege and tool scopes. Short practice: Classify read S2, write S2 and read S5 as permitted or denied. Identify the operation or station mismatch for each denial, then reconsider after read S5 is added to trusted scope.. Return to this week and explain what you changed.</w:t>
+      </w:r>
+    </w:p>
+    <w:p>
+      <w:pPr>
+        <w:pStyle w:val="Heading3"/>
+      </w:pPr>
+      <w:r>
+        <w:t>Keep your completed work</w:t>
+      </w:r>
+    </w:p>
+    <w:p>
+      <w:r>
+        <w:t>Use Download completed work in the hosted lesson to export your answers, reflections, practice feedback and code-run evidence. Open the HTML copy to read or print it. Drafts stay in this browser when storage is available; clear drafts on a shared device.</w:t>
+      </w:r>
+    </w:p>
     <w:sectPr>
       <w:pgSz w:w="12240" w:h="15840"/>
       <w:pgMar w:top="936" w:right="1008" w:bottom="936" w:left="1008" w:header="720" w:footer="720" w:gutter="0"/>

--- a/downloads/student/ai-6-week-12.docx
+++ b/downloads/student/ai-6-week-12.docx
@@ -42,6 +42,11 @@
       </w:r>
     </w:p>
     <w:p>
+      <w:r>
+        <w:t>Start with the target: Explain the mechanism and terminology of logs traces and privacy. Try the recall before opening notes.</w:t>
+      </w:r>
+    </w:p>
+    <w:p>
       <w:pPr>
         <w:pStyle w:val="Heading3"/>
       </w:pPr>
@@ -50,17 +55,47 @@
       </w:r>
     </w:p>
     <w:p>
-      <w:r>
-        <w:t>I can explain the mechanism and terminology of logs traces and privacy.</w:t>
-      </w:r>
-    </w:p>
-    <w:p>
-      <w:r>
+      <w:pPr>
+        <w:spacing w:line="336" w:lineRule="auto" w:after="180"/>
+      </w:pPr>
+      <w:r>
+        <w:rPr>
+          <w:b w:val="0"/>
+        </w:rPr>
+        <w:t xml:space="preserve">I can explain the </w:t>
+      </w:r>
+      <w:r>
+        <w:rPr>
+          <w:b/>
+        </w:rPr>
+        <w:t>mechanism</w:t>
+      </w:r>
+      <w:r>
+        <w:rPr>
+          <w:b w:val="0"/>
+        </w:rPr>
+        <w:t xml:space="preserve"> and terminology of logs traces and privacy.</w:t>
+      </w:r>
+    </w:p>
+    <w:p>
+      <w:pPr>
+        <w:spacing w:line="336" w:lineRule="auto" w:after="180"/>
+      </w:pPr>
+      <w:r>
+        <w:rPr>
+          <w:b w:val="0"/>
+        </w:rPr>
         <w:t>I can apply the stated procedure to a new case with a traceable result.</w:t>
       </w:r>
     </w:p>
     <w:p>
-      <w:r>
+      <w:pPr>
+        <w:spacing w:line="336" w:lineRule="auto" w:after="180"/>
+      </w:pPr>
+      <w:r>
+        <w:rPr>
+          <w:b w:val="0"/>
+        </w:rPr>
         <w:t>I can identify an assumption or limitation and design a revealing follow-up.</w:t>
       </w:r>
     </w:p>
@@ -73,47 +108,125 @@
       </w:r>
     </w:p>
     <w:p>
-      <w:r>
+      <w:pPr>
+        <w:spacing w:line="336" w:lineRule="auto" w:after="180"/>
+      </w:pPr>
+      <w:r>
+        <w:rPr>
+          <w:b w:val="0"/>
+        </w:rPr>
         <w:t>Close your notes first. A rough first answer helps us choose the right starting point; it is not a score for your ability.</w:t>
       </w:r>
     </w:p>
     <w:p>
-      <w:r>
+      <w:pPr>
+        <w:spacing w:line="336" w:lineRule="auto" w:after="180"/>
+      </w:pPr>
+      <w:r>
+        <w:rPr>
+          <w:b w:val="0"/>
+        </w:rPr>
         <w:t>Without opening the old lesson, explain one key idea from Failure budgets and service objectives. Give an example and a mistake that the idea helps you avoid.</w:t>
       </w:r>
     </w:p>
     <w:p>
-      <w:r>
+      <w:pPr>
+        <w:spacing w:line="336" w:lineRule="auto" w:after="180"/>
+      </w:pPr>
+      <w:r>
+        <w:rPr>
+          <w:b w:val="0"/>
+        </w:rPr>
         <w:t>Without opening the old lesson, explain one key idea from Integration tests and fixtures. Give an example and a mistake that the idea helps you avoid.</w:t>
       </w:r>
     </w:p>
     <w:p>
-      <w:r>
+      <w:pPr>
+        <w:spacing w:line="336" w:lineRule="auto" w:after="180"/>
+      </w:pPr>
+      <w:r>
+        <w:rPr>
+          <w:b w:val="0"/>
+        </w:rPr>
         <w:t>Without opening the old lesson, explain one key idea from Least privilege and tool scopes. Give an example and a mistake that the idea helps you avoid.</w:t>
       </w:r>
     </w:p>
     <w:p>
-      <w:r>
-        <w:t>After trying, check the relevant lesson or ask your teacher. Change the part of your explanation that the evidence shows was wrong.</w:t>
-      </w:r>
-    </w:p>
-    <w:p>
-      <w:r>
+      <w:pPr>
+        <w:spacing w:line="336" w:lineRule="auto" w:after="180"/>
+      </w:pPr>
+      <w:r>
+        <w:rPr>
+          <w:b w:val="0"/>
+        </w:rPr>
+        <w:t xml:space="preserve">After trying, check the relevant lesson or ask your teacher. Change the part of your explanation that the </w:t>
+      </w:r>
+      <w:r>
+        <w:rPr>
+          <w:b/>
+        </w:rPr>
+        <w:t>evidence</w:t>
+      </w:r>
+      <w:r>
+        <w:rPr>
+          <w:b w:val="0"/>
+        </w:rPr>
+        <w:t xml:space="preserve"> shows was wrong.</w:t>
+      </w:r>
+    </w:p>
+    <w:p>
+      <w:pPr>
+        <w:spacing w:line="336" w:lineRule="auto" w:after="180"/>
+      </w:pPr>
+      <w:r>
+        <w:rPr>
+          <w:b w:val="0"/>
+        </w:rPr>
         <w:t>This week you will practise:</w:t>
       </w:r>
     </w:p>
     <w:p>
-      <w:r>
-        <w:t>Explain the mechanism and terminology of logs traces and privacy</w:t>
-      </w:r>
-    </w:p>
-    <w:p>
-      <w:r>
+      <w:pPr>
+        <w:spacing w:line="336" w:lineRule="auto" w:after="180"/>
+      </w:pPr>
+      <w:r>
+        <w:rPr>
+          <w:b w:val="0"/>
+        </w:rPr>
+        <w:t xml:space="preserve">Explain the </w:t>
+      </w:r>
+      <w:r>
+        <w:rPr>
+          <w:b/>
+        </w:rPr>
+        <w:t>mechanism</w:t>
+      </w:r>
+      <w:r>
+        <w:rPr>
+          <w:b w:val="0"/>
+        </w:rPr>
+        <w:t xml:space="preserve"> and terminology of logs traces and privacy</w:t>
+      </w:r>
+    </w:p>
+    <w:p>
+      <w:pPr>
+        <w:spacing w:line="336" w:lineRule="auto" w:after="180"/>
+      </w:pPr>
+      <w:r>
+        <w:rPr>
+          <w:b w:val="0"/>
+        </w:rPr>
         <w:t>Apply the stated procedure to a new case with a traceable result</w:t>
       </w:r>
     </w:p>
     <w:p>
-      <w:r>
+      <w:pPr>
+        <w:spacing w:line="336" w:lineRule="auto" w:after="180"/>
+      </w:pPr>
+      <w:r>
+        <w:rPr>
+          <w:b w:val="0"/>
+        </w:rPr>
         <w:t>Identify an assumption or limitation and design a revealing follow-up</w:t>
       </w:r>
     </w:p>
@@ -126,8 +239,38 @@
       </w:r>
     </w:p>
     <w:p>
-      <w:r>
-        <w:t>Recall Failure budgets and service objectives. Explain why a recorded result needs its input conditions and evidence source before it can support a claim.</w:t>
+      <w:pPr>
+        <w:spacing w:line="336" w:lineRule="auto" w:after="180"/>
+      </w:pPr>
+      <w:r>
+        <w:rPr>
+          <w:b w:val="0"/>
+        </w:rPr>
+        <w:t xml:space="preserve">Recall Failure budgets and service objectives. Explain why a recorded result needs its </w:t>
+      </w:r>
+      <w:r>
+        <w:rPr>
+          <w:b/>
+        </w:rPr>
+        <w:t>input</w:t>
+      </w:r>
+      <w:r>
+        <w:rPr>
+          <w:b w:val="0"/>
+        </w:rPr>
+        <w:t xml:space="preserve"> conditions and </w:t>
+      </w:r>
+      <w:r>
+        <w:rPr>
+          <w:b/>
+        </w:rPr>
+        <w:t>evidence</w:t>
+      </w:r>
+      <w:r>
+        <w:rPr>
+          <w:b w:val="0"/>
+        </w:rPr>
+        <w:t xml:space="preserve"> source before it can support a claim.</w:t>
       </w:r>
     </w:p>
     <w:p>
@@ -162,7 +305,13 @@
       </w:r>
     </w:p>
     <w:p>
-      <w:r>
+      <w:pPr>
+        <w:spacing w:line="336" w:lineRule="auto" w:after="180"/>
+      </w:pPr>
+      <w:r>
+        <w:rPr>
+          <w:b w:val="0"/>
+        </w:rPr>
         <w:t>Explain logs traces and privacy using the deciding step in this fictional service.</w:t>
       </w:r>
     </w:p>
@@ -176,12 +325,64 @@
     </w:p>
     <w:p>
       <w:r>
-        <w:t>Logs support diagnosis, but excessive recording can expose private content. Trace IDs link stages without storing complete sensitive inputs.</w:t>
-      </w:r>
-    </w:p>
-    <w:p>
-      <w:r>
-        <w:t>Begin by writing the question the procedure is intended to answer. Identify the information already supplied, the information it will produce and the information still missing. These are constructed classroom examples; they do not require live accounts, private records or an external service. Do not treat a plausible explanation as a measured outcome.</w:t>
+        <w:t>Investigate the supplied Logs traces and privacy case. Separate observations, given facts and assumptions before choosing an explanation.</w:t>
+      </w:r>
+    </w:p>
+    <w:p>
+      <w:pPr>
+        <w:spacing w:line="336" w:lineRule="auto" w:after="180"/>
+      </w:pPr>
+      <w:r>
+        <w:rPr>
+          <w:b w:val="0"/>
+        </w:rPr>
+        <w:t xml:space="preserve">Logs support diagnosis, but excessive recording can expose private content. </w:t>
+      </w:r>
+      <w:r>
+        <w:rPr>
+          <w:b/>
+        </w:rPr>
+        <w:t>Trace ID</w:t>
+      </w:r>
+      <w:r>
+        <w:rPr>
+          <w:b w:val="0"/>
+        </w:rPr>
+        <w:t xml:space="preserve">s link stages without storing complete sensitive </w:t>
+      </w:r>
+      <w:r>
+        <w:rPr>
+          <w:b/>
+        </w:rPr>
+        <w:t>input</w:t>
+      </w:r>
+      <w:r>
+        <w:rPr>
+          <w:b w:val="0"/>
+        </w:rPr>
+        <w:t>s.</w:t>
+      </w:r>
+    </w:p>
+    <w:p>
+      <w:pPr>
+        <w:spacing w:line="336" w:lineRule="auto" w:after="180"/>
+      </w:pPr>
+      <w:r>
+        <w:rPr>
+          <w:b w:val="0"/>
+        </w:rPr>
+        <w:t>Begin by writing the question the procedure is intended to answer. Identify the information already supplied, the information it will produce and the information still missing.</w:t>
+      </w:r>
+    </w:p>
+    <w:p>
+      <w:pPr>
+        <w:spacing w:line="336" w:lineRule="auto" w:after="180"/>
+      </w:pPr>
+      <w:r>
+        <w:rPr>
+          <w:b w:val="0"/>
+        </w:rPr>
+        <w:t>These are constructed classroom examples; they do not require live accounts, private records or an external service. Do not treat a plausible explanation as a measured outcome.</w:t>
       </w:r>
     </w:p>
     <w:p>
@@ -217,7 +418,42 @@
     </w:p>
     <w:p>
       <w:r>
-        <w:t>For this policy log trace ID, stage, status, duration and error category; do not log passcodes, student text or teacher answers. Restrict access and declare retention.</w:t>
+        <w:t>Follow the mechanism for Logs traces and privacy. Connect each labelled input, deciding step and result.</w:t>
+      </w:r>
+    </w:p>
+    <w:p>
+      <w:pPr>
+        <w:spacing w:line="336" w:lineRule="auto" w:after="180"/>
+      </w:pPr>
+      <w:r>
+        <w:rPr>
+          <w:b w:val="0"/>
+        </w:rPr>
+        <w:t xml:space="preserve">For this policy log </w:t>
+      </w:r>
+      <w:r>
+        <w:rPr>
+          <w:b/>
+        </w:rPr>
+        <w:t>trace ID</w:t>
+      </w:r>
+      <w:r>
+        <w:rPr>
+          <w:b w:val="0"/>
+        </w:rPr>
+        <w:t xml:space="preserve">, stage, status, duration and </w:t>
+      </w:r>
+      <w:r>
+        <w:rPr>
+          <w:b/>
+        </w:rPr>
+        <w:t>error category</w:t>
+      </w:r>
+      <w:r>
+        <w:rPr>
+          <w:b w:val="0"/>
+        </w:rPr>
+        <w:t>; do not log passcodes, student text or teacher answers. Restrict access and declare retention.</w:t>
       </w:r>
     </w:p>
     <w:p>
@@ -313,8 +549,49 @@
       </w:r>
     </w:p>
     <w:p>
-      <w:r>
-        <w:t>Before applying the procedure, write its units, denominator or decision boundary where relevant. A partner should be able to repeat each step using the same inputs. If a required input is absent or violates the stated contract, record that condition explicitly instead of quietly replacing it with a convenient value.</w:t>
+      <w:pPr>
+        <w:spacing w:line="336" w:lineRule="auto" w:after="180"/>
+      </w:pPr>
+      <w:r>
+        <w:rPr>
+          <w:b w:val="0"/>
+        </w:rPr>
+        <w:t xml:space="preserve">Before applying the procedure, write its units, denominator or decision boundary where relevant. A partner should be able to repeat each step using the same </w:t>
+      </w:r>
+      <w:r>
+        <w:rPr>
+          <w:b/>
+        </w:rPr>
+        <w:t>input</w:t>
+      </w:r>
+      <w:r>
+        <w:rPr>
+          <w:b w:val="0"/>
+        </w:rPr>
+        <w:t>s.</w:t>
+      </w:r>
+    </w:p>
+    <w:p>
+      <w:pPr>
+        <w:spacing w:line="336" w:lineRule="auto" w:after="180"/>
+      </w:pPr>
+      <w:r>
+        <w:rPr>
+          <w:b w:val="0"/>
+        </w:rPr>
+        <w:t xml:space="preserve">If a required </w:t>
+      </w:r>
+      <w:r>
+        <w:rPr>
+          <w:b/>
+        </w:rPr>
+        <w:t>input</w:t>
+      </w:r>
+      <w:r>
+        <w:rPr>
+          <w:b w:val="0"/>
+        </w:rPr>
+        <w:t xml:space="preserve"> is absent or violates the stated contract, record that condition explicitly instead of quietly replacing it with a convenient value.</w:t>
       </w:r>
     </w:p>
     <w:p>
@@ -326,8 +603,26 @@
       </w:r>
     </w:p>
     <w:p>
-      <w:r>
-        <w:t>Point to the input, the deciding step and the result in this week’s visual. Explain the same step in ordinary words. A picture helps when you can say what each part represents.</w:t>
+      <w:pPr>
+        <w:spacing w:line="336" w:lineRule="auto" w:after="180"/>
+      </w:pPr>
+      <w:r>
+        <w:rPr>
+          <w:b w:val="0"/>
+        </w:rPr>
+        <w:t xml:space="preserve">Point to the </w:t>
+      </w:r>
+      <w:r>
+        <w:rPr>
+          <w:b/>
+        </w:rPr>
+        <w:t>input</w:t>
+      </w:r>
+      <w:r>
+        <w:rPr>
+          <w:b w:val="0"/>
+        </w:rPr>
+        <w:t>, the deciding step and the result in this week’s visual. Explain the same step in ordinary words. A picture helps when you can say what each part represents.</w:t>
       </w:r>
     </w:p>
     <w:p>
@@ -339,6 +634,11 @@
       </w:r>
     </w:p>
     <w:p>
+      <w:r>
+        <w:t>Compare the supplied cases for Logs traces and privacy. Identify the detail that changes the conclusion.</w:t>
+      </w:r>
+    </w:p>
+    <w:p>
       <w:pPr>
         <w:pStyle w:val="Heading3"/>
       </w:pPr>
@@ -347,7 +647,13 @@
       </w:r>
     </w:p>
     <w:p>
-      <w:r>
+      <w:pPr>
+        <w:spacing w:line="336" w:lineRule="auto" w:after="180"/>
+      </w:pPr>
+      <w:r>
+        <w:rPr>
+          <w:b w:val="0"/>
+        </w:rPr>
         <w:t>A failure record includes trace R7, status=denied and the complete student passcode. Show the intermediate steps and give the conclusion with its scope.</w:t>
       </w:r>
     </w:p>
@@ -393,17 +699,68 @@
       </w:r>
     </w:p>
     <w:p>
-      <w:r>
+      <w:pPr>
+        <w:pStyle w:val="Heading3"/>
+      </w:pPr>
+      <w:r>
+        <w:t>Change one thing</w:t>
+      </w:r>
+    </w:p>
+    <w:p>
+      <w:pPr>
+        <w:spacing w:line="336" w:lineRule="auto" w:after="180"/>
+        <w:shd w:fill="F5F1FB"/>
+      </w:pPr>
+      <w:r>
+        <w:rPr>
+          <w:b w:val="0"/>
+        </w:rPr>
         <w:t>Change: A developer logs the full learner question.</w:t>
       </w:r>
     </w:p>
     <w:p>
-      <w:r>
-        <w:t>Prediction: That additional field violates this logging policy.</w:t>
-      </w:r>
-    </w:p>
-    <w:p>
-      <w:r>
+      <w:pPr>
+        <w:pStyle w:val="Heading3"/>
+      </w:pPr>
+      <w:r>
+        <w:t>Predicted result</w:t>
+      </w:r>
+    </w:p>
+    <w:p>
+      <w:pPr>
+        <w:spacing w:line="336" w:lineRule="auto" w:after="180"/>
+        <w:shd w:fill="F1F6FC"/>
+      </w:pPr>
+      <w:r>
+        <w:rPr>
+          <w:b/>
+        </w:rPr>
+        <w:t>Prediction</w:t>
+      </w:r>
+      <w:r>
+        <w:rPr>
+          <w:b w:val="0"/>
+        </w:rPr>
+        <w:t>: That additional field violates this logging policy.</w:t>
+      </w:r>
+    </w:p>
+    <w:p>
+      <w:pPr>
+        <w:pStyle w:val="Heading3"/>
+      </w:pPr>
+      <w:r>
+        <w:t>Why the result follows</w:t>
+      </w:r>
+    </w:p>
+    <w:p>
+      <w:pPr>
+        <w:spacing w:line="336" w:lineRule="auto" w:after="180"/>
+        <w:shd w:fill="F1F6FC"/>
+      </w:pPr>
+      <w:r>
+        <w:rPr>
+          <w:b w:val="0"/>
+        </w:rPr>
         <w:t>Reason: Debugging convenience does not authorise storing more personal information.</w:t>
       </w:r>
     </w:p>
@@ -413,6 +770,11 @@
       </w:pPr>
       <w:r>
         <w:t>05. Words that unlock the idea</w:t>
+      </w:r>
+    </w:p>
+    <w:p>
+      <w:r>
+        <w:t>Use the vocabulary of Logs traces and privacy to explain a concrete decision, rather than only memorising definitions.</w:t>
       </w:r>
     </w:p>
     <w:tbl>
@@ -550,17 +912,41 @@
     </w:p>
     <w:p>
       <w:r>
+        <w:t>Follow the worked trace for Logs traces and privacy, predict a step, then compare with its explanation.</w:t>
+      </w:r>
+    </w:p>
+    <w:p>
+      <w:pPr>
+        <w:spacing w:line="336" w:lineRule="auto" w:after="180"/>
+      </w:pPr>
+      <w:r>
+        <w:rPr>
+          <w:b w:val="0"/>
+        </w:rPr>
         <w:t>A failure record includes trace R7, status=denied and the complete student passcode.</w:t>
       </w:r>
     </w:p>
     <w:p>
-      <w:r>
-        <w:t>Trace/status are useful; passcode violates the logging policy. Redact sensitive content and retain a non-sensitive error category.</w:t>
-      </w:r>
-    </w:p>
-    <w:p>
-      <w:r>
-        <w:t>Compare the intermediate evidence with the final statement. Explain why each number or decision follows from the stated inputs. The conclusion belongs to this scenario and procedure; changing the inputs, evaluation population or authority can change what it establishes. Retain the raw record so a later revision can be compared honestly.</w:t>
+      <w:pPr>
+        <w:spacing w:line="336" w:lineRule="auto" w:after="180"/>
+      </w:pPr>
+      <w:r>
+        <w:rPr>
+          <w:b w:val="0"/>
+        </w:rPr>
+        <w:t xml:space="preserve">Trace/status are useful; passcode violates the logging policy. Redact sensitive content and retain a non-sensitive </w:t>
+      </w:r>
+      <w:r>
+        <w:rPr>
+          <w:b/>
+        </w:rPr>
+        <w:t>error category</w:t>
+      </w:r>
+      <w:r>
+        <w:rPr>
+          <w:b w:val="0"/>
+        </w:rPr>
+        <w:t>.</w:t>
       </w:r>
     </w:p>
     <w:p>
@@ -568,11 +954,85 @@
         <w:pStyle w:val="Heading3"/>
       </w:pPr>
       <w:r>
+        <w:t>Worked explanation · Logs traces and privacy</w:t>
+      </w:r>
+    </w:p>
+    <w:p>
+      <w:pPr>
+        <w:spacing w:line="336" w:lineRule="auto" w:after="180"/>
+        <w:shd w:fill="F1F6FC"/>
+      </w:pPr>
+      <w:r>
+        <w:rPr>
+          <w:b w:val="0"/>
+        </w:rPr>
+        <w:t xml:space="preserve">Compare the intermediate </w:t>
+      </w:r>
+      <w:r>
+        <w:rPr>
+          <w:b/>
+        </w:rPr>
+        <w:t>evidence</w:t>
+      </w:r>
+      <w:r>
+        <w:rPr>
+          <w:b w:val="0"/>
+        </w:rPr>
+        <w:t xml:space="preserve"> with the final statement. Explain why each number or decision follows from the stated </w:t>
+      </w:r>
+      <w:r>
+        <w:rPr>
+          <w:b/>
+        </w:rPr>
+        <w:t>input</w:t>
+      </w:r>
+      <w:r>
+        <w:rPr>
+          <w:b w:val="0"/>
+        </w:rPr>
+        <w:t>s.</w:t>
+      </w:r>
+    </w:p>
+    <w:p>
+      <w:pPr>
+        <w:spacing w:line="336" w:lineRule="auto" w:after="180"/>
+        <w:shd w:fill="F1F6FC"/>
+      </w:pPr>
+      <w:r>
+        <w:rPr>
+          <w:b w:val="0"/>
+        </w:rPr>
+        <w:t xml:space="preserve">The conclusion belongs to this scenario and procedure; changing the </w:t>
+      </w:r>
+      <w:r>
+        <w:rPr>
+          <w:b/>
+        </w:rPr>
+        <w:t>input</w:t>
+      </w:r>
+      <w:r>
+        <w:rPr>
+          <w:b w:val="0"/>
+        </w:rPr>
+        <w:t>s, evaluation population or authority can change what it establishes. Retain the raw record so a later revision can be compared honestly.</w:t>
+      </w:r>
+    </w:p>
+    <w:p>
+      <w:pPr>
+        <w:pStyle w:val="Heading3"/>
+      </w:pPr>
+      <w:r>
         <w:t>Learn from the worked case</w:t>
       </w:r>
     </w:p>
     <w:p>
-      <w:r>
+      <w:pPr>
+        <w:spacing w:line="336" w:lineRule="auto" w:after="180"/>
+      </w:pPr>
+      <w:r>
+        <w:rPr>
+          <w:b w:val="0"/>
+        </w:rPr>
         <w:t>Cover the result before checking it. Say what is given, choose the procedure, and follow one step at a time. Then uncover the result and explain your first mismatch. Ask why a step is allowed, not only what number it produces.</w:t>
       </w:r>
     </w:p>
@@ -585,8 +1045,26 @@
       </w:r>
     </w:p>
     <w:p>
-      <w:r>
-        <w:t>Trace without storing private text. A learner request is retrieved and checked under trace identifier R17.</w:t>
+      <w:pPr>
+        <w:spacing w:line="336" w:lineRule="auto" w:after="180"/>
+      </w:pPr>
+      <w:r>
+        <w:rPr>
+          <w:b w:val="0"/>
+        </w:rPr>
+        <w:t xml:space="preserve">Trace without storing private text. A learner request is retrieved and checked under </w:t>
+      </w:r>
+      <w:r>
+        <w:rPr>
+          <w:b/>
+        </w:rPr>
+        <w:t>trace id</w:t>
+      </w:r>
+      <w:r>
+        <w:rPr>
+          <w:b w:val="0"/>
+        </w:rPr>
+        <w:t>entifier R17.</w:t>
       </w:r>
     </w:p>
     <w:p>
@@ -598,8 +1076,35 @@
       </w:r>
     </w:p>
     <w:p>
-      <w:r>
-        <w:t>R17 is the request trace ID; C8 is the retrieved source ID. Allowed fields also include validation pass and duration 240 ms. Raw question text is excluded.</w:t>
+      <w:pPr>
+        <w:pStyle w:val="Heading3"/>
+      </w:pPr>
+      <w:r>
+        <w:t>Supplied facts</w:t>
+      </w:r>
+    </w:p>
+    <w:p>
+      <w:pPr>
+        <w:spacing w:line="336" w:lineRule="auto" w:after="180"/>
+        <w:shd w:fill="F1F6FC"/>
+      </w:pPr>
+      <w:r>
+        <w:rPr>
+          <w:b w:val="0"/>
+        </w:rPr>
+        <w:t xml:space="preserve">R17 is the request </w:t>
+      </w:r>
+      <w:r>
+        <w:rPr>
+          <w:b/>
+        </w:rPr>
+        <w:t>trace ID</w:t>
+      </w:r>
+      <w:r>
+        <w:rPr>
+          <w:b w:val="0"/>
+        </w:rPr>
+        <w:t>; C8 is the retrieved source ID. Allowed fields also include validation pass and duration 240 ms. Raw question text is excluded.</w:t>
       </w:r>
     </w:p>
     <w:p>
@@ -762,7 +1267,22 @@
       </w:r>
     </w:p>
     <w:p>
-      <w:r>
+      <w:pPr>
+        <w:pStyle w:val="Heading3"/>
+      </w:pPr>
+      <w:r>
+        <w:t>Why the result follows</w:t>
+      </w:r>
+    </w:p>
+    <w:p>
+      <w:pPr>
+        <w:spacing w:line="336" w:lineRule="auto" w:after="180"/>
+        <w:shd w:fill="F1F6FC"/>
+      </w:pPr>
+      <w:r>
+        <w:rPr>
+          <w:b w:val="0"/>
+        </w:rPr>
         <w:t>Logs record events; traces connect related events. Useful debugging fields should remain within the declared privacy policy.</w:t>
       </w:r>
     </w:p>
@@ -775,17 +1295,68 @@
       </w:r>
     </w:p>
     <w:p>
-      <w:r>
-        <w:t>Trace identifiers can be linkable too; specify their access, retention and deletion rules.</w:t>
-      </w:r>
-    </w:p>
-    <w:p>
-      <w:r>
+      <w:pPr>
+        <w:pStyle w:val="Heading3"/>
+      </w:pPr>
+      <w:r>
+        <w:t>Keep the stated limit</w:t>
+      </w:r>
+    </w:p>
+    <w:p>
+      <w:pPr>
+        <w:spacing w:line="336" w:lineRule="auto" w:after="180"/>
+        <w:shd w:fill="FFF5E6"/>
+      </w:pPr>
+      <w:r>
+        <w:rPr>
+          <w:b/>
+        </w:rPr>
+        <w:t>Trace id</w:t>
+      </w:r>
+      <w:r>
+        <w:rPr>
+          <w:b w:val="0"/>
+        </w:rPr>
+        <w:t>entifiers can be linkable too; specify their access, retention and deletion rules.</w:t>
+      </w:r>
+    </w:p>
+    <w:p>
+      <w:pPr>
+        <w:pStyle w:val="Heading3"/>
+      </w:pPr>
+      <w:r>
+        <w:t>Keep the stated limit</w:t>
+      </w:r>
+    </w:p>
+    <w:p>
+      <w:pPr>
+        <w:spacing w:line="336" w:lineRule="auto" w:after="180"/>
+        <w:shd w:fill="FFF5E6"/>
+      </w:pPr>
+      <w:r>
+        <w:rPr>
+          <w:b w:val="0"/>
+        </w:rPr>
         <w:t>Read the labelled picture: Identify the purpose of R17, C8 and 240 ms in the trace. Which field is deliberately omitted, and why would logging the whole question violate this design?</w:t>
       </w:r>
     </w:p>
     <w:p>
-      <w:r>
+      <w:pPr>
+        <w:pStyle w:val="Heading3"/>
+      </w:pPr>
+      <w:r>
+        <w:t>Keep the stated limit</w:t>
+      </w:r>
+    </w:p>
+    <w:p>
+      <w:pPr>
+        <w:spacing w:line="336" w:lineRule="auto" w:after="180"/>
+        <w:shd w:fill="FFF5E6"/>
+      </w:pPr>
+      <w:r>
+        <w:rPr>
+          <w:b w:val="0"/>
+        </w:rPr>
         <w:t>Change one thing: A developer logs the full learner question. Predict the result before checking the explanation. What remains the same?</w:t>
       </w:r>
     </w:p>
@@ -799,12 +1370,42 @@
     </w:p>
     <w:p>
       <w:r>
-        <w:t>A trace ID can still be linkable; minimisation and role-controlled access remain necessary.</w:t>
-      </w:r>
-    </w:p>
-    <w:p>
-      <w:r>
-        <w:t>A useful check asks what would make the reasoning fail. Distinguish a failure to execute the declared procedure from a weakness in the procedure itself. The first may require a correction; the second requires an explicitly revised method and new evidence. Preserve unsuccessful cases so an improved result cannot hide the original problem.</w:t>
+        <w:t>Find the unsupported step in the Logs traces and privacy claim and explain a repair using the supplied evidence.</w:t>
+      </w:r>
+    </w:p>
+    <w:p>
+      <w:pPr>
+        <w:spacing w:line="336" w:lineRule="auto" w:after="180"/>
+      </w:pPr>
+      <w:r>
+        <w:rPr>
+          <w:b w:val="0"/>
+        </w:rPr>
+        <w:t xml:space="preserve">A </w:t>
+      </w:r>
+      <w:r>
+        <w:rPr>
+          <w:b/>
+        </w:rPr>
+        <w:t>trace ID</w:t>
+      </w:r>
+      <w:r>
+        <w:rPr>
+          <w:b w:val="0"/>
+        </w:rPr>
+        <w:t xml:space="preserve"> can still be linkable; </w:t>
+      </w:r>
+      <w:r>
+        <w:rPr>
+          <w:b/>
+        </w:rPr>
+        <w:t>minimisation</w:t>
+      </w:r>
+      <w:r>
+        <w:rPr>
+          <w:b w:val="0"/>
+        </w:rPr>
+        <w:t xml:space="preserve"> and role-controlled access remain necessary.</w:t>
       </w:r>
     </w:p>
     <w:p>
@@ -812,6 +1413,50 @@
         <w:pStyle w:val="Heading3"/>
       </w:pPr>
       <w:r>
+        <w:t>Check the claim against the facts</w:t>
+      </w:r>
+    </w:p>
+    <w:p>
+      <w:pPr>
+        <w:spacing w:line="336" w:lineRule="auto" w:after="180"/>
+        <w:shd w:fill="FFF5E6"/>
+      </w:pPr>
+      <w:r>
+        <w:rPr>
+          <w:b w:val="0"/>
+        </w:rPr>
+        <w:t>A useful check asks what would make the reasoning fail. Distinguish a failure to execute the declared procedure from a weakness in the procedure itself.</w:t>
+      </w:r>
+    </w:p>
+    <w:p>
+      <w:pPr>
+        <w:spacing w:line="336" w:lineRule="auto" w:after="180"/>
+        <w:shd w:fill="FFF5E6"/>
+      </w:pPr>
+      <w:r>
+        <w:rPr>
+          <w:b w:val="0"/>
+        </w:rPr>
+        <w:t xml:space="preserve">The first may require a correction; the second requires an explicitly revised method and new </w:t>
+      </w:r>
+      <w:r>
+        <w:rPr>
+          <w:b/>
+        </w:rPr>
+        <w:t>evidence</w:t>
+      </w:r>
+      <w:r>
+        <w:rPr>
+          <w:b w:val="0"/>
+        </w:rPr>
+        <w:t>. Preserve unsuccessful cases so an improved result cannot hide the original problem.</w:t>
+      </w:r>
+    </w:p>
+    <w:p>
+      <w:pPr>
+        <w:pStyle w:val="Heading3"/>
+      </w:pPr>
+      <w:r>
         <w:t>Guided: restate the worked result, then name the assumption or limitation that prevents a broader conclusion.</w:t>
       </w:r>
     </w:p>
@@ -849,8 +1494,38 @@
       </w:r>
     </w:p>
     <w:p>
-      <w:r>
-        <w:t>A report omits this qualification: A trace ID can still be linkable; minimisation and role-controlled access remain necessary. Explain how omitting it could change a reader's interpretation, and write an accurate replacement.</w:t>
+      <w:pPr>
+        <w:spacing w:line="336" w:lineRule="auto" w:after="180"/>
+      </w:pPr>
+      <w:r>
+        <w:rPr>
+          <w:b w:val="0"/>
+        </w:rPr>
+        <w:t xml:space="preserve">A report omits this qualification: A </w:t>
+      </w:r>
+      <w:r>
+        <w:rPr>
+          <w:b/>
+        </w:rPr>
+        <w:t>trace ID</w:t>
+      </w:r>
+      <w:r>
+        <w:rPr>
+          <w:b w:val="0"/>
+        </w:rPr>
+        <w:t xml:space="preserve"> can still be linkable; </w:t>
+      </w:r>
+      <w:r>
+        <w:rPr>
+          <w:b/>
+        </w:rPr>
+        <w:t>minimisation</w:t>
+      </w:r>
+      <w:r>
+        <w:rPr>
+          <w:b w:val="0"/>
+        </w:rPr>
+        <w:t xml:space="preserve"> and role-controlled access remain necessary. Explain how omitting it could change a reader's interpretation, and write an accurate replacement.</w:t>
       </w:r>
     </w:p>
     <w:p>
@@ -901,7 +1576,54 @@
     </w:p>
     <w:p>
       <w:r>
-        <w:t>Explain the weekly mechanism in your own words. Use the worked scenario to name its input, decision rule and output.</w:t>
+        <w:t>Practise Logs traces and privacy with support, then explain the deciding step in your own words.</w:t>
+      </w:r>
+    </w:p>
+    <w:p>
+      <w:pPr>
+        <w:spacing w:line="336" w:lineRule="auto" w:after="180"/>
+      </w:pPr>
+      <w:r>
+        <w:rPr>
+          <w:b w:val="0"/>
+        </w:rPr>
+        <w:t xml:space="preserve">Explain the weekly </w:t>
+      </w:r>
+      <w:r>
+        <w:rPr>
+          <w:b/>
+        </w:rPr>
+        <w:t>mechanism</w:t>
+      </w:r>
+      <w:r>
+        <w:rPr>
+          <w:b w:val="0"/>
+        </w:rPr>
+        <w:t xml:space="preserve"> in your own words. Use the worked scenario to name its </w:t>
+      </w:r>
+      <w:r>
+        <w:rPr>
+          <w:b/>
+        </w:rPr>
+        <w:t>input</w:t>
+      </w:r>
+      <w:r>
+        <w:rPr>
+          <w:b w:val="0"/>
+        </w:rPr>
+        <w:t xml:space="preserve">, decision rule and </w:t>
+      </w:r>
+      <w:r>
+        <w:rPr>
+          <w:b/>
+        </w:rPr>
+        <w:t>output</w:t>
+      </w:r>
+      <w:r>
+        <w:rPr>
+          <w:b w:val="0"/>
+        </w:rPr>
+        <w:t>.</w:t>
       </w:r>
     </w:p>
     <w:p>
@@ -974,8 +1696,26 @@
       </w:r>
     </w:p>
     <w:p>
-      <w:r>
-        <w:t>Use workbook W2 for the connected example “Logs traces and privacy”. First fill the input and rule boxes. Try the middle steps before asking for a hint. After a hint, try the next step yourself.</w:t>
+      <w:pPr>
+        <w:spacing w:line="336" w:lineRule="auto" w:after="180"/>
+      </w:pPr>
+      <w:r>
+        <w:rPr>
+          <w:b w:val="0"/>
+        </w:rPr>
+        <w:t xml:space="preserve">Use workbook W2 for the connected example “Logs traces and privacy”. First fill the </w:t>
+      </w:r>
+      <w:r>
+        <w:rPr>
+          <w:b/>
+        </w:rPr>
+        <w:t>input</w:t>
+      </w:r>
+      <w:r>
+        <w:rPr>
+          <w:b w:val="0"/>
+        </w:rPr>
+        <w:t xml:space="preserve"> and rule boxes. Try the middle steps before asking for a hint. After a hint, try the next step yourself.</w:t>
       </w:r>
     </w:p>
     <w:tbl>
@@ -1058,7 +1798,13 @@
       </w:tr>
     </w:tbl>
     <w:p>
-      <w:r>
+      <w:pPr>
+        <w:spacing w:line="336" w:lineRule="auto" w:after="180"/>
+      </w:pPr>
+      <w:r>
+        <w:rPr>
+          <w:b w:val="0"/>
+        </w:rPr>
         <w:t>Explain your trace to a partner. Your partner points to one step to check. Swap roles on the next case. Each person writes their own explanation.</w:t>
       </w:r>
     </w:p>
@@ -1071,12 +1817,35 @@
       </w:r>
     </w:p>
     <w:p>
-      <w:r>
-        <w:t>Use the worked case for Logs traces and privacy. Proposed explanation: “The worked result establishes every future case”. Decide whether this explanation is supported. Point to the step or supplied fact that decides; explain your repair if needed.</w:t>
-      </w:r>
-    </w:p>
-    <w:p>
-      <w:r>
+      <w:pPr>
+        <w:spacing w:line="336" w:lineRule="auto" w:after="180"/>
+      </w:pPr>
+      <w:r>
+        <w:rPr>
+          <w:b w:val="0"/>
+        </w:rPr>
+        <w:t>Use the worked case for Logs traces and privacy. Proposed explanation: “The worked result establishes every future case”. Decide whether this explanation is supported.</w:t>
+      </w:r>
+    </w:p>
+    <w:p>
+      <w:pPr>
+        <w:spacing w:line="336" w:lineRule="auto" w:after="180"/>
+      </w:pPr>
+      <w:r>
+        <w:rPr>
+          <w:b w:val="0"/>
+        </w:rPr>
+        <w:t>Point to the step or supplied fact that decides; explain your repair if needed.</w:t>
+      </w:r>
+    </w:p>
+    <w:p>
+      <w:pPr>
+        <w:spacing w:line="336" w:lineRule="auto" w:after="180"/>
+      </w:pPr>
+      <w:r>
+        <w:rPr>
+          <w:b w:val="0"/>
+        </w:rPr>
         <w:t>Answer on your own before discussion. If you are unsure, say which step you need help with.</w:t>
       </w:r>
     </w:p>
@@ -1089,7 +1858,14 @@
       </w:r>
     </w:p>
     <w:p>
-      <w:r>
+      <w:pPr>
+        <w:spacing w:line="336" w:lineRule="auto" w:after="180"/>
+        <w:shd w:fill="F5F1FB"/>
+      </w:pPr>
+      <w:r>
+        <w:rPr>
+          <w:b w:val="0"/>
+        </w:rPr>
         <w:t>Identify the purpose of R17, C8 and 240 ms in the trace. Which field is deliberately omitted, and why would logging the whole question violate this design?</w:t>
       </w:r>
     </w:p>
@@ -1122,7 +1898,13 @@
       </w:r>
     </w:p>
     <w:p>
-      <w:r>
+      <w:pPr>
+        <w:spacing w:line="336" w:lineRule="auto" w:after="180"/>
+      </w:pPr>
+      <w:r>
+        <w:rPr>
+          <w:b w:val="0"/>
+        </w:rPr>
         <w:t>This is supported practice. Keep the separately named independent case for an attempt before feedback.</w:t>
       </w:r>
     </w:p>
@@ -1135,6 +1917,11 @@
       </w:r>
     </w:p>
     <w:p>
+      <w:r>
+        <w:t>Investigate Logs traces and privacy. Record the prediction, actual observation or labelled paper trace, explanation and next test separately.</w:t>
+      </w:r>
+    </w:p>
+    <w:p>
       <w:pPr>
         <w:pStyle w:val="Heading3"/>
       </w:pPr>
@@ -1143,7 +1930,13 @@
       </w:r>
     </w:p>
     <w:p>
-      <w:r>
+      <w:pPr>
+        <w:spacing w:line="336" w:lineRule="auto" w:after="180"/>
+      </w:pPr>
+      <w:r>
+        <w:rPr>
+          <w:b w:val="0"/>
+        </w:rPr>
         <w:t>A failure record includes trace R7, status=denied and the complete student passcode. Show the intermediate steps and give the conclusion with its scope.</w:t>
       </w:r>
     </w:p>
@@ -1284,7 +2077,13 @@
       </w:tr>
     </w:tbl>
     <w:p>
-      <w:r>
+      <w:pPr>
+        <w:spacing w:line="336" w:lineRule="auto" w:after="180"/>
+      </w:pPr>
+      <w:r>
+        <w:rPr>
+          <w:b w:val="0"/>
+        </w:rPr>
         <w:t>On paper, trace the supplied procedure. If code is provided, predict before running it in a local practice file. Never write an expected answer as though it were an observed run.</w:t>
       </w:r>
     </w:p>
@@ -1297,7 +2096,13 @@
       </w:r>
     </w:p>
     <w:p>
-      <w:r>
+      <w:pPr>
+        <w:spacing w:line="336" w:lineRule="auto" w:after="180"/>
+      </w:pPr>
+      <w:r>
+        <w:rPr>
+          <w:b w:val="0"/>
+        </w:rPr>
         <w:t>Before trying: what do I expect, and why? While trying: which step could first go wrong? Afterwards: what did I actually observe, and what should change? Keep “not run” if you only traced the procedure.</w:t>
       </w:r>
     </w:p>
@@ -1310,6 +2115,11 @@
       </w:r>
     </w:p>
     <w:p>
+      <w:r>
+        <w:t>Move from recall to tracing, diagnosis and transfer in Logs traces and privacy. Explain why each step is justified.</w:t>
+      </w:r>
+    </w:p>
+    <w:p>
       <w:pPr>
         <w:pStyle w:val="Heading3"/>
       </w:pPr>
@@ -1318,18 +2128,107 @@
       </w:r>
     </w:p>
     <w:p>
-      <w:r>
-        <w:t>Explain the weekly mechanism in your own words. Use the worked scenario to name its input, decision rule and output.</w:t>
-      </w:r>
-    </w:p>
-    <w:p>
-      <w:r>
-        <w:t>A report omits this qualification: A trace ID can still be linkable; minimisation and role-controlled access remain necessary. Explain how omitting it could change a reader's interpretation, and write an accurate replacement.</w:t>
-      </w:r>
-    </w:p>
-    <w:p>
-      <w:r>
-        <w:t>For the worked scenario, propose one additional case that could reveal a failure, describe its expected outcome before running it, and explain what would need to remain fixed for a fair comparison. Do not reuse W4 as a new final test after receiving feedback.</w:t>
+      <w:pPr>
+        <w:spacing w:line="336" w:lineRule="auto" w:after="180"/>
+      </w:pPr>
+      <w:r>
+        <w:rPr>
+          <w:b w:val="0"/>
+        </w:rPr>
+        <w:t xml:space="preserve">Explain the weekly </w:t>
+      </w:r>
+      <w:r>
+        <w:rPr>
+          <w:b/>
+        </w:rPr>
+        <w:t>mechanism</w:t>
+      </w:r>
+      <w:r>
+        <w:rPr>
+          <w:b w:val="0"/>
+        </w:rPr>
+        <w:t xml:space="preserve"> in your own words. Use the worked scenario to name its </w:t>
+      </w:r>
+      <w:r>
+        <w:rPr>
+          <w:b/>
+        </w:rPr>
+        <w:t>input</w:t>
+      </w:r>
+      <w:r>
+        <w:rPr>
+          <w:b w:val="0"/>
+        </w:rPr>
+        <w:t xml:space="preserve">, decision rule and </w:t>
+      </w:r>
+      <w:r>
+        <w:rPr>
+          <w:b/>
+        </w:rPr>
+        <w:t>output</w:t>
+      </w:r>
+      <w:r>
+        <w:rPr>
+          <w:b w:val="0"/>
+        </w:rPr>
+        <w:t>.</w:t>
+      </w:r>
+    </w:p>
+    <w:p>
+      <w:pPr>
+        <w:spacing w:line="336" w:lineRule="auto" w:after="180"/>
+      </w:pPr>
+      <w:r>
+        <w:rPr>
+          <w:b w:val="0"/>
+        </w:rPr>
+        <w:t xml:space="preserve">A report omits this qualification: A </w:t>
+      </w:r>
+      <w:r>
+        <w:rPr>
+          <w:b/>
+        </w:rPr>
+        <w:t>trace ID</w:t>
+      </w:r>
+      <w:r>
+        <w:rPr>
+          <w:b w:val="0"/>
+        </w:rPr>
+        <w:t xml:space="preserve"> can still be linkable; </w:t>
+      </w:r>
+      <w:r>
+        <w:rPr>
+          <w:b/>
+        </w:rPr>
+        <w:t>minimisation</w:t>
+      </w:r>
+      <w:r>
+        <w:rPr>
+          <w:b w:val="0"/>
+        </w:rPr>
+        <w:t xml:space="preserve"> and role-controlled access remain necessary. Explain how omitting it could change a reader's interpretation, and write an accurate replacement.</w:t>
+      </w:r>
+    </w:p>
+    <w:p>
+      <w:pPr>
+        <w:spacing w:line="336" w:lineRule="auto" w:after="180"/>
+      </w:pPr>
+      <w:r>
+        <w:rPr>
+          <w:b w:val="0"/>
+        </w:rPr>
+        <w:t>For the worked scenario, propose one additional case that could reveal a failure, describe its expected outcome before running it, and explain what would need to remain fixed for a fair comparison.</w:t>
+      </w:r>
+    </w:p>
+    <w:p>
+      <w:pPr>
+        <w:spacing w:line="336" w:lineRule="auto" w:after="180"/>
+      </w:pPr>
+      <w:r>
+        <w:rPr>
+          <w:b w:val="0"/>
+        </w:rPr>
+        <w:t>Do not reuse W4 as a new final test after receiving feedback.</w:t>
       </w:r>
     </w:p>
     <w:p>
@@ -1375,7 +2274,77 @@
     </w:p>
     <w:p>
       <w:r>
-        <w:t>Add a labelled logs traces and privacy evidence sheet to Grounded Learning Service. Show how you can explain the mechanism and terminology of logs traces and privacy. Use the supplied fictional case and keep its inputs, intermediate steps, calculation or prediction, and limitation. Connect this record to last week’s record; a matching answer without a trace is insufficient.</w:t>
+        <w:t>Apply this week’s idea to Grounded Learning Service. Keep an annotated decision and the evidence supporting it.</w:t>
+      </w:r>
+    </w:p>
+    <w:p>
+      <w:pPr>
+        <w:spacing w:line="336" w:lineRule="auto" w:after="180"/>
+      </w:pPr>
+      <w:r>
+        <w:rPr>
+          <w:b w:val="0"/>
+        </w:rPr>
+        <w:t xml:space="preserve">Add a labelled logs traces and privacy </w:t>
+      </w:r>
+      <w:r>
+        <w:rPr>
+          <w:b/>
+        </w:rPr>
+        <w:t>evidence</w:t>
+      </w:r>
+      <w:r>
+        <w:rPr>
+          <w:b w:val="0"/>
+        </w:rPr>
+        <w:t xml:space="preserve"> sheet to Grounded Learning Service. Show how you can explain the </w:t>
+      </w:r>
+      <w:r>
+        <w:rPr>
+          <w:b/>
+        </w:rPr>
+        <w:t>mechanism</w:t>
+      </w:r>
+      <w:r>
+        <w:rPr>
+          <w:b w:val="0"/>
+        </w:rPr>
+        <w:t xml:space="preserve"> and terminology of logs traces and privacy.</w:t>
+      </w:r>
+    </w:p>
+    <w:p>
+      <w:pPr>
+        <w:spacing w:line="336" w:lineRule="auto" w:after="180"/>
+      </w:pPr>
+      <w:r>
+        <w:rPr>
+          <w:b w:val="0"/>
+        </w:rPr>
+        <w:t xml:space="preserve">Use the supplied fictional case and keep its </w:t>
+      </w:r>
+      <w:r>
+        <w:rPr>
+          <w:b/>
+        </w:rPr>
+        <w:t>input</w:t>
+      </w:r>
+      <w:r>
+        <w:rPr>
+          <w:b w:val="0"/>
+        </w:rPr>
+        <w:t xml:space="preserve">s, intermediate steps, calculation or </w:t>
+      </w:r>
+      <w:r>
+        <w:rPr>
+          <w:b/>
+        </w:rPr>
+        <w:t>prediction</w:t>
+      </w:r>
+      <w:r>
+        <w:rPr>
+          <w:b w:val="0"/>
+        </w:rPr>
+        <w:t>, and limitation. Connect this record to last week’s record; a matching answer without a trace is insufficient.</w:t>
       </w:r>
     </w:p>
     <w:tbl>
@@ -1503,8 +2472,26 @@
       </w:r>
     </w:p>
     <w:p>
-      <w:r>
-        <w:t>For the Grounded Learning Service, retain an annotated trace and the changed-case result. Name the contract or evidence that makes the deciding step valid, so another team can review it.</w:t>
+      <w:pPr>
+        <w:spacing w:line="336" w:lineRule="auto" w:after="180"/>
+      </w:pPr>
+      <w:r>
+        <w:rPr>
+          <w:b w:val="0"/>
+        </w:rPr>
+        <w:t xml:space="preserve">For the Grounded Learning Service, retain an annotated trace and the changed-case result. Name the contract or </w:t>
+      </w:r>
+      <w:r>
+        <w:rPr>
+          <w:b/>
+        </w:rPr>
+        <w:t>evidence</w:t>
+      </w:r>
+      <w:r>
+        <w:rPr>
+          <w:b w:val="0"/>
+        </w:rPr>
+        <w:t xml:space="preserve"> that makes the deciding step valid, so another team can review it.</w:t>
       </w:r>
     </w:p>
     <w:p>
@@ -1517,7 +2504,29 @@
     </w:p>
     <w:p>
       <w:r>
-        <w:t>Complete the supported workbook tasks before attempting W4 independently. Record any hints or help used. After feedback, use the teacher's fresh retry rather than copying the earlier answer. For a project, select a relevant new case, predict the outcome from the declared rule and preserve the result alongside any revision.</w:t>
+        <w:t>Use a genuinely new case for independent evidence. Previously discussed examples remain practice; use the separately named independent case before feedback.</w:t>
+      </w:r>
+    </w:p>
+    <w:p>
+      <w:pPr>
+        <w:spacing w:line="336" w:lineRule="auto" w:after="180"/>
+      </w:pPr>
+      <w:r>
+        <w:rPr>
+          <w:b w:val="0"/>
+        </w:rPr>
+        <w:t>Complete the supported workbook tasks before attempting W4 independently. Record any hints or help used. After feedback, use the teacher's fresh retry rather than copying the earlier answer.</w:t>
+      </w:r>
+    </w:p>
+    <w:p>
+      <w:pPr>
+        <w:spacing w:line="336" w:lineRule="auto" w:after="180"/>
+      </w:pPr>
+      <w:r>
+        <w:rPr>
+          <w:b w:val="0"/>
+        </w:rPr>
+        <w:t>For a project, select a relevant new case, predict the outcome from the declared rule and preserve the result alongside any revision.</w:t>
       </w:r>
     </w:p>
     <w:p>
@@ -1554,8 +2563,25 @@
       </w:r>
     </w:p>
     <w:p>
-      <w:r>
-        <w:t>For the worked scenario, propose one additional case that could reveal a failure, describe its expected outcome before running it, and explain what would need to remain fixed for a fair comparison. Do not reuse W4 as a new final test after receiving feedback.</w:t>
+      <w:pPr>
+        <w:spacing w:line="336" w:lineRule="auto" w:after="180"/>
+      </w:pPr>
+      <w:r>
+        <w:rPr>
+          <w:b w:val="0"/>
+        </w:rPr>
+        <w:t>For the worked scenario, propose one additional case that could reveal a failure, describe its expected outcome before running it, and explain what would need to remain fixed for a fair comparison.</w:t>
+      </w:r>
+    </w:p>
+    <w:p>
+      <w:pPr>
+        <w:spacing w:line="336" w:lineRule="auto" w:after="180"/>
+      </w:pPr>
+      <w:r>
+        <w:rPr>
+          <w:b w:val="0"/>
+        </w:rPr>
+        <w:t>Do not reuse W4 as a new final test after receiving feedback.</w:t>
       </w:r>
     </w:p>
     <w:p>
@@ -1592,6 +2618,11 @@
       </w:pPr>
       <w:r>
         <w:t>13. Study a complete case</w:t>
+      </w:r>
+    </w:p>
+    <w:p>
+      <w:r>
+        <w:t>Revisit the complete Logs traces and privacy case for supported practice. Repeated examples do not become fresh assessments.</w:t>
       </w:r>
     </w:p>
     <w:p>
@@ -1695,8 +2726,26 @@
       </w:r>
     </w:p>
     <w:p>
-      <w:r>
-        <w:t>Follow the input through the stated procedure to its result. Cover the result first, predict it, then explain every intermediate step. The text/table accompanies the figure so the example can be read without colour.</w:t>
+      <w:pPr>
+        <w:spacing w:line="336" w:lineRule="auto" w:after="180"/>
+      </w:pPr>
+      <w:r>
+        <w:rPr>
+          <w:b w:val="0"/>
+        </w:rPr>
+        <w:t xml:space="preserve">Follow the </w:t>
+      </w:r>
+      <w:r>
+        <w:rPr>
+          <w:b/>
+        </w:rPr>
+        <w:t>input</w:t>
+      </w:r>
+      <w:r>
+        <w:rPr>
+          <w:b w:val="0"/>
+        </w:rPr>
+        <w:t xml:space="preserve"> through the stated procedure to its result. Cover the result first, predict it, then explain every intermediate step. The text/table accompanies the figure so the example can be read without colour.</w:t>
       </w:r>
     </w:p>
     <w:p>
@@ -1746,6 +2795,11 @@
       </w:r>
     </w:p>
     <w:p>
+      <w:r>
+        <w:t>Attempt the reserved new case before feedback. Record support; the earlier examples below remain additional practice.</w:t>
+      </w:r>
+    </w:p>
+    <w:p>
       <w:pPr>
         <w:pStyle w:val="Heading3"/>
       </w:pPr>
@@ -1754,7 +2808,13 @@
       </w:r>
     </w:p>
     <w:p>
-      <w:r>
+      <w:pPr>
+        <w:spacing w:line="336" w:lineRule="auto" w:after="180"/>
+      </w:pPr>
+      <w:r>
+        <w:rPr>
+          <w:b w:val="0"/>
+        </w:rPr>
         <w:t>Logs contain user essay, teacher guide, stage=lookup, duration=12ms and trace T8. Select allowed fields.</w:t>
       </w:r>
     </w:p>
@@ -1802,7 +2862,13 @@
       </w:r>
     </w:p>
     <w:p>
-      <w:r>
+      <w:pPr>
+        <w:spacing w:line="336" w:lineRule="auto" w:after="180"/>
+      </w:pPr>
+      <w:r>
+        <w:rPr>
+          <w:b w:val="0"/>
+        </w:rPr>
         <w:t>Attempt this case before feedback. Record any help. Earlier examples below are further practice; a case already practised with feedback cannot establish fresh transfer.</w:t>
       </w:r>
     </w:p>
@@ -1815,7 +2881,13 @@
       </w:r>
     </w:p>
     <w:p>
-      <w:r>
+      <w:pPr>
+        <w:spacing w:line="336" w:lineRule="auto" w:after="180"/>
+      </w:pPr>
+      <w:r>
+        <w:rPr>
+          <w:b w:val="0"/>
+        </w:rPr>
         <w:t>Logs contain user essay, teacher guide, stage=lookup, duration=12ms and trace T8. Select allowed fields.</w:t>
       </w:r>
     </w:p>
@@ -1868,7 +2940,13 @@
       </w:r>
     </w:p>
     <w:p>
-      <w:r>
+      <w:pPr>
+        <w:spacing w:line="336" w:lineRule="auto" w:after="180"/>
+      </w:pPr>
+      <w:r>
+        <w:rPr>
+          <w:b w:val="0"/>
+        </w:rPr>
         <w:t>Record support used: none, hint or teacher explanation. After feedback, a different case is needed to demonstrate independence.</w:t>
       </w:r>
     </w:p>
@@ -1881,8 +2959,25 @@
       </w:r>
     </w:p>
     <w:p>
-      <w:r>
-        <w:t>Attempt the independent case before hints. Record whether you worked alone, used a hint or followed a model. After feedback, fix the first unsupported step and explain why it changed. A later check uses a changed case, not a copied answer.</w:t>
+      <w:pPr>
+        <w:spacing w:line="336" w:lineRule="auto" w:after="180"/>
+      </w:pPr>
+      <w:r>
+        <w:rPr>
+          <w:b w:val="0"/>
+        </w:rPr>
+        <w:t>Attempt the independent case before hints. Record whether you worked alone, used a hint or followed a model. After feedback, fix the first unsupported step and explain why it changed.</w:t>
+      </w:r>
+    </w:p>
+    <w:p>
+      <w:pPr>
+        <w:spacing w:line="336" w:lineRule="auto" w:after="180"/>
+      </w:pPr>
+      <w:r>
+        <w:rPr>
+          <w:b w:val="0"/>
+        </w:rPr>
+        <w:t>A later check uses a changed case, not a copied answer.</w:t>
       </w:r>
     </w:p>
     <w:p>
@@ -1895,7 +2990,30 @@
     </w:p>
     <w:p>
       <w:r>
-        <w:t>Start with this question: Trace without storing private text. A learner request is retrieved and checked under trace identifier R17.</w:t>
+        <w:t>Use this map to navigate Logs traces and privacy, connect the goals to tasks and keep one evidence record for each attempt.</w:t>
+      </w:r>
+    </w:p>
+    <w:p>
+      <w:pPr>
+        <w:spacing w:line="336" w:lineRule="auto" w:after="180"/>
+      </w:pPr>
+      <w:r>
+        <w:rPr>
+          <w:b w:val="0"/>
+        </w:rPr>
+        <w:t xml:space="preserve">Start with this question: Trace without storing private text. A learner request is retrieved and checked under </w:t>
+      </w:r>
+      <w:r>
+        <w:rPr>
+          <w:b/>
+        </w:rPr>
+        <w:t>trace id</w:t>
+      </w:r>
+      <w:r>
+        <w:rPr>
+          <w:b w:val="0"/>
+        </w:rPr>
+        <w:t>entifier R17.</w:t>
       </w:r>
     </w:p>
     <w:tbl>
@@ -2001,13 +3119,61 @@
       </w:tr>
     </w:tbl>
     <w:p>
-      <w:r>
-        <w:t>Remember → watch and explain → try with help → investigate → try independently → keep project evidence. Your teacher may spread this lesson across several classes.</w:t>
-      </w:r>
-    </w:p>
-    <w:p>
-      <w:r>
-        <w:t>Keep your first prediction. Compare it with what the evidence shows and explain any change.</w:t>
+      <w:pPr>
+        <w:spacing w:line="336" w:lineRule="auto" w:after="180"/>
+      </w:pPr>
+      <w:r>
+        <w:rPr>
+          <w:b w:val="0"/>
+        </w:rPr>
+        <w:t xml:space="preserve">Remember → watch and explain → try with help → investigate → try independently → keep project </w:t>
+      </w:r>
+      <w:r>
+        <w:rPr>
+          <w:b/>
+        </w:rPr>
+        <w:t>evidence</w:t>
+      </w:r>
+      <w:r>
+        <w:rPr>
+          <w:b w:val="0"/>
+        </w:rPr>
+        <w:t>. Your teacher may spread this lesson across several classes.</w:t>
+      </w:r>
+    </w:p>
+    <w:p>
+      <w:pPr>
+        <w:spacing w:line="336" w:lineRule="auto" w:after="180"/>
+      </w:pPr>
+      <w:r>
+        <w:rPr>
+          <w:b w:val="0"/>
+        </w:rPr>
+        <w:t xml:space="preserve">Keep your first </w:t>
+      </w:r>
+      <w:r>
+        <w:rPr>
+          <w:b/>
+        </w:rPr>
+        <w:t>prediction</w:t>
+      </w:r>
+      <w:r>
+        <w:rPr>
+          <w:b w:val="0"/>
+        </w:rPr>
+        <w:t xml:space="preserve">. Compare it with what the </w:t>
+      </w:r>
+      <w:r>
+        <w:rPr>
+          <w:b/>
+        </w:rPr>
+        <w:t>evidence</w:t>
+      </w:r>
+      <w:r>
+        <w:rPr>
+          <w:b w:val="0"/>
+        </w:rPr>
+        <w:t xml:space="preserve"> shows and explain any change.</w:t>
       </w:r>
     </w:p>
     <w:p>
@@ -2020,7 +3186,30 @@
     </w:p>
     <w:p>
       <w:r>
-        <w:t>Close your notes. Explain this goal in your own words: Explain the mechanism and terminology of logs traces and privacy</w:t>
+        <w:t>Explain Logs traces and privacy without notes, identify a remaining question and plan a later check with a changed case.</w:t>
+      </w:r>
+    </w:p>
+    <w:p>
+      <w:pPr>
+        <w:spacing w:line="336" w:lineRule="auto" w:after="180"/>
+      </w:pPr>
+      <w:r>
+        <w:rPr>
+          <w:b w:val="0"/>
+        </w:rPr>
+        <w:t xml:space="preserve">Close your notes. Explain this goal in your own words: Explain the </w:t>
+      </w:r>
+      <w:r>
+        <w:rPr>
+          <w:b/>
+        </w:rPr>
+        <w:t>mechanism</w:t>
+      </w:r>
+      <w:r>
+        <w:rPr>
+          <w:b w:val="0"/>
+        </w:rPr>
+        <w:t xml:space="preserve"> and terminology of logs traces and privacy</w:t>
       </w:r>
     </w:p>
     <w:p>
@@ -2057,13 +3246,61 @@
       </w:r>
     </w:p>
     <w:p>
-      <w:r>
-        <w:t>If you are unsure, return to the worked picture and explain one arrow. If you are ready, change an input or assumption and justify your prediction.</w:t>
-      </w:r>
-    </w:p>
-    <w:p>
-      <w:r>
-        <w:t>Save your workbook evidence. At the next review, try a different case before opening your old answer.</w:t>
+      <w:pPr>
+        <w:spacing w:line="336" w:lineRule="auto" w:after="180"/>
+      </w:pPr>
+      <w:r>
+        <w:rPr>
+          <w:b w:val="0"/>
+        </w:rPr>
+        <w:t xml:space="preserve">If you are unsure, return to the worked picture and explain one arrow. If you are ready, change an </w:t>
+      </w:r>
+      <w:r>
+        <w:rPr>
+          <w:b/>
+        </w:rPr>
+        <w:t>input</w:t>
+      </w:r>
+      <w:r>
+        <w:rPr>
+          <w:b w:val="0"/>
+        </w:rPr>
+        <w:t xml:space="preserve"> or assumption and justify your </w:t>
+      </w:r>
+      <w:r>
+        <w:rPr>
+          <w:b/>
+        </w:rPr>
+        <w:t>prediction</w:t>
+      </w:r>
+      <w:r>
+        <w:rPr>
+          <w:b w:val="0"/>
+        </w:rPr>
+        <w:t>.</w:t>
+      </w:r>
+    </w:p>
+    <w:p>
+      <w:pPr>
+        <w:spacing w:line="336" w:lineRule="auto" w:after="180"/>
+      </w:pPr>
+      <w:r>
+        <w:rPr>
+          <w:b w:val="0"/>
+        </w:rPr>
+        <w:t xml:space="preserve">Save your workbook </w:t>
+      </w:r>
+      <w:r>
+        <w:rPr>
+          <w:b/>
+        </w:rPr>
+        <w:t>evidence</w:t>
+      </w:r>
+      <w:r>
+        <w:rPr>
+          <w:b w:val="0"/>
+        </w:rPr>
+        <w:t>. At the next review, try a different case before opening your old answer.</w:t>
       </w:r>
     </w:p>
     <w:p>
@@ -2076,12 +3313,41 @@
     </w:p>
     <w:p>
       <w:r>
+        <w:t>Attempt supported questions before using hints or feedback. Review a missing building block, then keep the completed work.</w:t>
+      </w:r>
+    </w:p>
+    <w:p>
+      <w:pPr>
+        <w:spacing w:line="336" w:lineRule="auto" w:after="180"/>
+      </w:pPr>
+      <w:r>
+        <w:rPr>
+          <w:b w:val="0"/>
+        </w:rPr>
         <w:t>Use this supported practice once, in the browser or on paper. Keep the reserved independent assessment for a separate first attempt before teacher feedback.</w:t>
       </w:r>
     </w:p>
     <w:p>
-      <w:r>
-        <w:t>Trace without storing private text. A learner request is retrieved and checked under trace identifier R17.</w:t>
+      <w:pPr>
+        <w:spacing w:line="336" w:lineRule="auto" w:after="180"/>
+      </w:pPr>
+      <w:r>
+        <w:rPr>
+          <w:b w:val="0"/>
+        </w:rPr>
+        <w:t xml:space="preserve">Trace without storing private text. A learner request is retrieved and checked under </w:t>
+      </w:r>
+      <w:r>
+        <w:rPr>
+          <w:b/>
+        </w:rPr>
+        <w:t>trace id</w:t>
+      </w:r>
+      <w:r>
+        <w:rPr>
+          <w:b w:val="0"/>
+        </w:rPr>
+        <w:t>entifier R17.</w:t>
       </w:r>
     </w:p>
     <w:p>
@@ -2093,22 +3359,49 @@
       </w:r>
     </w:p>
     <w:p>
-      <w:r>
+      <w:pPr>
+        <w:spacing w:line="336" w:lineRule="auto" w:after="180"/>
+      </w:pPr>
+      <w:r>
+        <w:rPr>
+          <w:b w:val="0"/>
+        </w:rPr>
         <w:t>Which labelled step matches this detail? Keep allowed metadata; omit private question text and names.</w:t>
       </w:r>
     </w:p>
     <w:p>
-      <w:r>
+      <w:pPr>
+        <w:spacing w:line="336" w:lineRule="auto" w:after="180"/>
+        <w:shd w:fill="F4F9FC"/>
+      </w:pPr>
+      <w:r>
+        <w:rPr>
+          <w:b w:val="0"/>
+        </w:rPr>
         <w:t>1. Inspect duration</w:t>
       </w:r>
     </w:p>
     <w:p>
-      <w:r>
+      <w:pPr>
+        <w:spacing w:line="336" w:lineRule="auto" w:after="180"/>
+        <w:shd w:fill="F4F9FC"/>
+      </w:pPr>
+      <w:r>
+        <w:rPr>
+          <w:b w:val="0"/>
+        </w:rPr>
         <w:t>2. Connect events</w:t>
       </w:r>
     </w:p>
     <w:p>
-      <w:r>
+      <w:pPr>
+        <w:spacing w:line="336" w:lineRule="auto" w:after="180"/>
+        <w:shd w:fill="F4F9FC"/>
+      </w:pPr>
+      <w:r>
+        <w:rPr>
+          <w:b w:val="0"/>
+        </w:rPr>
         <w:t>3. Minimise fields</w:t>
       </w:r>
     </w:p>
@@ -2146,41 +3439,143 @@
       </w:r>
     </w:p>
     <w:p>
-      <w:r>
+      <w:pPr>
+        <w:pStyle w:val="Heading3"/>
+      </w:pPr>
+      <w:r>
+        <w:t>Hint · try first</w:t>
+      </w:r>
+    </w:p>
+    <w:p>
+      <w:pPr>
+        <w:spacing w:line="336" w:lineRule="auto" w:after="180"/>
+        <w:shd w:fill="F1F6F8"/>
+      </w:pPr>
+      <w:r>
+        <w:rPr>
+          <w:b w:val="0"/>
+        </w:rPr>
         <w:t>Hint if needed: Read the steps in the pictorial case. Match the supplied detail to the stage that performs or records it.</w:t>
       </w:r>
     </w:p>
     <w:p>
-      <w:r>
-        <w:t>After your attempt, compare with the supported explanation: Minimise fields Keep allowed metadata; omit private question text and names. Logs record events; traces connect related events. Useful debugging fields should remain within the declared privacy policy.</w:t>
-      </w:r>
-    </w:p>
-    <w:p>
       <w:pPr>
         <w:pStyle w:val="Heading3"/>
       </w:pPr>
       <w:r>
+        <w:t>Feedback · compare after trying</w:t>
+      </w:r>
+    </w:p>
+    <w:p>
+      <w:pPr>
+        <w:spacing w:line="336" w:lineRule="auto" w:after="180"/>
+        <w:shd w:fill="F1F6FC"/>
+      </w:pPr>
+      <w:r>
+        <w:rPr>
+          <w:b w:val="0"/>
+        </w:rPr>
+        <w:t>After your attempt, compare with the supported explanation: Minimise fields Keep allowed metadata; omit private question text and names. Logs record events; traces connect related events.</w:t>
+      </w:r>
+    </w:p>
+    <w:p>
+      <w:pPr>
+        <w:spacing w:line="336" w:lineRule="auto" w:after="180"/>
+        <w:shd w:fill="F1F6FC"/>
+      </w:pPr>
+      <w:r>
+        <w:rPr>
+          <w:b w:val="0"/>
+        </w:rPr>
+        <w:t>Useful debugging fields should remain within the declared privacy policy.</w:t>
+      </w:r>
+    </w:p>
+    <w:p>
+      <w:pPr>
+        <w:pStyle w:val="Heading3"/>
+      </w:pPr>
+      <w:r>
         <w:t>Practice 2: explain the deciding evidence</w:t>
       </w:r>
     </w:p>
     <w:p>
-      <w:r>
+      <w:pPr>
+        <w:pStyle w:val="Heading3"/>
+      </w:pPr>
+      <w:r>
+        <w:t>Changed case · predict first</w:t>
+      </w:r>
+    </w:p>
+    <w:p>
+      <w:pPr>
+        <w:spacing w:line="336" w:lineRule="auto" w:after="180"/>
+        <w:shd w:fill="F5F1FB"/>
+      </w:pPr>
+      <w:r>
+        <w:rPr>
+          <w:b w:val="0"/>
+        </w:rPr>
         <w:t>Changed-case practice: A developer logs the full learner question. Which conclusion is supported by the supplied facts?</w:t>
       </w:r>
     </w:p>
     <w:p>
-      <w:r>
-        <w:t>1. We can decide the result without examining the changed input or the procedure.</w:t>
-      </w:r>
-    </w:p>
-    <w:p>
-      <w:r>
+      <w:pPr>
+        <w:spacing w:line="336" w:lineRule="auto" w:after="180"/>
+        <w:shd w:fill="F4F9FC"/>
+      </w:pPr>
+      <w:r>
+        <w:rPr>
+          <w:b w:val="0"/>
+        </w:rPr>
+        <w:t xml:space="preserve">1. We can decide the result without examining the changed </w:t>
+      </w:r>
+      <w:r>
+        <w:rPr>
+          <w:b/>
+        </w:rPr>
+        <w:t>input</w:t>
+      </w:r>
+      <w:r>
+        <w:rPr>
+          <w:b w:val="0"/>
+        </w:rPr>
+        <w:t xml:space="preserve"> or the procedure.</w:t>
+      </w:r>
+    </w:p>
+    <w:p>
+      <w:pPr>
+        <w:spacing w:line="336" w:lineRule="auto" w:after="180"/>
+        <w:shd w:fill="F4F9FC"/>
+      </w:pPr>
+      <w:r>
+        <w:rPr>
+          <w:b w:val="0"/>
+        </w:rPr>
         <w:t>2. That additional field violates this logging policy.</w:t>
       </w:r>
     </w:p>
     <w:p>
-      <w:r>
-        <w:t>3. This one example guarantees correct results for every future input.</w:t>
+      <w:pPr>
+        <w:spacing w:line="336" w:lineRule="auto" w:after="180"/>
+        <w:shd w:fill="F4F9FC"/>
+      </w:pPr>
+      <w:r>
+        <w:rPr>
+          <w:b w:val="0"/>
+        </w:rPr>
+        <w:t xml:space="preserve">3. This one example guarantees correct results for every future </w:t>
+      </w:r>
+      <w:r>
+        <w:rPr>
+          <w:b/>
+        </w:rPr>
+        <w:t>input</w:t>
+      </w:r>
+      <w:r>
+        <w:rPr>
+          <w:b w:val="0"/>
+        </w:rPr>
+        <w:t>.</w:t>
       </w:r>
     </w:p>
     <w:p>
@@ -2217,12 +3612,42 @@
       </w:r>
     </w:p>
     <w:p>
-      <w:r>
+      <w:pPr>
+        <w:pStyle w:val="Heading3"/>
+      </w:pPr>
+      <w:r>
+        <w:t>Hint · try first</w:t>
+      </w:r>
+    </w:p>
+    <w:p>
+      <w:pPr>
+        <w:spacing w:line="336" w:lineRule="auto" w:after="180"/>
+        <w:shd w:fill="F1F6F8"/>
+      </w:pPr>
+      <w:r>
+        <w:rPr>
+          <w:b w:val="0"/>
+        </w:rPr>
         <w:t>Hint if needed: Use the changed condition and the deciding step in the pictorial trace. The answer must say what follows from those facts.</w:t>
       </w:r>
     </w:p>
     <w:p>
-      <w:r>
+      <w:pPr>
+        <w:pStyle w:val="Heading3"/>
+      </w:pPr>
+      <w:r>
+        <w:t>Feedback · compare after trying</w:t>
+      </w:r>
+    </w:p>
+    <w:p>
+      <w:pPr>
+        <w:spacing w:line="336" w:lineRule="auto" w:after="180"/>
+        <w:shd w:fill="F1F6FC"/>
+      </w:pPr>
+      <w:r>
+        <w:rPr>
+          <w:b w:val="0"/>
+        </w:rPr>
         <w:t>After your attempt, compare with the supported explanation: That additional field violates this logging policy. Debugging convenience does not authorise storing more personal information.</w:t>
       </w:r>
     </w:p>
@@ -2235,18 +3660,105 @@
       </w:r>
     </w:p>
     <w:p>
-      <w:r>
-        <w:t>Review Failure budgets and service objectives (ai-6/11). Goal: Explain the mechanism and terminology of failure budgets and service objectives. Short practice: Calculate the maximum allowed failures among 100 requests. Does 97 successes and 3 failures meet the target, and what changes after one failure becomes a success?. Return to this week and explain what you changed.</w:t>
-      </w:r>
-    </w:p>
-    <w:p>
-      <w:r>
-        <w:t>Review Integration tests and fixtures (ai-6/9). Goal: Explain the mechanism and terminology of integration tests and fixtures. Short practice: Follow request N through the fixture and adapter. Which source and item should appear in the reply, and what precisely fails when the adapter returns M?. Return to this week and explain what you changed.</w:t>
-      </w:r>
-    </w:p>
-    <w:p>
-      <w:r>
-        <w:t>Review Least privilege and tool scopes (ai-6/6). Goal: Explain the mechanism and terminology of least privilege and tool scopes. Short practice: Classify read S2, write S2 and read S5 as permitted or denied. Identify the operation or station mismatch for each denial, then reconsider after read S5 is added to trusted scope.. Return to this week and explain what you changed.</w:t>
+      <w:pPr>
+        <w:spacing w:line="336" w:lineRule="auto" w:after="180"/>
+      </w:pPr>
+      <w:r>
+        <w:rPr>
+          <w:b w:val="0"/>
+        </w:rPr>
+        <w:t xml:space="preserve">Review Failure budgets and service objectives (ai-6/11). Goal: Explain the </w:t>
+      </w:r>
+      <w:r>
+        <w:rPr>
+          <w:b/>
+        </w:rPr>
+        <w:t>mechanism</w:t>
+      </w:r>
+      <w:r>
+        <w:rPr>
+          <w:b w:val="0"/>
+        </w:rPr>
+        <w:t xml:space="preserve"> and terminology of failure budgets and service objectives. Short practice: Calculate the maximum allowed failures among 100 requests.</w:t>
+      </w:r>
+    </w:p>
+    <w:p>
+      <w:pPr>
+        <w:spacing w:line="336" w:lineRule="auto" w:after="180"/>
+      </w:pPr>
+      <w:r>
+        <w:rPr>
+          <w:b w:val="0"/>
+        </w:rPr>
+        <w:t>Does 97 successes and 3 failures meet the target, and what changes after one failure becomes a success?. Return to this week and explain what you changed.</w:t>
+      </w:r>
+    </w:p>
+    <w:p>
+      <w:pPr>
+        <w:spacing w:line="336" w:lineRule="auto" w:after="180"/>
+      </w:pPr>
+      <w:r>
+        <w:rPr>
+          <w:b w:val="0"/>
+        </w:rPr>
+        <w:t xml:space="preserve">Review Integration tests and fixtures (ai-6/9). Goal: Explain the </w:t>
+      </w:r>
+      <w:r>
+        <w:rPr>
+          <w:b/>
+        </w:rPr>
+        <w:t>mechanism</w:t>
+      </w:r>
+      <w:r>
+        <w:rPr>
+          <w:b w:val="0"/>
+        </w:rPr>
+        <w:t xml:space="preserve"> and terminology of integration tests and fixtures. Short practice: Follow request N through the fixture and adapter.</w:t>
+      </w:r>
+    </w:p>
+    <w:p>
+      <w:pPr>
+        <w:spacing w:line="336" w:lineRule="auto" w:after="180"/>
+      </w:pPr>
+      <w:r>
+        <w:rPr>
+          <w:b w:val="0"/>
+        </w:rPr>
+        <w:t>Which source and item should appear in the reply, and what precisely fails when the adapter returns M?. Return to this week and explain what you changed.</w:t>
+      </w:r>
+    </w:p>
+    <w:p>
+      <w:pPr>
+        <w:spacing w:line="336" w:lineRule="auto" w:after="180"/>
+      </w:pPr>
+      <w:r>
+        <w:rPr>
+          <w:b w:val="0"/>
+        </w:rPr>
+        <w:t xml:space="preserve">Review Least privilege and tool scopes (ai-6/6). Goal: Explain the </w:t>
+      </w:r>
+      <w:r>
+        <w:rPr>
+          <w:b/>
+        </w:rPr>
+        <w:t>mechanism</w:t>
+      </w:r>
+      <w:r>
+        <w:rPr>
+          <w:b w:val="0"/>
+        </w:rPr>
+        <w:t xml:space="preserve"> and terminology of least privilege and tool scopes. Short practice: Classify read S2, write S2 and read S5 as permitted or denied.</w:t>
+      </w:r>
+    </w:p>
+    <w:p>
+      <w:pPr>
+        <w:spacing w:line="336" w:lineRule="auto" w:after="180"/>
+      </w:pPr>
+      <w:r>
+        <w:rPr>
+          <w:b w:val="0"/>
+        </w:rPr>
+        <w:t>Identify the operation or station mismatch for each denial, then reconsider after read S5 is added to trusted scope.. Return to this week and explain what you changed.</w:t>
       </w:r>
     </w:p>
     <w:p>
@@ -2258,8 +3770,639 @@
       </w:r>
     </w:p>
     <w:p>
-      <w:r>
-        <w:t>Use Download completed work in the hosted lesson to export your answers, reflections, practice feedback and code-run evidence. Open the HTML copy to read or print it. Drafts stay in this browser when storage is available; clear drafts on a shared device.</w:t>
+      <w:pPr>
+        <w:spacing w:line="336" w:lineRule="auto" w:after="180"/>
+      </w:pPr>
+      <w:r>
+        <w:rPr>
+          <w:b w:val="0"/>
+        </w:rPr>
+        <w:t xml:space="preserve">Use Download completed work in the hosted lesson to export your answers, reflections, practice feedback and code-run </w:t>
+      </w:r>
+      <w:r>
+        <w:rPr>
+          <w:b/>
+        </w:rPr>
+        <w:t>evidence</w:t>
+      </w:r>
+      <w:r>
+        <w:rPr>
+          <w:b w:val="0"/>
+        </w:rPr>
+        <w:t>. Open the HTML copy to read or print it.</w:t>
+      </w:r>
+    </w:p>
+    <w:p>
+      <w:pPr>
+        <w:spacing w:line="336" w:lineRule="auto" w:after="180"/>
+      </w:pPr>
+      <w:r>
+        <w:rPr>
+          <w:b w:val="0"/>
+        </w:rPr>
+        <w:t>Drafts stay in this browser when storage is available; clear drafts on a shared device.</w:t>
+      </w:r>
+    </w:p>
+    <w:p>
+      <w:pPr>
+        <w:pStyle w:val="Heading1"/>
+      </w:pPr>
+      <w:r>
+        <w:t>18. Visual concept journey</w:t>
+      </w:r>
+    </w:p>
+    <w:p>
+      <w:r>
+        <w:t>Explain each Logs traces and privacy graphic using its labels, deciding evidence and relevant limitation.</w:t>
+      </w:r>
+    </w:p>
+    <w:p>
+      <w:pPr>
+        <w:pStyle w:val="Heading3"/>
+      </w:pPr>
+      <w:r>
+        <w:t>01. Logs traces and privacy: the case</w:t>
+      </w:r>
+    </w:p>
+    <w:p>
+      <w:r>
+        <w:drawing>
+          <wp:inline xmlns:a="http://schemas.openxmlformats.org/drawingml/2006/main" xmlns:pic="http://schemas.openxmlformats.org/drawingml/2006/picture">
+            <wp:extent cx="5486400" cy="2834640"/>
+            <wp:docPr id="2" name="Picture 2" descr="Trace without storing private text. A learner request is retrieved and checked under trace identifier R17. Supplied facts: R17 is the request trace ID; C8 is the retrieved source ID. Allowed fields also include validation pass and duration 240 ms. Raw question text is excluded."/>
+            <wp:cNvGraphicFramePr>
+              <a:graphicFrameLocks noChangeAspect="1"/>
+            </wp:cNvGraphicFramePr>
+            <a:graphic>
+              <a:graphicData uri="http://schemas.openxmlformats.org/drawingml/2006/picture">
+                <pic:pic>
+                  <pic:nvPicPr>
+                    <pic:cNvPr id="0" name="academy-story-ai-6-12-01.png"/>
+                    <pic:cNvPicPr/>
+                  </pic:nvPicPr>
+                  <pic:blipFill>
+                    <a:blip r:embed="rId10"/>
+                    <a:stretch>
+                      <a:fillRect/>
+                    </a:stretch>
+                  </pic:blipFill>
+                  <pic:spPr>
+                    <a:xfrm>
+                      <a:off x="0" y="0"/>
+                      <a:ext cx="5486400" cy="2834640"/>
+                    </a:xfrm>
+                    <a:prstGeom prst="rect"/>
+                  </pic:spPr>
+                </pic:pic>
+              </a:graphicData>
+            </a:graphic>
+          </wp:inline>
+        </w:drawing>
+      </w:r>
+    </w:p>
+    <w:p>
+      <w:pPr>
+        <w:spacing w:line="336" w:lineRule="auto" w:after="180"/>
+      </w:pPr>
+      <w:r>
+        <w:rPr>
+          <w:b w:val="0"/>
+        </w:rPr>
+        <w:t xml:space="preserve">Trace without storing private text. A learner request is retrieved and checked under </w:t>
+      </w:r>
+      <w:r>
+        <w:rPr>
+          <w:b/>
+        </w:rPr>
+        <w:t>trace id</w:t>
+      </w:r>
+      <w:r>
+        <w:rPr>
+          <w:b w:val="0"/>
+        </w:rPr>
+        <w:t xml:space="preserve">entifier R17. Supplied facts: R17 is the request </w:t>
+      </w:r>
+      <w:r>
+        <w:rPr>
+          <w:b/>
+        </w:rPr>
+        <w:t>trace ID</w:t>
+      </w:r>
+      <w:r>
+        <w:rPr>
+          <w:b w:val="0"/>
+        </w:rPr>
+        <w:t>; C8 is the retrieved source ID.</w:t>
+      </w:r>
+    </w:p>
+    <w:p>
+      <w:pPr>
+        <w:spacing w:line="336" w:lineRule="auto" w:after="180"/>
+      </w:pPr>
+      <w:r>
+        <w:rPr>
+          <w:b w:val="0"/>
+        </w:rPr>
+        <w:t>Allowed fields also include validation pass and duration 240 ms. Raw question text is excluded.</w:t>
+      </w:r>
+    </w:p>
+    <w:p>
+      <w:pPr>
+        <w:spacing w:line="336" w:lineRule="auto" w:after="180"/>
+        <w:shd w:fill="F5F1FB"/>
+      </w:pPr>
+      <w:r>
+        <w:rPr>
+          <w:b w:val="0"/>
+        </w:rPr>
+        <w:t>Point to the given fact that matters most. Explain why it matters.</w:t>
+      </w:r>
+    </w:p>
+    <w:p>
+      <w:pPr>
+        <w:pStyle w:val="Heading3"/>
+      </w:pPr>
+      <w:r>
+        <w:t>02. Follow the deciding steps</w:t>
+      </w:r>
+    </w:p>
+    <w:p>
+      <w:r>
+        <w:drawing>
+          <wp:inline xmlns:a="http://schemas.openxmlformats.org/drawingml/2006/main" xmlns:pic="http://schemas.openxmlformats.org/drawingml/2006/picture">
+            <wp:extent cx="5486400" cy="3182112"/>
+            <wp:docPr id="3" name="Picture 3" descr="Connect events: R17 links the request, retrieval and validation events. → Inspect duration: 240 ms describes this request, not the service average. → Minimise fields: Keep allowed metadata; omit private question text and names."/>
+            <wp:cNvGraphicFramePr>
+              <a:graphicFrameLocks noChangeAspect="1"/>
+            </wp:cNvGraphicFramePr>
+            <a:graphic>
+              <a:graphicData uri="http://schemas.openxmlformats.org/drawingml/2006/picture">
+                <pic:pic>
+                  <pic:nvPicPr>
+                    <pic:cNvPr id="0" name="academy-story-ai-6-12-02.png"/>
+                    <pic:cNvPicPr/>
+                  </pic:nvPicPr>
+                  <pic:blipFill>
+                    <a:blip r:embed="rId11"/>
+                    <a:stretch>
+                      <a:fillRect/>
+                    </a:stretch>
+                  </pic:blipFill>
+                  <pic:spPr>
+                    <a:xfrm>
+                      <a:off x="0" y="0"/>
+                      <a:ext cx="5486400" cy="3182112"/>
+                    </a:xfrm>
+                    <a:prstGeom prst="rect"/>
+                  </pic:spPr>
+                </pic:pic>
+              </a:graphicData>
+            </a:graphic>
+          </wp:inline>
+        </w:drawing>
+      </w:r>
+    </w:p>
+    <w:p>
+      <w:pPr>
+        <w:spacing w:line="336" w:lineRule="auto" w:after="180"/>
+      </w:pPr>
+      <w:r>
+        <w:rPr>
+          <w:b w:val="0"/>
+        </w:rPr>
+        <w:t>Connect events: R17 links the request, retrieval and validation events. → Inspect duration: 240 ms describes this request, not the service average. → Minimise fields: Keep allowed metadata; omit private question text and names.</w:t>
+      </w:r>
+    </w:p>
+    <w:p>
+      <w:pPr>
+        <w:spacing w:line="336" w:lineRule="auto" w:after="180"/>
+        <w:shd w:fill="F5F1FB"/>
+      </w:pPr>
+      <w:r>
+        <w:rPr>
+          <w:b w:val="0"/>
+        </w:rPr>
+        <w:t xml:space="preserve">Point to each numbered stage and explain which recorded </w:t>
+      </w:r>
+      <w:r>
+        <w:rPr>
+          <w:b/>
+        </w:rPr>
+        <w:t>input</w:t>
+      </w:r>
+      <w:r>
+        <w:rPr>
+          <w:b w:val="0"/>
+        </w:rPr>
+        <w:t xml:space="preserve"> it uses.</w:t>
+      </w:r>
+    </w:p>
+    <w:p>
+      <w:pPr>
+        <w:pStyle w:val="Heading3"/>
+      </w:pPr>
+      <w:r>
+        <w:t>03. Logs traces and privacy — evidence trace</w:t>
+      </w:r>
+    </w:p>
+    <w:p>
+      <w:r>
+        <w:drawing>
+          <wp:inline xmlns:a="http://schemas.openxmlformats.org/drawingml/2006/main" xmlns:pic="http://schemas.openxmlformats.org/drawingml/2006/picture">
+            <wp:extent cx="5486400" cy="2843784"/>
+            <wp:docPr id="4" name="Picture 4" descr="Logs traces and privacy — evidence trace. A failure record includes trace R7, status=denied and the complete student passcode. | For this policy log trace ID, stage, status, duration and error category; do not log passcodes, student text or teacher answers. Restrict access and declare retention. | Trace/status are useful; passcode violates the logging policy. Redact sensitive content and retain a non-sensitive error category."/>
+            <wp:cNvGraphicFramePr>
+              <a:graphicFrameLocks noChangeAspect="1"/>
+            </wp:cNvGraphicFramePr>
+            <a:graphic>
+              <a:graphicData uri="http://schemas.openxmlformats.org/drawingml/2006/picture">
+                <pic:pic>
+                  <pic:nvPicPr>
+                    <pic:cNvPr id="0" name="academy-story-ai-6-12-03.png"/>
+                    <pic:cNvPicPr/>
+                  </pic:nvPicPr>
+                  <pic:blipFill>
+                    <a:blip r:embed="rId12"/>
+                    <a:stretch>
+                      <a:fillRect/>
+                    </a:stretch>
+                  </pic:blipFill>
+                  <pic:spPr>
+                    <a:xfrm>
+                      <a:off x="0" y="0"/>
+                      <a:ext cx="5486400" cy="2843784"/>
+                    </a:xfrm>
+                    <a:prstGeom prst="rect"/>
+                  </pic:spPr>
+                </pic:pic>
+              </a:graphicData>
+            </a:graphic>
+          </wp:inline>
+        </w:drawing>
+      </w:r>
+    </w:p>
+    <w:p>
+      <w:pPr>
+        <w:spacing w:line="336" w:lineRule="auto" w:after="180"/>
+      </w:pPr>
+      <w:r>
+        <w:rPr>
+          <w:b w:val="0"/>
+        </w:rPr>
+        <w:t xml:space="preserve">Logs traces and privacy — </w:t>
+      </w:r>
+      <w:r>
+        <w:rPr>
+          <w:b/>
+        </w:rPr>
+        <w:t>evidence</w:t>
+      </w:r>
+      <w:r>
+        <w:rPr>
+          <w:b w:val="0"/>
+        </w:rPr>
+        <w:t xml:space="preserve"> trace.</w:t>
+      </w:r>
+    </w:p>
+    <w:p>
+      <w:pPr>
+        <w:spacing w:line="336" w:lineRule="auto" w:after="180"/>
+      </w:pPr>
+      <w:r>
+        <w:rPr>
+          <w:b w:val="0"/>
+        </w:rPr>
+        <w:t xml:space="preserve">A failure record includes trace R7, status=denied and the complete student passcode. | For this policy log </w:t>
+      </w:r>
+      <w:r>
+        <w:rPr>
+          <w:b/>
+        </w:rPr>
+        <w:t>trace ID</w:t>
+      </w:r>
+      <w:r>
+        <w:rPr>
+          <w:b w:val="0"/>
+        </w:rPr>
+        <w:t xml:space="preserve">, stage, status, duration and </w:t>
+      </w:r>
+      <w:r>
+        <w:rPr>
+          <w:b/>
+        </w:rPr>
+        <w:t>error category</w:t>
+      </w:r>
+      <w:r>
+        <w:rPr>
+          <w:b w:val="0"/>
+        </w:rPr>
+        <w:t>; do not log passcodes, student text or teacher answers.</w:t>
+      </w:r>
+    </w:p>
+    <w:p>
+      <w:pPr>
+        <w:spacing w:line="336" w:lineRule="auto" w:after="180"/>
+      </w:pPr>
+      <w:r>
+        <w:rPr>
+          <w:b w:val="0"/>
+        </w:rPr>
+        <w:t xml:space="preserve">Restrict access and declare retention. | Trace/status are useful; passcode violates the logging policy. Redact sensitive content and retain a non-sensitive </w:t>
+      </w:r>
+      <w:r>
+        <w:rPr>
+          <w:b/>
+        </w:rPr>
+        <w:t>error category</w:t>
+      </w:r>
+      <w:r>
+        <w:rPr>
+          <w:b w:val="0"/>
+        </w:rPr>
+        <w:t>.</w:t>
+      </w:r>
+    </w:p>
+    <w:p>
+      <w:pPr>
+        <w:spacing w:line="336" w:lineRule="auto" w:after="180"/>
+        <w:shd w:fill="F5F1FB"/>
+      </w:pPr>
+      <w:r>
+        <w:rPr>
+          <w:b w:val="0"/>
+        </w:rPr>
+        <w:t>Read the labels and values. Explain the relationship the model shows.</w:t>
+      </w:r>
+    </w:p>
+    <w:p>
+      <w:pPr>
+        <w:pStyle w:val="Heading3"/>
+      </w:pPr>
+      <w:r>
+        <w:t>04. Change one thing. Trace what follows.</w:t>
+      </w:r>
+    </w:p>
+    <w:p>
+      <w:r>
+        <w:drawing>
+          <wp:inline xmlns:a="http://schemas.openxmlformats.org/drawingml/2006/main" xmlns:pic="http://schemas.openxmlformats.org/drawingml/2006/picture">
+            <wp:extent cx="5486400" cy="3026664"/>
+            <wp:docPr id="5" name="Picture 5" descr="Original case: Keep allowed metadata; omit private question text and names. Changed condition: A developer logs the full learner question. Expected result: That additional field violates this logging policy. Reason: Debugging convenience does not authorise storing more personal information."/>
+            <wp:cNvGraphicFramePr>
+              <a:graphicFrameLocks noChangeAspect="1"/>
+            </wp:cNvGraphicFramePr>
+            <a:graphic>
+              <a:graphicData uri="http://schemas.openxmlformats.org/drawingml/2006/picture">
+                <pic:pic>
+                  <pic:nvPicPr>
+                    <pic:cNvPr id="0" name="academy-story-ai-6-12-04.png"/>
+                    <pic:cNvPicPr/>
+                  </pic:nvPicPr>
+                  <pic:blipFill>
+                    <a:blip r:embed="rId13"/>
+                    <a:stretch>
+                      <a:fillRect/>
+                    </a:stretch>
+                  </pic:blipFill>
+                  <pic:spPr>
+                    <a:xfrm>
+                      <a:off x="0" y="0"/>
+                      <a:ext cx="5486400" cy="3026664"/>
+                    </a:xfrm>
+                    <a:prstGeom prst="rect"/>
+                  </pic:spPr>
+                </pic:pic>
+              </a:graphicData>
+            </a:graphic>
+          </wp:inline>
+        </w:drawing>
+      </w:r>
+    </w:p>
+    <w:p>
+      <w:pPr>
+        <w:spacing w:line="336" w:lineRule="auto" w:after="180"/>
+      </w:pPr>
+      <w:r>
+        <w:rPr>
+          <w:b w:val="0"/>
+        </w:rPr>
+        <w:t>Original case: Keep allowed metadata; omit private question text and names. Changed condition: A developer logs the full learner question. Expected result: That additional field violates this logging policy.</w:t>
+      </w:r>
+    </w:p>
+    <w:p>
+      <w:pPr>
+        <w:spacing w:line="336" w:lineRule="auto" w:after="180"/>
+      </w:pPr>
+      <w:r>
+        <w:rPr>
+          <w:b w:val="0"/>
+        </w:rPr>
+        <w:t>Reason: Debugging convenience does not authorise storing more personal information.</w:t>
+      </w:r>
+    </w:p>
+    <w:p>
+      <w:pPr>
+        <w:spacing w:line="336" w:lineRule="auto" w:after="180"/>
+        <w:shd w:fill="F5F1FB"/>
+      </w:pPr>
+      <w:r>
+        <w:rPr>
+          <w:b w:val="0"/>
+        </w:rPr>
+        <w:t>Predict before checking the worked changed-case result. Name what changed and what the supplied facts allow you to conclude.</w:t>
+      </w:r>
+    </w:p>
+    <w:p>
+      <w:pPr>
+        <w:pStyle w:val="Heading3"/>
+      </w:pPr>
+      <w:r>
+        <w:t>05. Connect the explanation to its limit</w:t>
+      </w:r>
+    </w:p>
+    <w:p>
+      <w:r>
+        <w:drawing>
+          <wp:inline xmlns:a="http://schemas.openxmlformats.org/drawingml/2006/main" xmlns:pic="http://schemas.openxmlformats.org/drawingml/2006/picture">
+            <wp:extent cx="5486400" cy="2834640"/>
+            <wp:docPr id="6" name="Picture 6" descr="Logs record events; traces connect related events. Useful debugging fields should remain within the declared privacy policy. Limit: Trace identifiers can be linkable too; specify their access, retention and deletion rules."/>
+            <wp:cNvGraphicFramePr>
+              <a:graphicFrameLocks noChangeAspect="1"/>
+            </wp:cNvGraphicFramePr>
+            <a:graphic>
+              <a:graphicData uri="http://schemas.openxmlformats.org/drawingml/2006/picture">
+                <pic:pic>
+                  <pic:nvPicPr>
+                    <pic:cNvPr id="0" name="academy-story-ai-6-12-05.png"/>
+                    <pic:cNvPicPr/>
+                  </pic:nvPicPr>
+                  <pic:blipFill>
+                    <a:blip r:embed="rId14"/>
+                    <a:stretch>
+                      <a:fillRect/>
+                    </a:stretch>
+                  </pic:blipFill>
+                  <pic:spPr>
+                    <a:xfrm>
+                      <a:off x="0" y="0"/>
+                      <a:ext cx="5486400" cy="2834640"/>
+                    </a:xfrm>
+                    <a:prstGeom prst="rect"/>
+                  </pic:spPr>
+                </pic:pic>
+              </a:graphicData>
+            </a:graphic>
+          </wp:inline>
+        </w:drawing>
+      </w:r>
+    </w:p>
+    <w:p>
+      <w:pPr>
+        <w:spacing w:line="336" w:lineRule="auto" w:after="180"/>
+      </w:pPr>
+      <w:r>
+        <w:rPr>
+          <w:b w:val="0"/>
+        </w:rPr>
+        <w:t xml:space="preserve">Logs record events; traces connect related events. Useful debugging fields should remain within the declared privacy policy. Limit: </w:t>
+      </w:r>
+      <w:r>
+        <w:rPr>
+          <w:b/>
+        </w:rPr>
+        <w:t>Trace id</w:t>
+      </w:r>
+      <w:r>
+        <w:rPr>
+          <w:b w:val="0"/>
+        </w:rPr>
+        <w:t>entifiers can be linkable too; specify their access, retention and deletion rules.</w:t>
+      </w:r>
+    </w:p>
+    <w:p>
+      <w:pPr>
+        <w:spacing w:line="336" w:lineRule="auto" w:after="180"/>
+        <w:shd w:fill="F5F1FB"/>
+      </w:pPr>
+      <w:r>
+        <w:rPr>
+          <w:b w:val="0"/>
+        </w:rPr>
+        <w:t>Explain the case, then point to a limit on the claim.</w:t>
+      </w:r>
+    </w:p>
+    <w:p>
+      <w:pPr>
+        <w:pStyle w:val="Heading3"/>
+      </w:pPr>
+      <w:r>
+        <w:t>06. Make the idea visible in your project</w:t>
+      </w:r>
+    </w:p>
+    <w:p>
+      <w:r>
+        <w:drawing>
+          <wp:inline xmlns:a="http://schemas.openxmlformats.org/drawingml/2006/main" xmlns:pic="http://schemas.openxmlformats.org/drawingml/2006/picture">
+            <wp:extent cx="5486400" cy="3529584"/>
+            <wp:docPr id="7" name="Picture 7" descr="For the Grounded Learning Service, retain an annotated trace and the changed-case result. Name the contract or evidence that makes the deciding step valid, so another team can review it. Draw your input, deciding step, result and limit. Supported question: Identify the purpose of R17, C8 and 240 ms in the trace. Which field is deliberately omitted, and why would logging the whole question violate this design?"/>
+            <wp:cNvGraphicFramePr>
+              <a:graphicFrameLocks noChangeAspect="1"/>
+            </wp:cNvGraphicFramePr>
+            <a:graphic>
+              <a:graphicData uri="http://schemas.openxmlformats.org/drawingml/2006/picture">
+                <pic:pic>
+                  <pic:nvPicPr>
+                    <pic:cNvPr id="0" name="academy-story-ai-6-12-06.png"/>
+                    <pic:cNvPicPr/>
+                  </pic:nvPicPr>
+                  <pic:blipFill>
+                    <a:blip r:embed="rId15"/>
+                    <a:stretch>
+                      <a:fillRect/>
+                    </a:stretch>
+                  </pic:blipFill>
+                  <pic:spPr>
+                    <a:xfrm>
+                      <a:off x="0" y="0"/>
+                      <a:ext cx="5486400" cy="3529584"/>
+                    </a:xfrm>
+                    <a:prstGeom prst="rect"/>
+                  </pic:spPr>
+                </pic:pic>
+              </a:graphicData>
+            </a:graphic>
+          </wp:inline>
+        </w:drawing>
+      </w:r>
+    </w:p>
+    <w:p>
+      <w:pPr>
+        <w:spacing w:line="336" w:lineRule="auto" w:after="180"/>
+      </w:pPr>
+      <w:r>
+        <w:rPr>
+          <w:b w:val="0"/>
+        </w:rPr>
+        <w:t xml:space="preserve">For the Grounded Learning Service, retain an annotated trace and the changed-case result. Name the contract or </w:t>
+      </w:r>
+      <w:r>
+        <w:rPr>
+          <w:b/>
+        </w:rPr>
+        <w:t>evidence</w:t>
+      </w:r>
+      <w:r>
+        <w:rPr>
+          <w:b w:val="0"/>
+        </w:rPr>
+        <w:t xml:space="preserve"> that makes the deciding step valid, so another team can review it.</w:t>
+      </w:r>
+    </w:p>
+    <w:p>
+      <w:pPr>
+        <w:spacing w:line="336" w:lineRule="auto" w:after="180"/>
+      </w:pPr>
+      <w:r>
+        <w:rPr>
+          <w:b w:val="0"/>
+        </w:rPr>
+        <w:t xml:space="preserve">Draw your </w:t>
+      </w:r>
+      <w:r>
+        <w:rPr>
+          <w:b/>
+        </w:rPr>
+        <w:t>input</w:t>
+      </w:r>
+      <w:r>
+        <w:rPr>
+          <w:b w:val="0"/>
+        </w:rPr>
+        <w:t>, deciding step, result and limit. Supported question: Identify the purpose of R17, C8 and 240 ms in the trace. Which field is deliberately omitted, and why would logging the whole question violate this design?</w:t>
+      </w:r>
+    </w:p>
+    <w:p>
+      <w:pPr>
+        <w:spacing w:line="336" w:lineRule="auto" w:after="180"/>
+        <w:shd w:fill="F5F1FB"/>
+      </w:pPr>
+      <w:r>
+        <w:rPr>
+          <w:b w:val="0"/>
+        </w:rPr>
+        <w:t xml:space="preserve">Draw your project trace and justify the deciding step using </w:t>
+      </w:r>
+      <w:r>
+        <w:rPr>
+          <w:b/>
+        </w:rPr>
+        <w:t>evidence</w:t>
+      </w:r>
+      <w:r>
+        <w:rPr>
+          <w:b w:val="0"/>
+        </w:rPr>
+        <w:t>.</w:t>
       </w:r>
     </w:p>
     <w:sectPr>

--- a/downloads/student/ai-6-week-12.docx
+++ b/downloads/student/ai-6-week-12.docx
@@ -2815,7 +2815,7 @@
         <w:rPr>
           <w:b w:val="0"/>
         </w:rPr>
-        <w:t>Logs contain user essay, teacher guide, stage=lookup, duration=12ms and trace T8. Select allowed fields.</w:t>
+        <w:t>Logs contain user essay, teacher guide, stage=lookup, duration=12 ms and trace T8. Select allowed fields.</w:t>
       </w:r>
     </w:p>
     <w:p>
@@ -2888,7 +2888,7 @@
         <w:rPr>
           <w:b w:val="0"/>
         </w:rPr>
-        <w:t>Logs contain user essay, teacher guide, stage=lookup, duration=12ms and trace T8. Select allowed fields.</w:t>
+        <w:t>Logs contain user essay, teacher guide, stage=lookup, duration=12 ms and trace T8. Select allowed fields.</w:t>
       </w:r>
     </w:p>
     <w:p>

--- a/downloads/student/ai-6-week-12.docx
+++ b/downloads/student/ai-6-week-12.docx
@@ -25,12 +25,17 @@
         <w:pStyle w:val="Heading1"/>
       </w:pPr>
       <w:r>
-        <w:t>Before you start</w:t>
-      </w:r>
-    </w:p>
-    <w:p>
-      <w:r>
-        <w:t>Recall Failure budgets and service objectives. Explain why a recorded result needs its input conditions and evidence source before it can support a claim.</w:t>
+        <w:t>Link the events. Minimise the record. Preserve only permitted evidence.</w:t>
+      </w:r>
+    </w:p>
+    <w:p>
+      <w:r>
+        <w:t>Construct useful diagnostic metadata while excluding private content and keeping trace linkability and control limits explicit.</w:t>
+      </w:r>
+    </w:p>
+    <w:p>
+      <w:r>
+        <w:t>Logging policy → field-decision table → linked-span picture → value/control probes → mock builder → independent field selection.</w:t>
       </w:r>
     </w:p>
     <w:p>
@@ -38,20 +43,20 @@
         <w:pStyle w:val="Heading1"/>
       </w:pPr>
       <w:r>
-        <w:t>01. Your mission</w:t>
-      </w:r>
-    </w:p>
-    <w:p>
-      <w:r>
-        <w:t>Start with the target: Explain the mechanism and terminology of logs traces and privacy. Try the recall before opening notes.</w:t>
-      </w:r>
-    </w:p>
-    <w:p>
-      <w:pPr>
-        <w:pStyle w:val="Heading3"/>
-      </w:pPr>
-      <w:r>
-        <w:t>Your learning target</w:t>
+        <w:t>01. Connect the diagnostic events without copying private content</w:t>
+      </w:r>
+    </w:p>
+    <w:p>
+      <w:r>
+        <w:t>Useful tracing needs a declared purpose, fields, access and retention.</w:t>
+      </w:r>
+    </w:p>
+    <w:p>
+      <w:pPr>
+        <w:pStyle w:val="Heading2"/>
+      </w:pPr>
+      <w:r>
+        <w:t>Learning goals</w:t>
       </w:r>
     </w:p>
     <w:p>
@@ -101,10 +106,10 @@
     </w:p>
     <w:p>
       <w:pPr>
-        <w:pStyle w:val="Heading3"/>
-      </w:pPr>
-      <w:r>
-        <w:t>Remember before reading</w:t>
+        <w:pStyle w:val="Heading2"/>
+      </w:pPr>
+      <w:r>
+        <w:t>Retrieve preserved evaluation and diagnostic evidence</w:t>
       </w:r>
     </w:p>
     <w:p>
@@ -176,6 +181,88 @@
     </w:p>
     <w:p>
       <w:pPr>
+        <w:pStyle w:val="Heading2"/>
+      </w:pPr>
+      <w:r>
+        <w:t>Prerequisite and starting response</w:t>
+      </w:r>
+    </w:p>
+    <w:p>
+      <w:pPr>
+        <w:pStyle w:val="ListBullet"/>
+      </w:pPr>
+      <w:r>
+        <w:t>Recall Failure budgets and service objectives. Explain why a recorded result needs its input conditions and evidence source before it can support a claim.</w:t>
+      </w:r>
+    </w:p>
+    <w:p>
+      <w:pPr>
+        <w:pStyle w:val="Heading3"/>
+      </w:pPr>
+      <w:r>
+        <w:t>My starting explanation</w:t>
+      </w:r>
+    </w:p>
+    <w:p>
+      <w:r>
+        <w:t>________________________________________________________________</w:t>
+      </w:r>
+    </w:p>
+    <w:p>
+      <w:r>
+        <w:t>________________________________________________________________</w:t>
+      </w:r>
+    </w:p>
+    <w:p>
+      <w:r>
+        <w:t>________________________________________________________________</w:t>
+      </w:r>
+    </w:p>
+    <w:p>
+      <w:pPr>
+        <w:pStyle w:val="Heading2"/>
+      </w:pPr>
+      <w:r>
+        <w:t>End goal</w:t>
+      </w:r>
+    </w:p>
+    <w:p>
+      <w:pPr>
+        <w:spacing w:line="336" w:lineRule="auto" w:after="180"/>
+      </w:pPr>
+      <w:r>
+        <w:rPr>
+          <w:b w:val="0"/>
+        </w:rPr>
+        <w:t>Explain logs traces and privacy using the deciding step in this fictional service.</w:t>
+      </w:r>
+    </w:p>
+    <w:p>
+      <w:pPr>
+        <w:pStyle w:val="Heading2"/>
+      </w:pPr>
+      <w:r>
+        <w:t>Earlier wording, alternatives and picture transcripts · reference / check after trying</w:t>
+      </w:r>
+    </w:p>
+    <w:p>
+      <w:pPr>
+        <w:pStyle w:val="Heading3"/>
+      </w:pPr>
+      <w:r>
+        <w:t>Your learning target</w:t>
+      </w:r>
+    </w:p>
+    <w:p>
+      <w:pPr>
+        <w:pStyle w:val="Heading3"/>
+      </w:pPr>
+      <w:r>
+        <w:t>Remember before reading</w:t>
+      </w:r>
+    </w:p>
+    <w:p>
+      <w:pPr>
         <w:spacing w:line="336" w:lineRule="auto" w:after="180"/>
       </w:pPr>
       <w:r>
@@ -240,13 +327,84 @@
     </w:p>
     <w:p>
       <w:pPr>
+        <w:pStyle w:val="Heading3"/>
+      </w:pPr>
+      <w:r>
+        <w:t>This week’s end goal</w:t>
+      </w:r>
+    </w:p>
+    <w:p>
+      <w:pPr>
+        <w:pStyle w:val="Heading1"/>
+      </w:pPr>
+      <w:r>
+        <w:t>02. Choose fields for a purpose rather than dumping the request</w:t>
+      </w:r>
+    </w:p>
+    <w:p>
+      <w:r>
+        <w:t>Metadata can help diagnosis while still needing access and retention controls.</w:t>
+      </w:r>
+    </w:p>
+    <w:p>
+      <w:pPr>
+        <w:pStyle w:val="Heading2"/>
+      </w:pPr>
+      <w:r>
+        <w:t>Begin with a minimal denied-request record</w:t>
+      </w:r>
+    </w:p>
+    <w:p>
+      <w:pPr>
         <w:spacing w:line="336" w:lineRule="auto" w:after="180"/>
       </w:pPr>
       <w:r>
         <w:rPr>
           <w:b w:val="0"/>
         </w:rPr>
-        <w:t xml:space="preserve">Recall Failure budgets and service objectives. Explain why a recorded result needs its </w:t>
+        <w:t>A school service can record that request R7 was denied at the permission stage without copying the student’s passcode or question. The trace ID links related events; the stage and error category explain where the process stopped. Build the diagnostic record from the fields the policy actually permits.</w:t>
+      </w:r>
+    </w:p>
+    <w:p>
+      <w:pPr>
+        <w:spacing w:line="336" w:lineRule="auto" w:after="180"/>
+      </w:pPr>
+      <w:r>
+        <w:rPr>
+          <w:b w:val="0"/>
+        </w:rPr>
+        <w:t>Saving the complete request “just in case” changes the privacy consequences and is not required to preserve an honest failure report.</w:t>
+      </w:r>
+    </w:p>
+    <w:p>
+      <w:pPr>
+        <w:pStyle w:val="Heading2"/>
+      </w:pPr>
+      <w:r>
+        <w:t>Define logs, trace linkage and minimisation</w:t>
+      </w:r>
+    </w:p>
+    <w:p>
+      <w:pPr>
+        <w:spacing w:line="336" w:lineRule="auto" w:after="180"/>
+      </w:pPr>
+      <w:r>
+        <w:rPr>
+          <w:b w:val="0"/>
+        </w:rPr>
+        <w:t xml:space="preserve">Logs support diagnosis, but excessive recording can expose private content. </w:t>
+      </w:r>
+      <w:r>
+        <w:rPr>
+          <w:b/>
+        </w:rPr>
+        <w:t>Trace ID</w:t>
+      </w:r>
+      <w:r>
+        <w:rPr>
+          <w:b w:val="0"/>
+        </w:rPr>
+        <w:t xml:space="preserve">s link stages without storing complete sensitive </w:t>
       </w:r>
       <w:r>
         <w:rPr>
@@ -258,74 +416,621 @@
         <w:rPr>
           <w:b w:val="0"/>
         </w:rPr>
-        <w:t xml:space="preserve"> conditions and </w:t>
+        <w:t>s.</w:t>
+      </w:r>
+    </w:p>
+    <w:p>
+      <w:pPr>
+        <w:pStyle w:val="Heading2"/>
+      </w:pPr>
+      <w:r>
+        <w:t>Complete allowed-field and handling policy</w:t>
+      </w:r>
+    </w:p>
+    <w:tbl>
+      <w:tblPr>
+        <w:tblStyle w:val="LightShading-Accent1"/>
+        <w:tblW w:type="auto" w:w="0"/>
+        <w:tblLook w:firstColumn="1" w:firstRow="1" w:lastColumn="0" w:lastRow="0" w:noHBand="0" w:noVBand="1" w:val="04A0"/>
+      </w:tblPr>
+      <w:tblGrid>
+        <w:gridCol w:w="5112"/>
+        <w:gridCol w:w="5112"/>
+      </w:tblGrid>
+      <w:tr>
+        <w:trPr>
+          <w:tblHeader/>
+        </w:trPr>
+        <w:tc>
+          <w:tcPr>
+            <w:tcW w:type="dxa" w:w="5112"/>
+          </w:tcPr>
+          <w:p>
+            <w:r>
+              <w:t>Main classroom logging policy</w:t>
+            </w:r>
+          </w:p>
+        </w:tc>
+        <w:tc>
+          <w:tcPr>
+            <w:tcW w:type="dxa" w:w="5112"/>
+          </w:tcPr>
+          <w:p>
+            <w:r>
+              <w:t>Purpose or constraint</w:t>
+            </w:r>
+          </w:p>
+        </w:tc>
+      </w:tr>
+      <w:tr>
+        <w:tc>
+          <w:tcPr>
+            <w:tcW w:type="dxa" w:w="5112"/>
+          </w:tcPr>
+          <w:p>
+            <w:r>
+              <w:t>trace_id</w:t>
+            </w:r>
+          </w:p>
+        </w:tc>
+        <w:tc>
+          <w:tcPr>
+            <w:tcW w:type="dxa" w:w="5112"/>
+          </w:tcPr>
+          <w:p>
+            <w:r>
+              <w:t>Connect events for one request; application-issued identifier, still potentially linkable</w:t>
+            </w:r>
+          </w:p>
+        </w:tc>
+      </w:tr>
+      <w:tr>
+        <w:tc>
+          <w:tcPr>
+            <w:tcW w:type="dxa" w:w="5112"/>
+          </w:tcPr>
+          <w:p>
+            <w:r>
+              <w:t>stage</w:t>
+            </w:r>
+          </w:p>
+        </w:tc>
+        <w:tc>
+          <w:tcPr>
+            <w:tcW w:type="dxa" w:w="5112"/>
+          </w:tcPr>
+          <w:p>
+            <w:r>
+              <w:t>Controlled category: request, authorize, lookup or validate</w:t>
+            </w:r>
+          </w:p>
+        </w:tc>
+      </w:tr>
+      <w:tr>
+        <w:tc>
+          <w:tcPr>
+            <w:tcW w:type="dxa" w:w="5112"/>
+          </w:tcPr>
+          <w:p>
+            <w:r>
+              <w:t>status</w:t>
+            </w:r>
+          </w:p>
+        </w:tc>
+        <w:tc>
+          <w:tcPr>
+            <w:tcW w:type="dxa" w:w="5112"/>
+          </w:tcPr>
+          <w:p>
+            <w:r>
+              <w:t>Controlled category: ok, denied or review</w:t>
+            </w:r>
+          </w:p>
+        </w:tc>
+      </w:tr>
+      <w:tr>
+        <w:tc>
+          <w:tcPr>
+            <w:tcW w:type="dxa" w:w="5112"/>
+          </w:tcPr>
+          <w:p>
+            <w:r>
+              <w:t>duration_ms</w:t>
+            </w:r>
+          </w:p>
+        </w:tc>
+        <w:tc>
+          <w:tcPr>
+            <w:tcW w:type="dxa" w:w="5112"/>
+          </w:tcPr>
+          <w:p>
+            <w:r>
+              <w:t>Supplied nonnegative integer duration; declare the span being described</w:t>
+            </w:r>
+          </w:p>
+        </w:tc>
+      </w:tr>
+      <w:tr>
+        <w:tc>
+          <w:tcPr>
+            <w:tcW w:type="dxa" w:w="5112"/>
+          </w:tcPr>
+          <w:p>
+            <w:r>
+              <w:t>error_category</w:t>
+            </w:r>
+          </w:p>
+        </w:tc>
+        <w:tc>
+          <w:tcPr>
+            <w:tcW w:type="dxa" w:w="5112"/>
+          </w:tcPr>
+          <w:p>
+            <w:r>
+              <w:t>Controlled non-sensitive category, not an arbitrary copied exception message</w:t>
+            </w:r>
+          </w:p>
+        </w:tc>
+      </w:tr>
+      <w:tr>
+        <w:tc>
+          <w:tcPr>
+            <w:tcW w:type="dxa" w:w="5112"/>
+          </w:tcPr>
+          <w:p>
+            <w:r>
+              <w:t>Excluded fields</w:t>
+            </w:r>
+          </w:p>
+        </w:tc>
+        <w:tc>
+          <w:tcPr>
+            <w:tcW w:type="dxa" w:w="5112"/>
+          </w:tcPr>
+          <w:p>
+            <w:r>
+              <w:t>Passcodes, raw student question/essay, teacher-answer text and names</w:t>
+            </w:r>
+          </w:p>
+        </w:tc>
+      </w:tr>
+      <w:tr>
+        <w:tc>
+          <w:tcPr>
+            <w:tcW w:type="dxa" w:w="5112"/>
+          </w:tcPr>
+          <w:p>
+            <w:r>
+              <w:t>Pictured retrieval extension</w:t>
+            </w:r>
+          </w:p>
+        </w:tc>
+        <w:tc>
+          <w:tcPr>
+            <w:tcW w:type="dxa" w:w="5112"/>
+          </w:tcPr>
+          <w:p>
+            <w:r>
+              <w:t>Its explicitly approved source_id metadata, such as C8, belongs only on lookup events</w:t>
+            </w:r>
+          </w:p>
+        </w:tc>
+      </w:tr>
+      <w:tr>
+        <w:tc>
+          <w:tcPr>
+            <w:tcW w:type="dxa" w:w="5112"/>
+          </w:tcPr>
+          <w:p>
+            <w:r>
+              <w:t>Access and retention</w:t>
+            </w:r>
+          </w:p>
+        </w:tc>
+        <w:tc>
+          <w:tcPr>
+            <w:tcW w:type="dxa" w:w="5112"/>
+          </w:tcPr>
+          <w:p>
+            <w:r>
+              <w:t>Declared classroom reviewer and deletion after the exercise; implementation not supplied</w:t>
+            </w:r>
+          </w:p>
+        </w:tc>
+      </w:tr>
+      <w:tr>
+        <w:tc>
+          <w:tcPr>
+            <w:tcW w:type="dxa" w:w="5112"/>
+          </w:tcPr>
+          <w:p>
+            <w:r>
+              <w:t>Scope</w:t>
+            </w:r>
+          </w:p>
+        </w:tc>
+        <w:tc>
+          <w:tcPr>
+            <w:tcW w:type="dxa" w:w="5112"/>
+          </w:tcPr>
+          <w:p>
+            <w:r>
+              <w:t>Fictional placeholders and mock records only; no actual private data or log store</w:t>
+            </w:r>
+          </w:p>
+        </w:tc>
+      </w:tr>
+    </w:tbl>
+    <w:p>
+      <w:pPr>
+        <w:pStyle w:val="Heading2"/>
+      </w:pPr>
+      <w:r>
+        <w:t>Name supplied and missing evidence</w:t>
+      </w:r>
+    </w:p>
+    <w:p>
+      <w:pPr>
+        <w:pStyle w:val="Heading3"/>
+      </w:pPr>
+      <w:r>
+        <w:t>List the given facts and one fact that is not supplied.</w:t>
+      </w:r>
+    </w:p>
+    <w:p>
+      <w:r>
+        <w:t>________________________________________________________________</w:t>
+      </w:r>
+    </w:p>
+    <w:p>
+      <w:r>
+        <w:t>________________________________________________________________</w:t>
+      </w:r>
+    </w:p>
+    <w:p>
+      <w:r>
+        <w:t>________________________________________________________________</w:t>
+      </w:r>
+    </w:p>
+    <w:p>
+      <w:pPr>
+        <w:pStyle w:val="Heading2"/>
+      </w:pPr>
+      <w:r>
+        <w:t>Earlier wording, alternatives and picture transcripts · reference / check after trying</w:t>
+      </w:r>
+    </w:p>
+    <w:p>
+      <w:pPr>
+        <w:spacing w:line="336" w:lineRule="auto" w:after="180"/>
+      </w:pPr>
+      <w:r>
+        <w:rPr>
+          <w:b w:val="0"/>
+        </w:rPr>
+        <w:t>Begin by writing the question the procedure is intended to answer. Identify the information already supplied, the information it will produce and the information still missing.</w:t>
+      </w:r>
+    </w:p>
+    <w:p>
+      <w:pPr>
+        <w:spacing w:line="336" w:lineRule="auto" w:after="180"/>
+      </w:pPr>
+      <w:r>
+        <w:rPr>
+          <w:b w:val="0"/>
+        </w:rPr>
+        <w:t>These are constructed classroom examples; they do not require live accounts, private records or an external service. Do not treat a plausible explanation as a measured outcome.</w:t>
+      </w:r>
+    </w:p>
+    <w:p>
+      <w:pPr>
+        <w:pStyle w:val="Heading1"/>
+      </w:pPr>
+      <w:r>
+        <w:t>03. Repair the record by constructing the intended metadata</w:t>
+      </w:r>
+    </w:p>
+    <w:p>
+      <w:r>
+        <w:t>Do not print the raw record while trying to demonstrate its removal.</w:t>
+      </w:r>
+    </w:p>
+    <w:p>
+      <w:pPr>
+        <w:pStyle w:val="Heading2"/>
+      </w:pPr>
+      <w:r>
+        <w:t>Original main allowed fields and retention requirement</w:t>
+      </w:r>
+    </w:p>
+    <w:p>
+      <w:pPr>
+        <w:spacing w:line="336" w:lineRule="auto" w:after="180"/>
+      </w:pPr>
+      <w:r>
+        <w:rPr>
+          <w:b w:val="0"/>
+        </w:rPr>
+        <w:t xml:space="preserve">For this policy log </w:t>
       </w:r>
       <w:r>
         <w:rPr>
           <w:b/>
         </w:rPr>
-        <w:t>evidence</w:t>
+        <w:t>trace ID</w:t>
       </w:r>
       <w:r>
         <w:rPr>
           <w:b w:val="0"/>
         </w:rPr>
-        <w:t xml:space="preserve"> source before it can support a claim.</w:t>
-      </w:r>
-    </w:p>
-    <w:p>
-      <w:pPr>
-        <w:pStyle w:val="Heading3"/>
-      </w:pPr>
-      <w:r>
-        <w:t>My starting explanation</w:t>
-      </w:r>
-    </w:p>
-    <w:p>
-      <w:r>
-        <w:t>________________________________________________________________</w:t>
-      </w:r>
-    </w:p>
-    <w:p>
-      <w:r>
-        <w:t>________________________________________________________________</w:t>
-      </w:r>
-    </w:p>
-    <w:p>
-      <w:r>
-        <w:t>________________________________________________________________</w:t>
-      </w:r>
-    </w:p>
-    <w:p>
-      <w:pPr>
-        <w:pStyle w:val="Heading3"/>
-      </w:pPr>
-      <w:r>
-        <w:t>This week’s end goal</w:t>
-      </w:r>
-    </w:p>
-    <w:p>
-      <w:pPr>
-        <w:spacing w:line="336" w:lineRule="auto" w:after="180"/>
-      </w:pPr>
+        <w:t xml:space="preserve">, stage, status, duration and </w:t>
+      </w:r>
+      <w:r>
+        <w:rPr>
+          <w:b/>
+        </w:rPr>
+        <w:t>error category</w:t>
+      </w:r>
       <w:r>
         <w:rPr>
           <w:b w:val="0"/>
         </w:rPr>
-        <w:t>Explain logs traces and privacy using the deciding step in this fictional service.</w:t>
-      </w:r>
-    </w:p>
-    <w:p>
-      <w:pPr>
-        <w:pStyle w:val="Heading1"/>
-      </w:pPr>
-      <w:r>
-        <w:t>02. Notice the evidence</w:t>
-      </w:r>
-    </w:p>
-    <w:p>
-      <w:r>
-        <w:t>Investigate the supplied Logs traces and privacy case. Separate observations, given facts and assumptions before choosing an explanation.</w:t>
+        <w:t>; do not log passcodes, student text or teacher answers. Restrict access and declare retention.</w:t>
+      </w:r>
+    </w:p>
+    <w:p>
+      <w:pPr>
+        <w:pStyle w:val="Heading2"/>
+      </w:pPr>
+      <w:r>
+        <w:t>Complete field-by-field R7 decision</w:t>
+      </w:r>
+    </w:p>
+    <w:tbl>
+      <w:tblPr>
+        <w:tblStyle w:val="LightShading-Accent1"/>
+        <w:tblW w:type="auto" w:w="0"/>
+        <w:tblLook w:firstColumn="1" w:firstRow="1" w:lastColumn="0" w:lastRow="0" w:noHBand="0" w:noVBand="1" w:val="04A0"/>
+      </w:tblPr>
+      <w:tblGrid>
+        <w:gridCol w:w="3408"/>
+        <w:gridCol w:w="3408"/>
+        <w:gridCol w:w="3408"/>
+      </w:tblGrid>
+      <w:tr>
+        <w:trPr>
+          <w:tblHeader/>
+        </w:trPr>
+        <w:tc>
+          <w:tcPr>
+            <w:tcW w:type="dxa" w:w="3408"/>
+          </w:tcPr>
+          <w:p>
+            <w:r>
+              <w:t>Main R7 fixture field</w:t>
+            </w:r>
+          </w:p>
+        </w:tc>
+        <w:tc>
+          <w:tcPr>
+            <w:tcW w:type="dxa" w:w="3408"/>
+          </w:tcPr>
+          <w:p>
+            <w:r>
+              <w:t>Decision under the declared policy</w:t>
+            </w:r>
+          </w:p>
+        </w:tc>
+        <w:tc>
+          <w:tcPr>
+            <w:tcW w:type="dxa" w:w="3408"/>
+          </w:tcPr>
+          <w:p>
+            <w:r>
+              <w:t>Reason</w:t>
+            </w:r>
+          </w:p>
+        </w:tc>
+      </w:tr>
+      <w:tr>
+        <w:tc>
+          <w:tcPr>
+            <w:tcW w:type="dxa" w:w="3408"/>
+          </w:tcPr>
+          <w:p>
+            <w:r>
+              <w:t>trace_id R7</w:t>
+            </w:r>
+          </w:p>
+        </w:tc>
+        <w:tc>
+          <w:tcPr>
+            <w:tcW w:type="dxa" w:w="3408"/>
+          </w:tcPr>
+          <w:p>
+            <w:r>
+              <w:t>Keep controlled identifier</w:t>
+            </w:r>
+          </w:p>
+        </w:tc>
+        <w:tc>
+          <w:tcPr>
+            <w:tcW w:type="dxa" w:w="3408"/>
+          </w:tcPr>
+          <w:p>
+            <w:r>
+              <w:t>Links stages without the full request</w:t>
+            </w:r>
+          </w:p>
+        </w:tc>
+      </w:tr>
+      <w:tr>
+        <w:tc>
+          <w:tcPr>
+            <w:tcW w:type="dxa" w:w="3408"/>
+          </w:tcPr>
+          <w:p>
+            <w:r>
+              <w:t>stage authorize; status denied</w:t>
+            </w:r>
+          </w:p>
+        </w:tc>
+        <w:tc>
+          <w:tcPr>
+            <w:tcW w:type="dxa" w:w="3408"/>
+          </w:tcPr>
+          <w:p>
+            <w:r>
+              <w:t>Keep controlled categories</w:t>
+            </w:r>
+          </w:p>
+        </w:tc>
+        <w:tc>
+          <w:tcPr>
+            <w:tcW w:type="dxa" w:w="3408"/>
+          </w:tcPr>
+          <w:p>
+            <w:r>
+              <w:t>Explains the stopping point</w:t>
+            </w:r>
+          </w:p>
+        </w:tc>
+      </w:tr>
+      <w:tr>
+        <w:tc>
+          <w:tcPr>
+            <w:tcW w:type="dxa" w:w="3408"/>
+          </w:tcPr>
+          <w:p>
+            <w:r>
+              <w:t>duration 3 ms, error permission_denied</w:t>
+            </w:r>
+          </w:p>
+        </w:tc>
+        <w:tc>
+          <w:tcPr>
+            <w:tcW w:type="dxa" w:w="3408"/>
+          </w:tcPr>
+          <w:p>
+            <w:r>
+              <w:t>Keep supplied mock metadata</w:t>
+            </w:r>
+          </w:p>
+        </w:tc>
+        <w:tc>
+          <w:tcPr>
+            <w:tcW w:type="dxa" w:w="3408"/>
+          </w:tcPr>
+          <w:p>
+            <w:r>
+              <w:t>Duration/category have declared types and purpose</w:t>
+            </w:r>
+          </w:p>
+        </w:tc>
+      </w:tr>
+      <w:tr>
+        <w:tc>
+          <w:tcPr>
+            <w:tcW w:type="dxa" w:w="3408"/>
+          </w:tcPr>
+          <w:p>
+            <w:r>
+              <w:t>Complete passcode value</w:t>
+            </w:r>
+          </w:p>
+        </w:tc>
+        <w:tc>
+          <w:tcPr>
+            <w:tcW w:type="dxa" w:w="3408"/>
+          </w:tcPr>
+          <w:p>
+            <w:r>
+              <w:t>Exclude field and value</w:t>
+            </w:r>
+          </w:p>
+        </w:tc>
+        <w:tc>
+          <w:tcPr>
+            <w:tcW w:type="dxa" w:w="3408"/>
+          </w:tcPr>
+          <w:p>
+            <w:r>
+              <w:t>Not needed for this diagnostic record</w:t>
+            </w:r>
+          </w:p>
+        </w:tc>
+      </w:tr>
+      <w:tr>
+        <w:tc>
+          <w:tcPr>
+            <w:tcW w:type="dxa" w:w="3408"/>
+          </w:tcPr>
+          <w:p>
+            <w:r>
+              <w:t>Student text or teacher answer</w:t>
+            </w:r>
+          </w:p>
+        </w:tc>
+        <w:tc>
+          <w:tcPr>
+            <w:tcW w:type="dxa" w:w="3408"/>
+          </w:tcPr>
+          <w:p>
+            <w:r>
+              <w:t>Exclude field and value</w:t>
+            </w:r>
+          </w:p>
+        </w:tc>
+        <w:tc>
+          <w:tcPr>
+            <w:tcW w:type="dxa" w:w="3408"/>
+          </w:tcPr>
+          <w:p>
+            <w:r>
+              <w:t>Outside the stated logging policy</w:t>
+            </w:r>
+          </w:p>
+        </w:tc>
+      </w:tr>
+      <w:tr>
+        <w:tc>
+          <w:tcPr>
+            <w:tcW w:type="dxa" w:w="3408"/>
+          </w:tcPr>
+          <w:p>
+            <w:r>
+              <w:t>Later comparison artifact</w:t>
+            </w:r>
+          </w:p>
+        </w:tc>
+        <w:tc>
+          <w:tcPr>
+            <w:tcW w:type="dxa" w:w="3408"/>
+          </w:tcPr>
+          <w:p>
+            <w:r>
+              <w:t>Keep sanitized diagnostic record</w:t>
+            </w:r>
+          </w:p>
+        </w:tc>
+        <w:tc>
+          <w:tcPr>
+            <w:tcW w:type="dxa" w:w="3408"/>
+          </w:tcPr>
+          <w:p>
+            <w:r>
+              <w:t>Honest history does not require retaining private raw content</w:t>
+            </w:r>
+          </w:p>
+        </w:tc>
+      </w:tr>
+    </w:tbl>
+    <w:p>
+      <w:pPr>
+        <w:pStyle w:val="Heading2"/>
+      </w:pPr>
+      <w:r>
+        <w:t>State the policy before processing</w:t>
       </w:r>
     </w:p>
     <w:p>
@@ -336,19 +1041,7 @@
         <w:rPr>
           <w:b w:val="0"/>
         </w:rPr>
-        <w:t xml:space="preserve">Logs support diagnosis, but excessive recording can expose private content. </w:t>
-      </w:r>
-      <w:r>
-        <w:rPr>
-          <w:b/>
-        </w:rPr>
-        <w:t>Trace ID</w:t>
-      </w:r>
-      <w:r>
-        <w:rPr>
-          <w:b w:val="0"/>
-        </w:rPr>
-        <w:t xml:space="preserve">s link stages without storing complete sensitive </w:t>
+        <w:t xml:space="preserve">Before applying the procedure, write its units, denominator or decision boundary where relevant. A partner should be able to repeat each step using the same </w:t>
       </w:r>
       <w:r>
         <w:rPr>
@@ -371,54 +1064,27 @@
         <w:rPr>
           <w:b w:val="0"/>
         </w:rPr>
-        <w:t>Begin by writing the question the procedure is intended to answer. Identify the information already supplied, the information it will produce and the information still missing.</w:t>
-      </w:r>
-    </w:p>
-    <w:p>
-      <w:pPr>
-        <w:spacing w:line="336" w:lineRule="auto" w:after="180"/>
-      </w:pPr>
+        <w:t xml:space="preserve">If a required </w:t>
+      </w:r>
+      <w:r>
+        <w:rPr>
+          <w:b/>
+        </w:rPr>
+        <w:t>input</w:t>
+      </w:r>
       <w:r>
         <w:rPr>
           <w:b w:val="0"/>
         </w:rPr>
-        <w:t>These are constructed classroom examples; they do not require live accounts, private records or an external service. Do not treat a plausible explanation as a measured outcome.</w:t>
-      </w:r>
-    </w:p>
-    <w:p>
-      <w:pPr>
-        <w:pStyle w:val="Heading3"/>
-      </w:pPr>
-      <w:r>
-        <w:t>List the given facts and one fact that is not supplied.</w:t>
-      </w:r>
-    </w:p>
-    <w:p>
-      <w:r>
-        <w:t>________________________________________________________________</w:t>
-      </w:r>
-    </w:p>
-    <w:p>
-      <w:r>
-        <w:t>________________________________________________________________</w:t>
-      </w:r>
-    </w:p>
-    <w:p>
-      <w:r>
-        <w:t>________________________________________________________________</w:t>
-      </w:r>
-    </w:p>
-    <w:p>
-      <w:pPr>
-        <w:pStyle w:val="Heading1"/>
-      </w:pPr>
-      <w:r>
-        <w:t>03. See how it works</w:t>
-      </w:r>
-    </w:p>
-    <w:p>
-      <w:r>
-        <w:t>Follow the mechanism for Logs traces and privacy. Connect each labelled input, deciding step and result.</w:t>
+        <w:t xml:space="preserve"> is absent or violates the stated contract, record that condition explicitly instead of quietly replacing it with a convenient value.</w:t>
+      </w:r>
+    </w:p>
+    <w:p>
+      <w:pPr>
+        <w:pStyle w:val="Heading2"/>
+      </w:pPr>
+      <w:r>
+        <w:t>Explain the visual</w:t>
       </w:r>
     </w:p>
     <w:p>
@@ -429,31 +1095,27 @@
         <w:rPr>
           <w:b w:val="0"/>
         </w:rPr>
-        <w:t xml:space="preserve">For this policy log </w:t>
+        <w:t xml:space="preserve">Point to the </w:t>
       </w:r>
       <w:r>
         <w:rPr>
           <w:b/>
         </w:rPr>
-        <w:t>trace ID</w:t>
+        <w:t>input</w:t>
       </w:r>
       <w:r>
         <w:rPr>
           <w:b w:val="0"/>
         </w:rPr>
-        <w:t xml:space="preserve">, stage, status, duration and </w:t>
-      </w:r>
-      <w:r>
-        <w:rPr>
-          <w:b/>
-        </w:rPr>
-        <w:t>error category</w:t>
-      </w:r>
-      <w:r>
-        <w:rPr>
-          <w:b w:val="0"/>
-        </w:rPr>
-        <w:t>; do not log passcodes, student text or teacher answers. Restrict access and declare retention.</w:t>
+        <w:t>, the deciding step and the result in this week’s visual. Explain the same step in ordinary words. A picture helps when you can say what each part represents.</w:t>
+      </w:r>
+    </w:p>
+    <w:p>
+      <w:pPr>
+        <w:pStyle w:val="Heading2"/>
+      </w:pPr>
+      <w:r>
+        <w:t>Earlier wording, alternatives and picture transcripts · reference / check after trying</w:t>
       </w:r>
     </w:p>
     <w:p>
@@ -550,13 +1212,234 @@
     </w:p>
     <w:p>
       <w:pPr>
+        <w:pStyle w:val="Heading3"/>
+      </w:pPr>
+      <w:r>
+        <w:t>Connect the picture and the explanation</w:t>
+      </w:r>
+    </w:p>
+    <w:p>
+      <w:pPr>
+        <w:pStyle w:val="Heading1"/>
+      </w:pPr>
+      <w:r>
+        <w:t>04. Change one logged field and predict the policy failure</w:t>
+      </w:r>
+    </w:p>
+    <w:p>
+      <w:r>
+        <w:t>Keep the same diagnostic purpose and allowed-field rules.</w:t>
+      </w:r>
+    </w:p>
+    <w:p>
+      <w:pPr>
+        <w:pStyle w:val="Heading2"/>
+      </w:pPr>
+      <w:r>
+        <w:t>Current task and response</w:t>
+      </w:r>
+    </w:p>
+    <w:p>
+      <w:pPr>
+        <w:pStyle w:val="ListBullet"/>
+      </w:pPr>
+      <w:r>
+        <w:t>A failure record includes trace R7, status=denied and the complete student passcode. Show the intermediate steps and give the conclusion with its scope.</w:t>
+      </w:r>
+    </w:p>
+    <w:p>
+      <w:pPr>
+        <w:pStyle w:val="Heading3"/>
+      </w:pPr>
+      <w:r>
+        <w:t>Keep the procedure fixed. Explain what changed in the inputs and result.</w:t>
+      </w:r>
+    </w:p>
+    <w:p>
+      <w:r>
+        <w:t>________________________________________________________________</w:t>
+      </w:r>
+    </w:p>
+    <w:p>
+      <w:r>
+        <w:t>________________________________________________________________</w:t>
+      </w:r>
+    </w:p>
+    <w:p>
+      <w:r>
+        <w:t>________________________________________________________________</w:t>
+      </w:r>
+    </w:p>
+    <w:p>
+      <w:r>
+        <w:t>________________________________________________________________</w:t>
+      </w:r>
+    </w:p>
+    <w:p>
+      <w:r>
+        <w:t>________________________________________________________________</w:t>
+      </w:r>
+    </w:p>
+    <w:p>
+      <w:pPr>
+        <w:pStyle w:val="Heading2"/>
+      </w:pPr>
+      <w:r>
+        <w:t>Predict the full-question picture change</w:t>
+      </w:r>
+    </w:p>
+    <w:p>
+      <w:pPr>
+        <w:pStyle w:val="ListBullet"/>
+      </w:pPr>
+      <w:r>
+        <w:t>Change: A developer logs the full learner question.</w:t>
+      </w:r>
+    </w:p>
+    <w:p>
+      <w:pPr>
+        <w:pStyle w:val="Heading2"/>
+      </w:pPr>
+      <w:r>
+        <w:t>Check after predicting · reference / check after trying</w:t>
+      </w:r>
+    </w:p>
+    <w:p>
+      <w:pPr>
         <w:spacing w:line="336" w:lineRule="auto" w:after="180"/>
       </w:pPr>
+      <w:r>
+        <w:rPr>
+          <w:b/>
+        </w:rPr>
+        <w:t>Prediction</w:t>
+      </w:r>
       <w:r>
         <w:rPr>
           <w:b w:val="0"/>
         </w:rPr>
-        <w:t xml:space="preserve">Before applying the procedure, write its units, denominator or decision boundary where relevant. A partner should be able to repeat each step using the same </w:t>
+        <w:t>: That additional field violates this logging policy.</w:t>
+      </w:r>
+    </w:p>
+    <w:p>
+      <w:pPr>
+        <w:spacing w:line="336" w:lineRule="auto" w:after="180"/>
+      </w:pPr>
+      <w:r>
+        <w:rPr>
+          <w:b w:val="0"/>
+        </w:rPr>
+        <w:t>Reason: Debugging convenience does not authorise storing more personal information.</w:t>
+      </w:r>
+    </w:p>
+    <w:p>
+      <w:pPr>
+        <w:pStyle w:val="Heading2"/>
+      </w:pPr>
+      <w:r>
+        <w:t>Earlier wording, alternatives and picture transcripts · reference / check after trying</w:t>
+      </w:r>
+    </w:p>
+    <w:p>
+      <w:pPr>
+        <w:pStyle w:val="Heading3"/>
+      </w:pPr>
+      <w:r>
+        <w:t>Compare a familiar case with a changed case</w:t>
+      </w:r>
+    </w:p>
+    <w:p>
+      <w:pPr>
+        <w:pStyle w:val="Heading3"/>
+      </w:pPr>
+      <w:r>
+        <w:t>Change one thing in the pictured case</w:t>
+      </w:r>
+    </w:p>
+    <w:p>
+      <w:pPr>
+        <w:pStyle w:val="Heading1"/>
+      </w:pPr>
+      <w:r>
+        <w:t>06. Follow trace and source identifiers across the pictured stages</w:t>
+      </w:r>
+    </w:p>
+    <w:p>
+      <w:r>
+        <w:t>Keep span duration separate from averages and from overlapping component times.</w:t>
+      </w:r>
+    </w:p>
+    <w:p>
+      <w:pPr>
+        <w:pStyle w:val="Heading2"/>
+      </w:pPr>
+      <w:r>
+        <w:t>Main unsafe record and policy-compliant repair</w:t>
+      </w:r>
+    </w:p>
+    <w:p>
+      <w:pPr>
+        <w:spacing w:line="336" w:lineRule="auto" w:after="180"/>
+      </w:pPr>
+      <w:r>
+        <w:rPr>
+          <w:b w:val="0"/>
+        </w:rPr>
+        <w:t>A failure record includes trace R7, status=denied and the complete student passcode.</w:t>
+      </w:r>
+    </w:p>
+    <w:p>
+      <w:pPr>
+        <w:spacing w:line="336" w:lineRule="auto" w:after="180"/>
+      </w:pPr>
+      <w:r>
+        <w:rPr>
+          <w:b w:val="0"/>
+        </w:rPr>
+        <w:t xml:space="preserve">Trace/status are useful; passcode violates the logging policy. Redact sensitive content and retain a non-sensitive </w:t>
+      </w:r>
+      <w:r>
+        <w:rPr>
+          <w:b/>
+        </w:rPr>
+        <w:t>error category</w:t>
+      </w:r>
+      <w:r>
+        <w:rPr>
+          <w:b w:val="0"/>
+        </w:rPr>
+        <w:t>.</w:t>
+      </w:r>
+    </w:p>
+    <w:p>
+      <w:pPr>
+        <w:pStyle w:val="Heading2"/>
+      </w:pPr>
+      <w:r>
+        <w:t>Preserve only the corrected diagnostic record</w:t>
+      </w:r>
+    </w:p>
+    <w:p>
+      <w:pPr>
+        <w:spacing w:line="336" w:lineRule="auto" w:after="180"/>
+      </w:pPr>
+      <w:r>
+        <w:rPr>
+          <w:b w:val="0"/>
+        </w:rPr>
+        <w:t xml:space="preserve">Compare the intermediate </w:t>
+      </w:r>
+      <w:r>
+        <w:rPr>
+          <w:b/>
+        </w:rPr>
+        <w:t>evidence</w:t>
+      </w:r>
+      <w:r>
+        <w:rPr>
+          <w:b w:val="0"/>
+        </w:rPr>
+        <w:t xml:space="preserve"> with the final statement. Explain why each number or decision follows from the stated </w:t>
       </w:r>
       <w:r>
         <w:rPr>
@@ -568,18 +1451,7 @@
         <w:rPr>
           <w:b w:val="0"/>
         </w:rPr>
-        <w:t>s.</w:t>
-      </w:r>
-    </w:p>
-    <w:p>
-      <w:pPr>
-        <w:spacing w:line="336" w:lineRule="auto" w:after="180"/>
-      </w:pPr>
-      <w:r>
-        <w:rPr>
-          <w:b w:val="0"/>
-        </w:rPr>
-        <w:t xml:space="preserve">If a required </w:t>
+        <w:t xml:space="preserve">s. The conclusion belongs to this scenario and procedure; changing the </w:t>
       </w:r>
       <w:r>
         <w:rPr>
@@ -591,457 +1463,15 @@
         <w:rPr>
           <w:b w:val="0"/>
         </w:rPr>
-        <w:t xml:space="preserve"> is absent or violates the stated contract, record that condition explicitly instead of quietly replacing it with a convenient value.</w:t>
-      </w:r>
-    </w:p>
-    <w:p>
-      <w:pPr>
-        <w:pStyle w:val="Heading3"/>
-      </w:pPr>
-      <w:r>
-        <w:t>Connect the picture and the explanation</w:t>
-      </w:r>
-    </w:p>
-    <w:p>
-      <w:pPr>
-        <w:spacing w:line="336" w:lineRule="auto" w:after="180"/>
-      </w:pPr>
-      <w:r>
-        <w:rPr>
-          <w:b w:val="0"/>
-        </w:rPr>
-        <w:t xml:space="preserve">Point to the </w:t>
-      </w:r>
-      <w:r>
-        <w:rPr>
-          <w:b/>
-        </w:rPr>
-        <w:t>input</w:t>
-      </w:r>
-      <w:r>
-        <w:rPr>
-          <w:b w:val="0"/>
-        </w:rPr>
-        <w:t>, the deciding step and the result in this week’s visual. Explain the same step in ordinary words. A picture helps when you can say what each part represents.</w:t>
-      </w:r>
-    </w:p>
-    <w:p>
-      <w:pPr>
-        <w:pStyle w:val="Heading1"/>
-      </w:pPr>
-      <w:r>
-        <w:t>04. Compare the cases</w:t>
-      </w:r>
-    </w:p>
-    <w:p>
-      <w:r>
-        <w:t>Compare the supplied cases for Logs traces and privacy. Identify the detail that changes the conclusion.</w:t>
-      </w:r>
-    </w:p>
-    <w:p>
-      <w:pPr>
-        <w:pStyle w:val="Heading3"/>
-      </w:pPr>
-      <w:r>
-        <w:t>Compare a familiar case with a changed case</w:t>
-      </w:r>
-    </w:p>
-    <w:p>
-      <w:pPr>
-        <w:spacing w:line="336" w:lineRule="auto" w:after="180"/>
-      </w:pPr>
-      <w:r>
-        <w:rPr>
-          <w:b w:val="0"/>
-        </w:rPr>
-        <w:t>A failure record includes trace R7, status=denied and the complete student passcode. Show the intermediate steps and give the conclusion with its scope.</w:t>
-      </w:r>
-    </w:p>
-    <w:p>
-      <w:pPr>
-        <w:pStyle w:val="Heading3"/>
-      </w:pPr>
-      <w:r>
-        <w:t>Keep the procedure fixed. Explain what changed in the inputs and result.</w:t>
-      </w:r>
-    </w:p>
-    <w:p>
-      <w:r>
-        <w:t>________________________________________________________________</w:t>
-      </w:r>
-    </w:p>
-    <w:p>
-      <w:r>
-        <w:t>________________________________________________________________</w:t>
-      </w:r>
-    </w:p>
-    <w:p>
-      <w:r>
-        <w:t>________________________________________________________________</w:t>
-      </w:r>
-    </w:p>
-    <w:p>
-      <w:r>
-        <w:t>________________________________________________________________</w:t>
-      </w:r>
-    </w:p>
-    <w:p>
-      <w:r>
-        <w:t>________________________________________________________________</w:t>
-      </w:r>
-    </w:p>
-    <w:p>
-      <w:pPr>
-        <w:pStyle w:val="Heading3"/>
-      </w:pPr>
-      <w:r>
-        <w:t>Change one thing in the pictured case</w:t>
-      </w:r>
-    </w:p>
-    <w:p>
-      <w:pPr>
-        <w:pStyle w:val="Heading3"/>
-      </w:pPr>
-      <w:r>
-        <w:t>Change one thing</w:t>
-      </w:r>
-    </w:p>
-    <w:p>
-      <w:pPr>
-        <w:spacing w:line="336" w:lineRule="auto" w:after="180"/>
-        <w:shd w:fill="F5F1FB"/>
-      </w:pPr>
-      <w:r>
-        <w:rPr>
-          <w:b w:val="0"/>
-        </w:rPr>
-        <w:t>Change: A developer logs the full learner question.</w:t>
-      </w:r>
-    </w:p>
-    <w:p>
-      <w:pPr>
-        <w:pStyle w:val="Heading3"/>
-      </w:pPr>
-      <w:r>
-        <w:t>Predicted result</w:t>
-      </w:r>
-    </w:p>
-    <w:p>
-      <w:pPr>
-        <w:spacing w:line="336" w:lineRule="auto" w:after="180"/>
-        <w:shd w:fill="F1F6FC"/>
-      </w:pPr>
-      <w:r>
-        <w:rPr>
-          <w:b/>
-        </w:rPr>
-        <w:t>Prediction</w:t>
-      </w:r>
-      <w:r>
-        <w:rPr>
-          <w:b w:val="0"/>
-        </w:rPr>
-        <w:t>: That additional field violates this logging policy.</w:t>
-      </w:r>
-    </w:p>
-    <w:p>
-      <w:pPr>
-        <w:pStyle w:val="Heading3"/>
-      </w:pPr>
-      <w:r>
-        <w:t>Why the result follows</w:t>
-      </w:r>
-    </w:p>
-    <w:p>
-      <w:pPr>
-        <w:spacing w:line="336" w:lineRule="auto" w:after="180"/>
-        <w:shd w:fill="F1F6FC"/>
-      </w:pPr>
-      <w:r>
-        <w:rPr>
-          <w:b w:val="0"/>
-        </w:rPr>
-        <w:t>Reason: Debugging convenience does not authorise storing more personal information.</w:t>
-      </w:r>
-    </w:p>
-    <w:p>
-      <w:pPr>
-        <w:pStyle w:val="Heading1"/>
-      </w:pPr>
-      <w:r>
-        <w:t>05. Words that unlock the idea</w:t>
-      </w:r>
-    </w:p>
-    <w:p>
-      <w:r>
-        <w:t>Use the vocabulary of Logs traces and privacy to explain a concrete decision, rather than only memorising definitions.</w:t>
-      </w:r>
-    </w:p>
-    <w:tbl>
-      <w:tblPr>
-        <w:tblStyle w:val="LightShading-Accent1"/>
-        <w:tblW w:type="auto" w:w="0"/>
-        <w:tblLook w:firstColumn="1" w:firstRow="1" w:lastColumn="0" w:lastRow="0" w:noHBand="0" w:noVBand="1" w:val="04A0"/>
-      </w:tblPr>
-      <w:tblGrid>
-        <w:gridCol w:w="5112"/>
-        <w:gridCol w:w="5112"/>
-      </w:tblGrid>
-      <w:tr>
-        <w:trPr>
-          <w:tblHeader/>
-        </w:trPr>
-        <w:tc>
-          <w:tcPr>
-            <w:tcW w:type="dxa" w:w="5112"/>
-          </w:tcPr>
-          <w:p>
-            <w:r>
-              <w:t>Word</w:t>
-            </w:r>
-          </w:p>
-        </w:tc>
-        <w:tc>
-          <w:tcPr>
-            <w:tcW w:type="dxa" w:w="5112"/>
-          </w:tcPr>
-          <w:p>
-            <w:r>
-              <w:t>Meaning</w:t>
-            </w:r>
-          </w:p>
-        </w:tc>
-      </w:tr>
-      <w:tr>
-        <w:tc>
-          <w:tcPr>
-            <w:tcW w:type="dxa" w:w="5112"/>
-          </w:tcPr>
-          <w:p>
-            <w:r>
-              <w:t>Trace ID</w:t>
-            </w:r>
-          </w:p>
-        </w:tc>
-        <w:tc>
-          <w:tcPr>
-            <w:tcW w:type="dxa" w:w="5112"/>
-          </w:tcPr>
-          <w:p>
-            <w:r>
-              <w:t>An identifier connecting events within an operation</w:t>
-            </w:r>
-          </w:p>
-        </w:tc>
-      </w:tr>
-      <w:tr>
-        <w:tc>
-          <w:tcPr>
-            <w:tcW w:type="dxa" w:w="5112"/>
-          </w:tcPr>
-          <w:p>
-            <w:r>
-              <w:t>Minimisation</w:t>
-            </w:r>
-          </w:p>
-        </w:tc>
-        <w:tc>
-          <w:tcPr>
-            <w:tcW w:type="dxa" w:w="5112"/>
-          </w:tcPr>
-          <w:p>
-            <w:r>
-              <w:t>Keeping only data needed for the declared purpose</w:t>
-            </w:r>
-          </w:p>
-        </w:tc>
-      </w:tr>
-      <w:tr>
-        <w:tc>
-          <w:tcPr>
-            <w:tcW w:type="dxa" w:w="5112"/>
-          </w:tcPr>
-          <w:p>
-            <w:r>
-              <w:t>Error category</w:t>
-            </w:r>
-          </w:p>
-        </w:tc>
-        <w:tc>
-          <w:tcPr>
-            <w:tcW w:type="dxa" w:w="5112"/>
-          </w:tcPr>
-          <w:p>
-            <w:r>
-              <w:t>A non-sensitive label for a failure class</w:t>
-            </w:r>
-          </w:p>
-        </w:tc>
-      </w:tr>
-    </w:tbl>
-    <w:p>
-      <w:pPr>
-        <w:pStyle w:val="Heading3"/>
-      </w:pPr>
-      <w:r>
-        <w:t>Use two terms to explain a step in this week’s example.</w:t>
-      </w:r>
-    </w:p>
-    <w:p>
-      <w:r>
-        <w:t>________________________________________________________________</w:t>
-      </w:r>
-    </w:p>
-    <w:p>
-      <w:r>
-        <w:t>________________________________________________________________</w:t>
-      </w:r>
-    </w:p>
-    <w:p>
-      <w:r>
-        <w:t>________________________________________________________________</w:t>
-      </w:r>
-    </w:p>
-    <w:p>
-      <w:pPr>
-        <w:pStyle w:val="Heading1"/>
-      </w:pPr>
-      <w:r>
-        <w:t>06. Follow a worked example</w:t>
-      </w:r>
-    </w:p>
-    <w:p>
-      <w:r>
-        <w:t>Follow the worked trace for Logs traces and privacy, predict a step, then compare with its explanation.</w:t>
-      </w:r>
-    </w:p>
-    <w:p>
-      <w:pPr>
-        <w:spacing w:line="336" w:lineRule="auto" w:after="180"/>
-      </w:pPr>
-      <w:r>
-        <w:rPr>
-          <w:b w:val="0"/>
-        </w:rPr>
-        <w:t>A failure record includes trace R7, status=denied and the complete student passcode.</w:t>
-      </w:r>
-    </w:p>
-    <w:p>
-      <w:pPr>
-        <w:spacing w:line="336" w:lineRule="auto" w:after="180"/>
-      </w:pPr>
-      <w:r>
-        <w:rPr>
-          <w:b w:val="0"/>
-        </w:rPr>
-        <w:t xml:space="preserve">Trace/status are useful; passcode violates the logging policy. Redact sensitive content and retain a non-sensitive </w:t>
-      </w:r>
-      <w:r>
-        <w:rPr>
-          <w:b/>
-        </w:rPr>
-        <w:t>error category</w:t>
-      </w:r>
-      <w:r>
-        <w:rPr>
-          <w:b w:val="0"/>
-        </w:rPr>
-        <w:t>.</w:t>
-      </w:r>
-    </w:p>
-    <w:p>
-      <w:pPr>
-        <w:pStyle w:val="Heading3"/>
-      </w:pPr>
-      <w:r>
-        <w:t>Worked explanation · Logs traces and privacy</w:t>
-      </w:r>
-    </w:p>
-    <w:p>
-      <w:pPr>
-        <w:spacing w:line="336" w:lineRule="auto" w:after="180"/>
-        <w:shd w:fill="F1F6FC"/>
-      </w:pPr>
-      <w:r>
-        <w:rPr>
-          <w:b w:val="0"/>
-        </w:rPr>
-        <w:t xml:space="preserve">Compare the intermediate </w:t>
-      </w:r>
-      <w:r>
-        <w:rPr>
-          <w:b/>
-        </w:rPr>
-        <w:t>evidence</w:t>
-      </w:r>
-      <w:r>
-        <w:rPr>
-          <w:b w:val="0"/>
-        </w:rPr>
-        <w:t xml:space="preserve"> with the final statement. Explain why each number or decision follows from the stated </w:t>
-      </w:r>
-      <w:r>
-        <w:rPr>
-          <w:b/>
-        </w:rPr>
-        <w:t>input</w:t>
-      </w:r>
-      <w:r>
-        <w:rPr>
-          <w:b w:val="0"/>
-        </w:rPr>
-        <w:t>s.</w:t>
-      </w:r>
-    </w:p>
-    <w:p>
-      <w:pPr>
-        <w:spacing w:line="336" w:lineRule="auto" w:after="180"/>
-        <w:shd w:fill="F1F6FC"/>
-      </w:pPr>
-      <w:r>
-        <w:rPr>
-          <w:b w:val="0"/>
-        </w:rPr>
-        <w:t xml:space="preserve">The conclusion belongs to this scenario and procedure; changing the </w:t>
-      </w:r>
-      <w:r>
-        <w:rPr>
-          <w:b/>
-        </w:rPr>
-        <w:t>input</w:t>
-      </w:r>
-      <w:r>
-        <w:rPr>
-          <w:b w:val="0"/>
-        </w:rPr>
-        <w:t>s, evaluation population or authority can change what it establishes. Retain the raw record so a later revision can be compared honestly.</w:t>
-      </w:r>
-    </w:p>
-    <w:p>
-      <w:pPr>
-        <w:pStyle w:val="Heading3"/>
-      </w:pPr>
-      <w:r>
-        <w:t>Learn from the worked case</w:t>
-      </w:r>
-    </w:p>
-    <w:p>
-      <w:pPr>
-        <w:spacing w:line="336" w:lineRule="auto" w:after="180"/>
-      </w:pPr>
-      <w:r>
-        <w:rPr>
-          <w:b w:val="0"/>
-        </w:rPr>
-        <w:t>Cover the result before checking it. Say what is given, choose the procedure, and follow one step at a time. Then uncover the result and explain your first mismatch. Ask why a step is allowed, not only what number it produces.</w:t>
-      </w:r>
-    </w:p>
-    <w:p>
-      <w:pPr>
-        <w:pStyle w:val="Heading3"/>
-      </w:pPr>
-      <w:r>
-        <w:t>A pictorial worked case: Logs traces and privacy</w:t>
+        <w:t>s, evaluation population or authority can change what it establishes. Retain a policy-compliant diagnostic record without passcodes, student text or teacher answers, so a later revision can be compared honestly.</w:t>
+      </w:r>
+    </w:p>
+    <w:p>
+      <w:pPr>
+        <w:pStyle w:val="Heading2"/>
+      </w:pPr>
+      <w:r>
+        <w:t>Separate pictured trace, source and complete timing scope</w:t>
       </w:r>
     </w:p>
     <w:p>
@@ -1069,24 +1499,7 @@
     </w:p>
     <w:p>
       <w:pPr>
-        <w:pStyle w:val="Heading3"/>
-      </w:pPr>
-      <w:r>
-        <w:t>The facts we will use</w:t>
-      </w:r>
-    </w:p>
-    <w:p>
-      <w:pPr>
-        <w:pStyle w:val="Heading3"/>
-      </w:pPr>
-      <w:r>
-        <w:t>Supplied facts</w:t>
-      </w:r>
-    </w:p>
-    <w:p>
-      <w:pPr>
         <w:spacing w:line="336" w:lineRule="auto" w:after="180"/>
-        <w:shd w:fill="F1F6FC"/>
       </w:pPr>
       <w:r>
         <w:rPr>
@@ -1108,11 +1521,41 @@
       </w:r>
     </w:p>
     <w:p>
+      <w:pPr>
+        <w:spacing w:line="336" w:lineRule="auto" w:after="180"/>
+      </w:pPr>
+      <w:r>
+        <w:rPr>
+          <w:b w:val="0"/>
+        </w:rPr>
+        <w:t>The main denied request uses trace R7. The picture is a separate request R17 with retrieved source C8 and supplied request duration 240 ms. R17 connects related events; C8 names the source under this pictured metadata policy; 240 ms describes one request span, not the service average. The local extension uses mock lookup 80 ms and validation 20 ms spans linked to R17.</w:t>
+      </w:r>
+    </w:p>
+    <w:p>
+      <w:pPr>
+        <w:spacing w:line="336" w:lineRule="auto" w:after="180"/>
+      </w:pPr>
+      <w:r>
+        <w:rPr>
+          <w:b w:val="0"/>
+        </w:rPr>
+        <w:t>They can be nested inside the request span, so do not add them to 240 as independent extra work. No timing is actually measured by the example.</w:t>
+      </w:r>
+    </w:p>
+    <w:p>
+      <w:pPr>
+        <w:pStyle w:val="Heading2"/>
+      </w:pPr>
+      <w:r>
+        <w:t>Trace related events and permitted fields</w:t>
+      </w:r>
+    </w:p>
+    <w:p>
       <w:r>
         <w:drawing>
           <wp:inline xmlns:a="http://schemas.openxmlformats.org/drawingml/2006/main" xmlns:pic="http://schemas.openxmlformats.org/drawingml/2006/picture">
-            <wp:extent cx="5486400" cy="5185229"/>
-            <wp:docPr id="1" name="Picture 1" descr="Logs traces and privacy. Connect events: R17 links the request, retrieval and validation events.. Inspect duration: 240 ms describes this request, not the service average.. Minimise fields: Keep allowed metadata; omit private question text and names."/>
+            <wp:extent cx="5486400" cy="3182112"/>
+            <wp:docPr id="1" name="Picture 1" descr="Connect events: R17 links the request, retrieval and validation events. → Inspect duration: 240 ms describes this request, not the service average. → Minimise fields: Keep allowed metadata; omit private question text and names."/>
             <wp:cNvGraphicFramePr>
               <a:graphicFrameLocks noChangeAspect="1"/>
             </wp:cNvGraphicFramePr>
@@ -1120,7 +1563,7 @@
               <a:graphicData uri="http://schemas.openxmlformats.org/drawingml/2006/picture">
                 <pic:pic>
                   <pic:nvPicPr>
-                    <pic:cNvPr id="0" name="academy-visual-ai-6-12.png"/>
+                    <pic:cNvPr id="0" name="academy-story-ai-6-12-02.png"/>
                     <pic:cNvPicPr/>
                   </pic:nvPicPr>
                   <pic:blipFill>
@@ -1132,7 +1575,7 @@
                   <pic:spPr>
                     <a:xfrm>
                       <a:off x="0" y="0"/>
-                      <a:ext cx="5486400" cy="5185229"/>
+                      <a:ext cx="5486400" cy="3182112"/>
                     </a:xfrm>
                     <a:prstGeom prst="rect"/>
                   </pic:spPr>
@@ -1260,24 +1703,7 @@
     </w:p>
     <w:p>
       <w:pPr>
-        <w:pStyle w:val="Heading3"/>
-      </w:pPr>
-      <w:r>
-        <w:t>Why this result follows</w:t>
-      </w:r>
-    </w:p>
-    <w:p>
-      <w:pPr>
-        <w:pStyle w:val="Heading3"/>
-      </w:pPr>
-      <w:r>
-        <w:t>Why the result follows</w:t>
-      </w:r>
-    </w:p>
-    <w:p>
-      <w:pPr>
         <w:spacing w:line="336" w:lineRule="auto" w:after="180"/>
-        <w:shd w:fill="F1F6FC"/>
       </w:pPr>
       <w:r>
         <w:rPr>
@@ -1291,7 +1717,247 @@
         <w:pStyle w:val="Heading3"/>
       </w:pPr>
       <w:r>
-        <w:t>What this example does not establish</w:t>
+        <w:t>One trace links events without carrying the learner question</w:t>
+      </w:r>
+    </w:p>
+    <w:tbl>
+      <w:tblPr>
+        <w:tblStyle w:val="LightShading-Accent1"/>
+        <w:tblW w:type="auto" w:w="0"/>
+        <w:tblLook w:firstColumn="1" w:firstRow="1" w:lastColumn="0" w:lastRow="0" w:noHBand="0" w:noVBand="1" w:val="04A0"/>
+      </w:tblPr>
+      <w:tblGrid>
+        <w:gridCol w:w="3408"/>
+        <w:gridCol w:w="3408"/>
+        <w:gridCol w:w="3408"/>
+      </w:tblGrid>
+      <w:tr>
+        <w:trPr>
+          <w:tblHeader/>
+        </w:trPr>
+        <w:tc>
+          <w:tcPr>
+            <w:tcW w:type="dxa" w:w="3408"/>
+          </w:tcPr>
+          <w:p>
+            <w:r>
+              <w:t>Event</w:t>
+            </w:r>
+          </w:p>
+        </w:tc>
+        <w:tc>
+          <w:tcPr>
+            <w:tcW w:type="dxa" w:w="3408"/>
+          </w:tcPr>
+          <w:p>
+            <w:r>
+              <w:t>Permitted metadata</w:t>
+            </w:r>
+          </w:p>
+        </w:tc>
+        <w:tc>
+          <w:tcPr>
+            <w:tcW w:type="dxa" w:w="3408"/>
+          </w:tcPr>
+          <w:p>
+            <w:r>
+              <w:t>What remains excluded</w:t>
+            </w:r>
+          </w:p>
+        </w:tc>
+      </w:tr>
+      <w:tr>
+        <w:tc>
+          <w:tcPr>
+            <w:tcW w:type="dxa" w:w="3408"/>
+          </w:tcPr>
+          <w:p>
+            <w:r>
+              <w:t>Request span</w:t>
+            </w:r>
+          </w:p>
+        </w:tc>
+        <w:tc>
+          <w:tcPr>
+            <w:tcW w:type="dxa" w:w="3408"/>
+          </w:tcPr>
+          <w:p>
+            <w:r>
+              <w:t>R17, request, ok, supplied240 ms</w:t>
+            </w:r>
+          </w:p>
+        </w:tc>
+        <w:tc>
+          <w:tcPr>
+            <w:tcW w:type="dxa" w:w="3408"/>
+          </w:tcPr>
+          <w:p>
+            <w:r>
+              <w:t>Raw question and learner name</w:t>
+            </w:r>
+          </w:p>
+        </w:tc>
+      </w:tr>
+      <w:tr>
+        <w:tc>
+          <w:tcPr>
+            <w:tcW w:type="dxa" w:w="3408"/>
+          </w:tcPr>
+          <w:p>
+            <w:r>
+              <w:t>Lookup span</w:t>
+            </w:r>
+          </w:p>
+        </w:tc>
+        <w:tc>
+          <w:tcPr>
+            <w:tcW w:type="dxa" w:w="3408"/>
+          </w:tcPr>
+          <w:p>
+            <w:r>
+              <w:t>R17, lookup, ok, supplied80 ms, source C8 under declared extension</w:t>
+            </w:r>
+          </w:p>
+        </w:tc>
+        <w:tc>
+          <w:tcPr>
+            <w:tcW w:type="dxa" w:w="3408"/>
+          </w:tcPr>
+          <w:p>
+            <w:r>
+              <w:t>Retrieved teacher-answer text</w:t>
+            </w:r>
+          </w:p>
+        </w:tc>
+      </w:tr>
+      <w:tr>
+        <w:tc>
+          <w:tcPr>
+            <w:tcW w:type="dxa" w:w="3408"/>
+          </w:tcPr>
+          <w:p>
+            <w:r>
+              <w:t>Validation span</w:t>
+            </w:r>
+          </w:p>
+        </w:tc>
+        <w:tc>
+          <w:tcPr>
+            <w:tcW w:type="dxa" w:w="3408"/>
+          </w:tcPr>
+          <w:p>
+            <w:r>
+              <w:t>R17, validate, ok, supplied20 ms</w:t>
+            </w:r>
+          </w:p>
+        </w:tc>
+        <w:tc>
+          <w:tcPr>
+            <w:tcW w:type="dxa" w:w="3408"/>
+          </w:tcPr>
+          <w:p>
+            <w:r>
+              <w:t>Raw answer or arbitrary private error content</w:t>
+            </w:r>
+          </w:p>
+        </w:tc>
+      </w:tr>
+    </w:tbl>
+    <w:p>
+      <w:r>
+        <w:t>Supplied classroom spans, not real timing observations. A shared identifier is useful and linkable; it is not a guarantee of anonymity.</w:t>
+      </w:r>
+    </w:p>
+    <w:p>
+      <w:pPr>
+        <w:pStyle w:val="Heading2"/>
+      </w:pPr>
+      <w:r>
+        <w:t>Predict adding the full learner question</w:t>
+      </w:r>
+    </w:p>
+    <w:p>
+      <w:pPr>
+        <w:pStyle w:val="ListBullet"/>
+      </w:pPr>
+      <w:r>
+        <w:t>Change one thing: A developer logs the full learner question. Predict the result before checking the explanation. What remains the same?</w:t>
+      </w:r>
+    </w:p>
+    <w:p>
+      <w:pPr>
+        <w:pStyle w:val="Heading2"/>
+      </w:pPr>
+      <w:r>
+        <w:t>Check after predicting · reference / check after trying</w:t>
+      </w:r>
+    </w:p>
+    <w:p>
+      <w:r>
+        <w:drawing>
+          <wp:inline xmlns:a="http://schemas.openxmlformats.org/drawingml/2006/main" xmlns:pic="http://schemas.openxmlformats.org/drawingml/2006/picture">
+            <wp:extent cx="5486400" cy="3026664"/>
+            <wp:docPr id="2" name="Picture 2" descr="Original case: Keep allowed metadata; omit private question text and names. Changed condition: A developer logs the full learner question. Expected result: That additional field violates this logging policy. Reason: Debugging convenience does not authorise storing more personal information."/>
+            <wp:cNvGraphicFramePr>
+              <a:graphicFrameLocks noChangeAspect="1"/>
+            </wp:cNvGraphicFramePr>
+            <a:graphic>
+              <a:graphicData uri="http://schemas.openxmlformats.org/drawingml/2006/picture">
+                <pic:pic>
+                  <pic:nvPicPr>
+                    <pic:cNvPr id="0" name="academy-story-ai-6-12-04.png"/>
+                    <pic:cNvPicPr/>
+                  </pic:nvPicPr>
+                  <pic:blipFill>
+                    <a:blip r:embed="rId10"/>
+                    <a:stretch>
+                      <a:fillRect/>
+                    </a:stretch>
+                  </pic:blipFill>
+                  <pic:spPr>
+                    <a:xfrm>
+                      <a:off x="0" y="0"/>
+                      <a:ext cx="5486400" cy="3026664"/>
+                    </a:xfrm>
+                    <a:prstGeom prst="rect"/>
+                  </pic:spPr>
+                </pic:pic>
+              </a:graphicData>
+            </a:graphic>
+          </wp:inline>
+        </w:drawing>
+      </w:r>
+    </w:p>
+    <w:p>
+      <w:pPr>
+        <w:pStyle w:val="Heading2"/>
+      </w:pPr>
+      <w:r>
+        <w:t>Explain omitted content and linkability limits</w:t>
+      </w:r>
+    </w:p>
+    <w:p>
+      <w:pPr>
+        <w:pStyle w:val="ListBullet"/>
+      </w:pPr>
+      <w:r>
+        <w:t>Trace identifiers can be linkable too; specify their access, retention and deletion rules.</w:t>
+      </w:r>
+    </w:p>
+    <w:p>
+      <w:pPr>
+        <w:pStyle w:val="ListBullet"/>
+      </w:pPr>
+      <w:r>
+        <w:t>Read the labelled picture: Identify the purpose of R17, C8 and 240 ms in the trace. Which field is deliberately omitted, and why would logging the whole question violate this design?</w:t>
+      </w:r>
+    </w:p>
+    <w:p>
+      <w:pPr>
+        <w:pStyle w:val="Heading2"/>
+      </w:pPr>
+      <w:r>
+        <w:t>Earlier wording, alternatives and picture transcripts · reference / check after trying</w:t>
       </w:r>
     </w:p>
     <w:p>
@@ -1299,25 +1965,18 @@
         <w:pStyle w:val="Heading3"/>
       </w:pPr>
       <w:r>
-        <w:t>Keep the stated limit</w:t>
+        <w:t>Learn from the worked case</w:t>
       </w:r>
     </w:p>
     <w:p>
       <w:pPr>
         <w:spacing w:line="336" w:lineRule="auto" w:after="180"/>
-        <w:shd w:fill="FFF5E6"/>
-      </w:pPr>
-      <w:r>
-        <w:rPr>
-          <w:b/>
-        </w:rPr>
-        <w:t>Trace id</w:t>
-      </w:r>
+      </w:pPr>
       <w:r>
         <w:rPr>
           <w:b w:val="0"/>
         </w:rPr>
-        <w:t>entifiers can be linkable too; specify their access, retention and deletion rules.</w:t>
+        <w:t>Cover the result before checking it. Say what is given, choose the procedure, and follow one step at a time. Then uncover the result and explain your first mismatch. Ask why a step is allowed, not only what number it produces.</w:t>
       </w:r>
     </w:p>
     <w:p>
@@ -1325,19 +1984,7 @@
         <w:pStyle w:val="Heading3"/>
       </w:pPr>
       <w:r>
-        <w:t>Keep the stated limit</w:t>
-      </w:r>
-    </w:p>
-    <w:p>
-      <w:pPr>
-        <w:spacing w:line="336" w:lineRule="auto" w:after="180"/>
-        <w:shd w:fill="FFF5E6"/>
-      </w:pPr>
-      <w:r>
-        <w:rPr>
-          <w:b w:val="0"/>
-        </w:rPr>
-        <w:t>Read the labelled picture: Identify the purpose of R17, C8 and 240 ms in the trace. Which field is deliberately omitted, and why would logging the whole question violate this design?</w:t>
+        <w:t>A pictorial worked case: Logs traces and privacy</w:t>
       </w:r>
     </w:p>
     <w:p>
@@ -1345,19 +1992,59 @@
         <w:pStyle w:val="Heading3"/>
       </w:pPr>
       <w:r>
-        <w:t>Keep the stated limit</w:t>
-      </w:r>
-    </w:p>
-    <w:p>
-      <w:pPr>
-        <w:spacing w:line="336" w:lineRule="auto" w:after="180"/>
-        <w:shd w:fill="FFF5E6"/>
-      </w:pPr>
-      <w:r>
-        <w:rPr>
-          <w:b w:val="0"/>
-        </w:rPr>
-        <w:t>Change one thing: A developer logs the full learner question. Predict the result before checking the explanation. What remains the same?</w:t>
+        <w:t>The facts we will use</w:t>
+      </w:r>
+    </w:p>
+    <w:p>
+      <w:r>
+        <w:drawing>
+          <wp:inline xmlns:a="http://schemas.openxmlformats.org/drawingml/2006/main" xmlns:pic="http://schemas.openxmlformats.org/drawingml/2006/picture">
+            <wp:extent cx="5486400" cy="5185229"/>
+            <wp:docPr id="3" name="Picture 3" descr="Logs traces and privacy. Connect events: R17 links the request, retrieval and validation events.. Inspect duration: 240 ms describes this request, not the service average.. Minimise fields: Keep allowed metadata; omit private question text and names."/>
+            <wp:cNvGraphicFramePr>
+              <a:graphicFrameLocks noChangeAspect="1"/>
+            </wp:cNvGraphicFramePr>
+            <a:graphic>
+              <a:graphicData uri="http://schemas.openxmlformats.org/drawingml/2006/picture">
+                <pic:pic>
+                  <pic:nvPicPr>
+                    <pic:cNvPr id="0" name="academy-visual-ai-6-12.png"/>
+                    <pic:cNvPicPr/>
+                  </pic:nvPicPr>
+                  <pic:blipFill>
+                    <a:blip r:embed="rId11"/>
+                    <a:stretch>
+                      <a:fillRect/>
+                    </a:stretch>
+                  </pic:blipFill>
+                  <pic:spPr>
+                    <a:xfrm>
+                      <a:off x="0" y="0"/>
+                      <a:ext cx="5486400" cy="5185229"/>
+                    </a:xfrm>
+                    <a:prstGeom prst="rect"/>
+                  </pic:spPr>
+                </pic:pic>
+              </a:graphicData>
+            </a:graphic>
+          </wp:inline>
+        </w:drawing>
+      </w:r>
+    </w:p>
+    <w:p>
+      <w:pPr>
+        <w:pStyle w:val="Heading3"/>
+      </w:pPr>
+      <w:r>
+        <w:t>Why this result follows</w:t>
+      </w:r>
+    </w:p>
+    <w:p>
+      <w:pPr>
+        <w:pStyle w:val="Heading3"/>
+      </w:pPr>
+      <w:r>
+        <w:t>What this example does not establish</w:t>
       </w:r>
     </w:p>
     <w:p>
@@ -1365,12 +2052,20 @@
         <w:pStyle w:val="Heading1"/>
       </w:pPr>
       <w:r>
-        <w:t>07. Find and repair a mistake</w:t>
-      </w:r>
-    </w:p>
-    <w:p>
-      <w:r>
-        <w:t>Find the unsupported step in the Logs traces and privacy claim and explain a repair using the supplied evidence.</w:t>
+        <w:t>07. Minimise values as well as field names</w:t>
+      </w:r>
+    </w:p>
+    <w:p>
+      <w:r>
+        <w:t>A trace ID can still link events to a person or private record through other data.</w:t>
+      </w:r>
+    </w:p>
+    <w:p>
+      <w:pPr>
+        <w:pStyle w:val="Heading2"/>
+      </w:pPr>
+      <w:r>
+        <w:t>Core linkability and access qualification</w:t>
       </w:r>
     </w:p>
     <w:p>
@@ -1410,16 +2105,7 @@
     </w:p>
     <w:p>
       <w:pPr>
-        <w:pStyle w:val="Heading3"/>
-      </w:pPr>
-      <w:r>
-        <w:t>Check the claim against the facts</w:t>
-      </w:r>
-    </w:p>
-    <w:p>
-      <w:pPr>
         <w:spacing w:line="336" w:lineRule="auto" w:after="180"/>
-        <w:shd w:fill="FFF5E6"/>
       </w:pPr>
       <w:r>
         <w:rPr>
@@ -1431,7 +2117,6 @@
     <w:p>
       <w:pPr>
         <w:spacing w:line="336" w:lineRule="auto" w:after="180"/>
-        <w:shd w:fill="FFF5E6"/>
       </w:pPr>
       <w:r>
         <w:rPr>
@@ -1454,6 +2139,256 @@
     </w:p>
     <w:p>
       <w:pPr>
+        <w:pStyle w:val="Heading2"/>
+      </w:pPr>
+      <w:r>
+        <w:t>Complete value, field and control-scope probes</w:t>
+      </w:r>
+    </w:p>
+    <w:tbl>
+      <w:tblPr>
+        <w:tblStyle w:val="LightShading-Accent1"/>
+        <w:tblW w:type="auto" w:w="0"/>
+        <w:tblLook w:firstColumn="1" w:firstRow="1" w:lastColumn="0" w:lastRow="0" w:noHBand="0" w:noVBand="1" w:val="04A0"/>
+      </w:tblPr>
+      <w:tblGrid>
+        <w:gridCol w:w="5112"/>
+        <w:gridCol w:w="5112"/>
+      </w:tblGrid>
+      <w:tr>
+        <w:trPr>
+          <w:tblHeader/>
+        </w:trPr>
+        <w:tc>
+          <w:tcPr>
+            <w:tcW w:type="dxa" w:w="5112"/>
+          </w:tcPr>
+          <w:p>
+            <w:r>
+              <w:t>Logging probe</w:t>
+            </w:r>
+          </w:p>
+        </w:tc>
+        <w:tc>
+          <w:tcPr>
+            <w:tcW w:type="dxa" w:w="5112"/>
+          </w:tcPr>
+          <w:p>
+            <w:r>
+              <w:t>Expected outcome or limit</w:t>
+            </w:r>
+          </w:p>
+        </w:tc>
+      </w:tr>
+      <w:tr>
+        <w:tc>
+          <w:tcPr>
+            <w:tcW w:type="dxa" w:w="5112"/>
+          </w:tcPr>
+          <w:p>
+            <w:r>
+              <w:t>Main R7 metadata only</w:t>
+            </w:r>
+          </w:p>
+        </w:tc>
+        <w:tc>
+          <w:tcPr>
+            <w:tcW w:type="dxa" w:w="5112"/>
+          </w:tcPr>
+          <w:p>
+            <w:r>
+              <w:t>Keep declared trace/stage/status/duration/error fields</w:t>
+            </w:r>
+          </w:p>
+        </w:tc>
+      </w:tr>
+      <w:tr>
+        <w:tc>
+          <w:tcPr>
+            <w:tcW w:type="dxa" w:w="5112"/>
+          </w:tcPr>
+          <w:p>
+            <w:r>
+              <w:t>Raw passcode, question or teacher text added</w:t>
+            </w:r>
+          </w:p>
+        </w:tc>
+        <w:tc>
+          <w:tcPr>
+            <w:tcW w:type="dxa" w:w="5112"/>
+          </w:tcPr>
+          <w:p>
+            <w:r>
+              <w:t>Violates policy; omit from emitted diagnostic record</w:t>
+            </w:r>
+          </w:p>
+        </w:tc>
+      </w:tr>
+      <w:tr>
+        <w:tc>
+          <w:tcPr>
+            <w:tcW w:type="dxa" w:w="5112"/>
+          </w:tcPr>
+          <w:p>
+            <w:r>
+              <w:t>Arbitrary private message in error_category</w:t>
+            </w:r>
+          </w:p>
+        </w:tc>
+        <w:tc>
+          <w:tcPr>
+            <w:tcW w:type="dxa" w:w="5112"/>
+          </w:tcPr>
+          <w:p>
+            <w:r>
+              <w:t>Reject; use declared non-sensitive categories</w:t>
+            </w:r>
+          </w:p>
+        </w:tc>
+      </w:tr>
+      <w:tr>
+        <w:tc>
+          <w:tcPr>
+            <w:tcW w:type="dxa" w:w="5112"/>
+          </w:tcPr>
+          <w:p>
+            <w:r>
+              <w:t>Boolean or negative duration</w:t>
+            </w:r>
+          </w:p>
+        </w:tc>
+        <w:tc>
+          <w:tcPr>
+            <w:tcW w:type="dxa" w:w="5112"/>
+          </w:tcPr>
+          <w:p>
+            <w:r>
+              <w:t>Reject under exact nonnegative-integer rule</w:t>
+            </w:r>
+          </w:p>
+        </w:tc>
+      </w:tr>
+      <w:tr>
+        <w:tc>
+          <w:tcPr>
+            <w:tcW w:type="dxa" w:w="5112"/>
+          </w:tcPr>
+          <w:p>
+            <w:r>
+              <w:t>C8 source ID attached to lookup event</w:t>
+            </w:r>
+          </w:p>
+        </w:tc>
+        <w:tc>
+          <w:tcPr>
+            <w:tcW w:type="dxa" w:w="5112"/>
+          </w:tcPr>
+          <w:p>
+            <w:r>
+              <w:t>Permitted only under the explicit pictured retrieval extension</w:t>
+            </w:r>
+          </w:p>
+        </w:tc>
+      </w:tr>
+      <w:tr>
+        <w:tc>
+          <w:tcPr>
+            <w:tcW w:type="dxa" w:w="5112"/>
+          </w:tcPr>
+          <w:p>
+            <w:r>
+              <w:t>Source ID attached to unrelated event</w:t>
+            </w:r>
+          </w:p>
+        </w:tc>
+        <w:tc>
+          <w:tcPr>
+            <w:tcW w:type="dxa" w:w="5112"/>
+          </w:tcPr>
+          <w:p>
+            <w:r>
+              <w:t>Reject in the local builder’s contract</w:t>
+            </w:r>
+          </w:p>
+        </w:tc>
+      </w:tr>
+      <w:tr>
+        <w:tc>
+          <w:tcPr>
+            <w:tcW w:type="dxa" w:w="5112"/>
+          </w:tcPr>
+          <w:p>
+            <w:r>
+              <w:t>A record has only allowed field names</w:t>
+            </w:r>
+          </w:p>
+        </w:tc>
+        <w:tc>
+          <w:tcPr>
+            <w:tcW w:type="dxa" w:w="5112"/>
+          </w:tcPr>
+          <w:p>
+            <w:r>
+              <w:t>Still validate values and purpose; identifiers can be linkable</w:t>
+            </w:r>
+          </w:p>
+        </w:tc>
+      </w:tr>
+      <w:tr>
+        <w:tc>
+          <w:tcPr>
+            <w:tcW w:type="dxa" w:w="5112"/>
+          </w:tcPr>
+          <w:p>
+            <w:r>
+              <w:t>Access/retention policy is printed</w:t>
+            </w:r>
+          </w:p>
+        </w:tc>
+        <w:tc>
+          <w:tcPr>
+            <w:tcW w:type="dxa" w:w="5112"/>
+          </w:tcPr>
+          <w:p>
+            <w:r>
+              <w:t>Declaration only; does not prove access enforcement or deletion occurred</w:t>
+            </w:r>
+          </w:p>
+        </w:tc>
+      </w:tr>
+      <w:tr>
+        <w:tc>
+          <w:tcPr>
+            <w:tcW w:type="dxa" w:w="5112"/>
+          </w:tcPr>
+          <w:p>
+            <w:r>
+              <w:t>One240 ms request fixture</w:t>
+            </w:r>
+          </w:p>
+        </w:tc>
+        <w:tc>
+          <w:tcPr>
+            <w:tcW w:type="dxa" w:w="5112"/>
+          </w:tcPr>
+          <w:p>
+            <w:r>
+              <w:t>Not the service mean, percentile or future latency guarantee</w:t>
+            </w:r>
+          </w:p>
+        </w:tc>
+      </w:tr>
+    </w:tbl>
+    <w:p>
+      <w:pPr>
+        <w:pStyle w:val="Heading2"/>
+      </w:pPr>
+      <w:r>
+        <w:t>Guided explanation and repair</w:t>
+      </w:r>
+    </w:p>
+    <w:p>
+      <w:pPr>
         <w:pStyle w:val="Heading3"/>
       </w:pPr>
       <w:r>
@@ -1487,45 +2422,93 @@
     </w:p>
     <w:p>
       <w:pPr>
+        <w:pStyle w:val="ListBullet"/>
+      </w:pPr>
+      <w:r>
+        <w:t>A report omits this qualification: A trace ID can still be linkable; minimisation and role-controlled access remain necessary. Explain how omitting it could change a reader's interpretation, and write an accurate replacement.</w:t>
+      </w:r>
+    </w:p>
+    <w:p>
+      <w:pPr>
         <w:pStyle w:val="Heading3"/>
       </w:pPr>
       <w:r>
+        <w:t>State one repair and the checks you would rerun.</w:t>
+      </w:r>
+    </w:p>
+    <w:p>
+      <w:r>
+        <w:t>________________________________________________________________</w:t>
+      </w:r>
+    </w:p>
+    <w:p>
+      <w:r>
+        <w:t>________________________________________________________________</w:t>
+      </w:r>
+    </w:p>
+    <w:p>
+      <w:r>
+        <w:t>________________________________________________________________</w:t>
+      </w:r>
+    </w:p>
+    <w:p>
+      <w:r>
+        <w:t>________________________________________________________________</w:t>
+      </w:r>
+    </w:p>
+    <w:p>
+      <w:r>
+        <w:t>________________________________________________________________</w:t>
+      </w:r>
+    </w:p>
+    <w:p>
+      <w:r>
+        <w:t>________________________________________________________________</w:t>
+      </w:r>
+    </w:p>
+    <w:p>
+      <w:pPr>
+        <w:pStyle w:val="Heading2"/>
+      </w:pPr>
+      <w:r>
+        <w:t>Earlier wording, alternatives and picture transcripts · reference / check after trying</w:t>
+      </w:r>
+    </w:p>
+    <w:p>
+      <w:pPr>
+        <w:pStyle w:val="Heading3"/>
+      </w:pPr>
+      <w:r>
         <w:t>Locate the earliest unsupported step</w:t>
       </w:r>
     </w:p>
     <w:p>
       <w:pPr>
-        <w:spacing w:line="336" w:lineRule="auto" w:after="180"/>
-      </w:pPr>
-      <w:r>
-        <w:rPr>
-          <w:b w:val="0"/>
-        </w:rPr>
-        <w:t xml:space="preserve">A report omits this qualification: A </w:t>
-      </w:r>
-      <w:r>
-        <w:rPr>
-          <w:b/>
-        </w:rPr>
-        <w:t>trace ID</w:t>
-      </w:r>
-      <w:r>
-        <w:rPr>
-          <w:b w:val="0"/>
-        </w:rPr>
-        <w:t xml:space="preserve"> can still be linkable; </w:t>
-      </w:r>
-      <w:r>
-        <w:rPr>
-          <w:b/>
-        </w:rPr>
-        <w:t>minimisation</w:t>
-      </w:r>
-      <w:r>
-        <w:rPr>
-          <w:b w:val="0"/>
-        </w:rPr>
-        <w:t xml:space="preserve"> and role-controlled access remain necessary. Explain how omitting it could change a reader's interpretation, and write an accurate replacement.</w:t>
+        <w:pStyle w:val="Heading1"/>
+      </w:pPr>
+      <w:r>
+        <w:t>08. Practise useful metadata and deliberate omissions</w:t>
+      </w:r>
+    </w:p>
+    <w:p>
+      <w:r>
+        <w:t>Explain why a field is needed and why an excluded value is not.</w:t>
+      </w:r>
+    </w:p>
+    <w:p>
+      <w:pPr>
+        <w:pStyle w:val="Heading2"/>
+      </w:pPr>
+      <w:r>
+        <w:t>Current explanation and guided scope check</w:t>
+      </w:r>
+    </w:p>
+    <w:p>
+      <w:pPr>
+        <w:pStyle w:val="ListBullet"/>
+      </w:pPr>
+      <w:r>
+        <w:t>Explain the weekly mechanism in your own words. Use the worked scenario to name its input, decision rule and output.</w:t>
       </w:r>
     </w:p>
     <w:p>
@@ -1533,7 +2516,7 @@
         <w:pStyle w:val="Heading3"/>
       </w:pPr>
       <w:r>
-        <w:t>State one repair and the checks you would rerun.</w:t>
+        <w:t>Guided: restate the worked result, then name the assumption or limitation that prevents a broader conclusion.</w:t>
       </w:r>
     </w:p>
     <w:p>
@@ -1562,79 +2545,19 @@
       </w:r>
     </w:p>
     <w:p>
+      <w:pPr>
+        <w:pStyle w:val="Heading3"/>
+      </w:pPr>
+      <w:r>
+        <w:t>Explain your prediction to a partner before comparing results.</w:t>
+      </w:r>
+    </w:p>
+    <w:p>
       <w:r>
         <w:t>________________________________________________________________</w:t>
       </w:r>
     </w:p>
     <w:p>
-      <w:pPr>
-        <w:pStyle w:val="Heading1"/>
-      </w:pPr>
-      <w:r>
-        <w:t>08. Practise together</w:t>
-      </w:r>
-    </w:p>
-    <w:p>
-      <w:r>
-        <w:t>Practise Logs traces and privacy with support, then explain the deciding step in your own words.</w:t>
-      </w:r>
-    </w:p>
-    <w:p>
-      <w:pPr>
-        <w:spacing w:line="336" w:lineRule="auto" w:after="180"/>
-      </w:pPr>
-      <w:r>
-        <w:rPr>
-          <w:b w:val="0"/>
-        </w:rPr>
-        <w:t xml:space="preserve">Explain the weekly </w:t>
-      </w:r>
-      <w:r>
-        <w:rPr>
-          <w:b/>
-        </w:rPr>
-        <w:t>mechanism</w:t>
-      </w:r>
-      <w:r>
-        <w:rPr>
-          <w:b w:val="0"/>
-        </w:rPr>
-        <w:t xml:space="preserve"> in your own words. Use the worked scenario to name its </w:t>
-      </w:r>
-      <w:r>
-        <w:rPr>
-          <w:b/>
-        </w:rPr>
-        <w:t>input</w:t>
-      </w:r>
-      <w:r>
-        <w:rPr>
-          <w:b w:val="0"/>
-        </w:rPr>
-        <w:t xml:space="preserve">, decision rule and </w:t>
-      </w:r>
-      <w:r>
-        <w:rPr>
-          <w:b/>
-        </w:rPr>
-        <w:t>output</w:t>
-      </w:r>
-      <w:r>
-        <w:rPr>
-          <w:b w:val="0"/>
-        </w:rPr>
-        <w:t>.</w:t>
-      </w:r>
-    </w:p>
-    <w:p>
-      <w:pPr>
-        <w:pStyle w:val="Heading3"/>
-      </w:pPr>
-      <w:r>
-        <w:t>Guided: restate the worked result, then name the assumption or limitation that prevents a broader conclusion.</w:t>
-      </w:r>
-    </w:p>
-    <w:p>
       <w:r>
         <w:t>________________________________________________________________</w:t>
       </w:r>
@@ -1650,49 +2573,11 @@
       </w:r>
     </w:p>
     <w:p>
-      <w:r>
-        <w:t>________________________________________________________________</w:t>
-      </w:r>
-    </w:p>
-    <w:p>
-      <w:r>
-        <w:t>________________________________________________________________</w:t>
-      </w:r>
-    </w:p>
-    <w:p>
-      <w:pPr>
-        <w:pStyle w:val="Heading3"/>
-      </w:pPr>
-      <w:r>
-        <w:t>Explain your prediction to a partner before comparing results.</w:t>
-      </w:r>
-    </w:p>
-    <w:p>
-      <w:r>
-        <w:t>________________________________________________________________</w:t>
-      </w:r>
-    </w:p>
-    <w:p>
-      <w:r>
-        <w:t>________________________________________________________________</w:t>
-      </w:r>
-    </w:p>
-    <w:p>
-      <w:r>
-        <w:t>________________________________________________________________</w:t>
-      </w:r>
-    </w:p>
-    <w:p>
-      <w:r>
-        <w:t>________________________________________________________________</w:t>
-      </w:r>
-    </w:p>
-    <w:p>
-      <w:pPr>
-        <w:pStyle w:val="Heading3"/>
-      </w:pPr>
-      <w:r>
-        <w:t>Practise with less help: Trace the worked case</w:t>
+      <w:pPr>
+        <w:pStyle w:val="Heading2"/>
+      </w:pPr>
+      <w:r>
+        <w:t>Supported W2 record</w:t>
       </w:r>
     </w:p>
     <w:p>
@@ -1810,70 +2695,49 @@
     </w:p>
     <w:p>
       <w:pPr>
+        <w:pStyle w:val="Heading2"/>
+      </w:pPr>
+      <w:r>
+        <w:t>Individual linkability-limit check</w:t>
+      </w:r>
+    </w:p>
+    <w:p>
+      <w:pPr>
+        <w:pStyle w:val="ListBullet"/>
+      </w:pPr>
+      <w:r>
+        <w:t>Use the worked case for Logs traces and privacy. Proposed explanation: “The worked result establishes every future case”. Decide whether this explanation is supported. Point to the step or supplied fact that decides; explain your repair if needed.</w:t>
+      </w:r>
+    </w:p>
+    <w:p>
+      <w:pPr>
+        <w:pStyle w:val="ListBullet"/>
+      </w:pPr>
+      <w:r>
+        <w:t>Answer on your own before discussion. If you are unsure, say which step you need help with.</w:t>
+      </w:r>
+    </w:p>
+    <w:p>
+      <w:pPr>
+        <w:pStyle w:val="Heading2"/>
+      </w:pPr>
+      <w:r>
+        <w:t>Trace-picture response</w:t>
+      </w:r>
+    </w:p>
+    <w:p>
+      <w:pPr>
+        <w:pStyle w:val="ListBullet"/>
+      </w:pPr>
+      <w:r>
+        <w:t>Identify the purpose of R17, C8 and 240 ms in the trace. Which field is deliberately omitted, and why would logging the whole question violate this design?</w:t>
+      </w:r>
+    </w:p>
+    <w:p>
+      <w:pPr>
         <w:pStyle w:val="Heading3"/>
       </w:pPr>
       <w:r>
-        <w:t>Check your reasoning</w:t>
-      </w:r>
-    </w:p>
-    <w:p>
-      <w:pPr>
-        <w:spacing w:line="336" w:lineRule="auto" w:after="180"/>
-      </w:pPr>
-      <w:r>
-        <w:rPr>
-          <w:b w:val="0"/>
-        </w:rPr>
-        <w:t>Use the worked case for Logs traces and privacy. Proposed explanation: “The worked result establishes every future case”. Decide whether this explanation is supported.</w:t>
-      </w:r>
-    </w:p>
-    <w:p>
-      <w:pPr>
-        <w:spacing w:line="336" w:lineRule="auto" w:after="180"/>
-      </w:pPr>
-      <w:r>
-        <w:rPr>
-          <w:b w:val="0"/>
-        </w:rPr>
-        <w:t>Point to the step or supplied fact that decides; explain your repair if needed.</w:t>
-      </w:r>
-    </w:p>
-    <w:p>
-      <w:pPr>
-        <w:spacing w:line="336" w:lineRule="auto" w:after="180"/>
-      </w:pPr>
-      <w:r>
-        <w:rPr>
-          <w:b w:val="0"/>
-        </w:rPr>
-        <w:t>Answer on your own before discussion. If you are unsure, say which step you need help with.</w:t>
-      </w:r>
-    </w:p>
-    <w:p>
-      <w:pPr>
-        <w:pStyle w:val="Heading3"/>
-      </w:pPr>
-      <w:r>
-        <w:t>Explain the picture</w:t>
-      </w:r>
-    </w:p>
-    <w:p>
-      <w:pPr>
-        <w:spacing w:line="336" w:lineRule="auto" w:after="180"/>
-        <w:shd w:fill="F5F1FB"/>
-      </w:pPr>
-      <w:r>
-        <w:rPr>
-          <w:b w:val="0"/>
-        </w:rPr>
-        <w:t>Identify the purpose of R17, C8 and 240 ms in the trace. Which field is deliberately omitted, and why would logging the whole question violate this design?</w:t>
-      </w:r>
-    </w:p>
-    <w:p>
-      <w:pPr>
-        <w:pStyle w:val="Heading3"/>
-      </w:pPr>
-      <w:r>
         <w:t>My explanation using a pictured step and the given facts</w:t>
       </w:r>
     </w:p>
@@ -1895,6 +2759,14 @@
     <w:p>
       <w:r>
         <w:t>________________________________________________________________</w:t>
+      </w:r>
+    </w:p>
+    <w:p>
+      <w:pPr>
+        <w:pStyle w:val="Heading2"/>
+      </w:pPr>
+      <w:r>
+        <w:t>Reserve independent essay/guide field selection</w:t>
       </w:r>
     </w:p>
     <w:p>
@@ -1910,23 +2782,55 @@
     </w:p>
     <w:p>
       <w:pPr>
+        <w:pStyle w:val="Heading2"/>
+      </w:pPr>
+      <w:r>
+        <w:t>Earlier wording, alternatives and picture transcripts · reference / check after trying</w:t>
+      </w:r>
+    </w:p>
+    <w:p>
+      <w:pPr>
+        <w:pStyle w:val="Heading3"/>
+      </w:pPr>
+      <w:r>
+        <w:t>Practise with less help: Trace the worked case</w:t>
+      </w:r>
+    </w:p>
+    <w:p>
+      <w:pPr>
+        <w:pStyle w:val="Heading3"/>
+      </w:pPr>
+      <w:r>
+        <w:t>Check your reasoning</w:t>
+      </w:r>
+    </w:p>
+    <w:p>
+      <w:pPr>
+        <w:pStyle w:val="Heading3"/>
+      </w:pPr>
+      <w:r>
+        <w:t>Explain the picture</w:t>
+      </w:r>
+    </w:p>
+    <w:p>
+      <w:pPr>
         <w:pStyle w:val="Heading1"/>
       </w:pPr>
       <w:r>
-        <w:t>09. Run the investigation</w:t>
-      </w:r>
-    </w:p>
-    <w:p>
-      <w:r>
-        <w:t>Investigate Logs traces and privacy. Record the prediction, actual observation or labelled paper trace, explanation and next test separately.</w:t>
-      </w:r>
-    </w:p>
-    <w:p>
-      <w:pPr>
-        <w:pStyle w:val="Heading3"/>
-      </w:pPr>
-      <w:r>
-        <w:t>Predict, investigate and preserve the evidence</w:t>
+        <w:t>09. Run the complete metadata-construction and emission audit</w:t>
+      </w:r>
+    </w:p>
+    <w:p>
+      <w:r>
+        <w:t>Inspect only the intended emitted records, not an unsafe raw-data dump.</w:t>
+      </w:r>
+    </w:p>
+    <w:p>
+      <w:pPr>
+        <w:pStyle w:val="Heading2"/>
+      </w:pPr>
+      <w:r>
+        <w:t>Current passcode-in-record investigation</w:t>
       </w:r>
     </w:p>
     <w:p>
@@ -1938,6 +2842,144 @@
           <w:b w:val="0"/>
         </w:rPr>
         <w:t>A failure record includes trace R7, status=denied and the complete student passcode. Show the intermediate steps and give the conclusion with its scope.</w:t>
+      </w:r>
+    </w:p>
+    <w:p>
+      <w:pPr>
+        <w:pStyle w:val="Heading2"/>
+      </w:pPr>
+      <w:r>
+        <w:t>Complete runnable mock builder and exclusion checks</w:t>
+      </w:r>
+    </w:p>
+    <w:p>
+      <w:r>
+        <w:rPr>
+          <w:rFonts w:ascii="Courier New" w:hAnsi="Courier New"/>
+          <w:sz w:val="18"/>
+        </w:rPr>
+        <w:t>"""Allowlisted metadata records from fictional fixtures; no real logs or secrets."""</w:t>
+        <w:br/>
+        <w:t>import json</w:t>
+        <w:br/>
+        <w:t>import re</w:t>
+        <w:br/>
+        <w:t>POLICY={'access':'designated classroom reviewer',</w:t>
+        <w:br/>
+        <w:t xml:space="preserve">        'retention':'delete mock records after this classroom exercise',</w:t>
+        <w:br/>
+        <w:t xml:space="preserve">        'raw_text':'excluded'}</w:t>
+        <w:br/>
+        <w:br/>
+        <w:t>def event(trace_id,stage,status,duration_ms,error_category='none',source_id=None):</w:t>
+        <w:br/>
+        <w:t xml:space="preserve">    if type(trace_id) is not str or not re.fullmatch(r'[A-Z][0-9]{1,8}',trace_id):</w:t>
+        <w:br/>
+        <w:t xml:space="preserve">        raise ValueError('invalid trace ID format')</w:t>
+        <w:br/>
+        <w:t xml:space="preserve">    if stage not in ('request','authorize','lookup','validate'):</w:t>
+        <w:br/>
+        <w:t xml:space="preserve">        raise ValueError('invalid stage')</w:t>
+        <w:br/>
+        <w:t xml:space="preserve">    if status not in ('ok','denied','review'):</w:t>
+        <w:br/>
+        <w:t xml:space="preserve">        raise ValueError('invalid status')</w:t>
+        <w:br/>
+        <w:t xml:space="preserve">    if type(duration_ms) is not int or duration_ms&lt;0:</w:t>
+        <w:br/>
+        <w:t xml:space="preserve">        raise ValueError('invalid duration')</w:t>
+        <w:br/>
+        <w:t xml:space="preserve">    if error_category not in ('none','permission_denied','missing_source',</w:t>
+        <w:br/>
+        <w:t xml:space="preserve">                              'invalid_request','dependency_failure','output_mismatch'):</w:t>
+        <w:br/>
+        <w:t xml:space="preserve">        raise ValueError('invalid error category')</w:t>
+        <w:br/>
+        <w:t xml:space="preserve">    record={'trace_id':trace_id,'stage':stage,'status':status,</w:t>
+        <w:br/>
+        <w:t xml:space="preserve">            'duration_ms':duration_ms,'error_category':error_category}</w:t>
+        <w:br/>
+        <w:t xml:space="preserve">    # The pictured retrieval policy explicitly permits this extra source-ID field.</w:t>
+        <w:br/>
+        <w:t xml:space="preserve">    if source_id is not None:</w:t>
+        <w:br/>
+        <w:t xml:space="preserve">        if stage!='lookup' or type(source_id) is not str or not re.fullmatch(r'C[0-9]{1,8}',source_id):</w:t>
+        <w:br/>
+        <w:t xml:space="preserve">            raise ValueError('invalid retrieval source ID')</w:t>
+        <w:br/>
+        <w:t xml:space="preserve">        record['source_id']=source_id</w:t>
+        <w:br/>
+        <w:t xml:space="preserve">    return record</w:t>
+        <w:br/>
+        <w:br/>
+        <w:t>raw_mock={'trace_id':'R7','stage':'authorize','status':'denied','duration_ms':3,</w:t>
+        <w:br/>
+        <w:t xml:space="preserve">          'error_category':'permission_denied',</w:t>
+        <w:br/>
+        <w:t xml:space="preserve">          'passcode':'fictional-passcode-placeholder',</w:t>
+        <w:br/>
+        <w:t xml:space="preserve">          'student_text':'fictional private question',</w:t>
+        <w:br/>
+        <w:t xml:space="preserve">          'teacher_answer':'fictional private guide text'}</w:t>
+        <w:br/>
+        <w:t># Build the intended record; never serialize or print the entire raw_mock.</w:t>
+        <w:br/>
+        <w:t>safe=event(raw_mock['trace_id'],raw_mock['stage'],raw_mock['status'],</w:t>
+        <w:br/>
+        <w:t xml:space="preserve">           raw_mock['duration_ms'],raw_mock['error_category'])</w:t>
+        <w:br/>
+        <w:t>trace=[event('R17','request','ok',240),</w:t>
+        <w:br/>
+        <w:t xml:space="preserve">       event('R17','lookup','ok',80,source_id='C8'),</w:t>
+        <w:br/>
+        <w:t xml:space="preserve">       event('R17','validate','ok',20)]</w:t>
+        <w:br/>
+        <w:t>serialized=json.dumps([safe,*trace])</w:t>
+        <w:br/>
+        <w:t>assert set(safe)=={'trace_id','stage','status','duration_ms','error_category'}</w:t>
+        <w:br/>
+        <w:t>assert all(raw_mock[key] not in serialized for key in ['passcode','student_text','teacher_answer'])</w:t>
+        <w:br/>
+        <w:t>assert {r['trace_id'] for r in trace}=={'R17'}</w:t>
+        <w:br/>
+        <w:t>assert trace[0]['duration_ms']==240 and trace[1]['source_id']=='C8'</w:t>
+        <w:br/>
+        <w:t>print('Declared classroom policy, not implemented controls:',POLICY)</w:t>
+        <w:br/>
+        <w:t>print('Main minimized record:',safe)</w:t>
+        <w:br/>
+        <w:t>for row in trace:print('Separate pictured trace metadata:',row)</w:t>
+        <w:br/>
+        <w:t>print('The 240 ms request duration is one supplied fixture value, not a service average.')</w:t>
+        <w:br/>
+        <w:t>print('Request span can include lookup/validation spans; do not add nested durations as independent work.')</w:t>
+        <w:br/>
+        <w:t>print('Trace/source IDs remain linkable. Access control and deletion are declared, not enforced by this builder.')</w:t>
+        <w:br/>
+      </w:r>
+    </w:p>
+    <w:p>
+      <w:pPr>
+        <w:pStyle w:val="Heading2"/>
+      </w:pPr>
+      <w:r>
+        <w:t>Expected metadata, validated fields and control limits</w:t>
+      </w:r>
+    </w:p>
+    <w:p>
+      <w:pPr>
+        <w:pStyle w:val="ListNumber"/>
+      </w:pPr>
+      <w:r>
+        <w:t>Predict the safe R7 record before running or tracing. The code uses fictional private placeholders but never prints or serializes the raw mock. It builds explicit metadata with controlled stages/statuses/error categories and validates duration/identifier shapes. It checks that the tested private placeholder values are absent from all emitted JSON. The pictured R17/C8 events are separate mock span records; no timer runs. The builder does not implement a real log store, authentication, retention deletion or universal privacy guarantee. Application-issued identifiers remain linkable; preserving failed-case evidence means a policy-compliant diagnostic artifact, not retaining raw private text.</w:t>
+      </w:r>
+    </w:p>
+    <w:p>
+      <w:pPr>
+        <w:pStyle w:val="Heading2"/>
+      </w:pPr>
+      <w:r>
+        <w:t>Evidence ledger and reflection</w:t>
       </w:r>
     </w:p>
     <w:tbl>
@@ -2089,14 +3131,6 @@
     </w:p>
     <w:p>
       <w:pPr>
-        <w:pStyle w:val="Heading3"/>
-      </w:pPr>
-      <w:r>
-        <w:t>Plan → try → check</w:t>
-      </w:r>
-    </w:p>
-    <w:p>
-      <w:pPr>
         <w:spacing w:line="336" w:lineRule="auto" w:after="180"/>
       </w:pPr>
       <w:r>
@@ -2108,23 +3142,47 @@
     </w:p>
     <w:p>
       <w:pPr>
+        <w:pStyle w:val="Heading2"/>
+      </w:pPr>
+      <w:r>
+        <w:t>Earlier wording, alternatives and picture transcripts · reference / check after trying</w:t>
+      </w:r>
+    </w:p>
+    <w:p>
+      <w:pPr>
+        <w:pStyle w:val="Heading3"/>
+      </w:pPr>
+      <w:r>
+        <w:t>Predict, investigate and preserve the evidence</w:t>
+      </w:r>
+    </w:p>
+    <w:p>
+      <w:pPr>
+        <w:pStyle w:val="Heading3"/>
+      </w:pPr>
+      <w:r>
+        <w:t>Plan → try → check</w:t>
+      </w:r>
+    </w:p>
+    <w:p>
+      <w:pPr>
         <w:pStyle w:val="Heading1"/>
       </w:pPr>
       <w:r>
-        <w:t>10. Build your understanding</w:t>
-      </w:r>
-    </w:p>
-    <w:p>
-      <w:r>
-        <w:t>Move from recall to tracing, diagnosis and transfer in Logs traces and privacy. Explain why each step is justified.</w:t>
-      </w:r>
-    </w:p>
-    <w:p>
-      <w:pPr>
-        <w:pStyle w:val="Heading3"/>
-      </w:pPr>
-      <w:r>
-        <w:t>Explain → apply → challenge</w:t>
+        <w:t>14. Try alone: select permitted fields from a new mixed record</w:t>
+      </w:r>
+    </w:p>
+    <w:p>
+      <w:r>
+        <w:t>Use the fixed policy and do not invent missing metadata.</w:t>
+      </w:r>
+    </w:p>
+    <w:p>
+      <w:pPr>
+        <w:pStyle w:val="Heading2"/>
+      </w:pPr>
+      <w:r>
+        <w:t>Complete independent essay/guide/metadata task</w:t>
       </w:r>
     </w:p>
     <w:p>
@@ -2135,43 +3193,123 @@
         <w:rPr>
           <w:b w:val="0"/>
         </w:rPr>
-        <w:t xml:space="preserve">Explain the weekly </w:t>
-      </w:r>
-      <w:r>
-        <w:rPr>
-          <w:b/>
-        </w:rPr>
-        <w:t>mechanism</w:t>
-      </w:r>
+        <w:t>Logs contain user essay, teacher guide, stage=lookup, duration=12 ms and trace T8. Select allowed fields.</w:t>
+      </w:r>
+    </w:p>
+    <w:p>
+      <w:pPr>
+        <w:pStyle w:val="Heading2"/>
+      </w:pPr>
+      <w:r>
+        <w:t>First attempt and support record</w:t>
+      </w:r>
+    </w:p>
+    <w:p>
+      <w:pPr>
+        <w:pStyle w:val="Heading3"/>
+      </w:pPr>
+      <w:r>
+        <w:t>My independent explanation, trace and limits</w:t>
+      </w:r>
+    </w:p>
+    <w:p>
+      <w:r>
+        <w:t>________________________________________________________________</w:t>
+      </w:r>
+    </w:p>
+    <w:p>
+      <w:r>
+        <w:t>________________________________________________________________</w:t>
+      </w:r>
+    </w:p>
+    <w:p>
+      <w:r>
+        <w:t>________________________________________________________________</w:t>
+      </w:r>
+    </w:p>
+    <w:p>
+      <w:r>
+        <w:t>________________________________________________________________</w:t>
+      </w:r>
+    </w:p>
+    <w:p>
+      <w:r>
+        <w:t>________________________________________________________________</w:t>
+      </w:r>
+    </w:p>
+    <w:p>
+      <w:r>
+        <w:t>________________________________________________________________</w:t>
+      </w:r>
+    </w:p>
+    <w:p>
+      <w:r>
+        <w:t>________________________________________________________________</w:t>
+      </w:r>
+    </w:p>
+    <w:p>
+      <w:pPr>
+        <w:spacing w:line="336" w:lineRule="auto" w:after="180"/>
+      </w:pPr>
       <w:r>
         <w:rPr>
           <w:b w:val="0"/>
         </w:rPr>
-        <w:t xml:space="preserve"> in your own words. Use the worked scenario to name its </w:t>
-      </w:r>
-      <w:r>
-        <w:rPr>
-          <w:b/>
-        </w:rPr>
-        <w:t>input</w:t>
-      </w:r>
+        <w:t>Attempt this case before feedback. Record any help. Earlier examples below are further practice; a case already practised with feedback cannot establish fresh transfer.</w:t>
+      </w:r>
+    </w:p>
+    <w:p>
+      <w:pPr>
+        <w:pStyle w:val="Heading2"/>
+      </w:pPr>
+      <w:r>
+        <w:t>Feedback after trying</w:t>
+      </w:r>
+    </w:p>
+    <w:p>
+      <w:pPr>
+        <w:spacing w:line="336" w:lineRule="auto" w:after="180"/>
+      </w:pPr>
       <w:r>
         <w:rPr>
           <w:b w:val="0"/>
         </w:rPr>
-        <w:t xml:space="preserve">, decision rule and </w:t>
-      </w:r>
-      <w:r>
-        <w:rPr>
-          <w:b/>
-        </w:rPr>
-        <w:t>output</w:t>
-      </w:r>
+        <w:t>Attempt the independent case before hints. Record whether you worked alone, used a hint or followed a model. After feedback, fix the first unsupported step and explain why it changed.</w:t>
+      </w:r>
+    </w:p>
+    <w:p>
+      <w:pPr>
+        <w:spacing w:line="336" w:lineRule="auto" w:after="180"/>
+      </w:pPr>
       <w:r>
         <w:rPr>
           <w:b w:val="0"/>
         </w:rPr>
-        <w:t>.</w:t>
+        <w:t>A later check uses a changed case, not a copied answer.</w:t>
+      </w:r>
+    </w:p>
+    <w:p>
+      <w:pPr>
+        <w:pStyle w:val="Heading2"/>
+      </w:pPr>
+      <w:r>
+        <w:t>Earlier wording, alternatives and picture transcripts · reference / check after trying</w:t>
+      </w:r>
+    </w:p>
+    <w:p>
+      <w:pPr>
+        <w:pStyle w:val="Heading3"/>
+      </w:pPr>
+      <w:r>
+        <w:t>Independent case: Apply a new case independently</w:t>
+      </w:r>
+    </w:p>
+    <w:p>
+      <w:pPr>
+        <w:pStyle w:val="Heading3"/>
+      </w:pPr>
+      <w:r>
+        <w:t>Attempt this without hints</w:t>
       </w:r>
     </w:p>
     <w:p>
@@ -2182,53 +3320,66 @@
         <w:rPr>
           <w:b w:val="0"/>
         </w:rPr>
-        <w:t xml:space="preserve">A report omits this qualification: A </w:t>
-      </w:r>
-      <w:r>
-        <w:rPr>
-          <w:b/>
-        </w:rPr>
-        <w:t>trace ID</w:t>
-      </w:r>
+        <w:t>Logs contain user essay, teacher guide, stage=lookup, duration=12 ms and trace T8. Select allowed fields.</w:t>
+      </w:r>
+    </w:p>
+    <w:p>
+      <w:pPr>
+        <w:pStyle w:val="Heading3"/>
+      </w:pPr>
+      <w:r>
+        <w:t>My independent procedure, result and limitation</w:t>
+      </w:r>
+    </w:p>
+    <w:p>
+      <w:r>
+        <w:t>________________________________________________________________</w:t>
+      </w:r>
+    </w:p>
+    <w:p>
+      <w:r>
+        <w:t>________________________________________________________________</w:t>
+      </w:r>
+    </w:p>
+    <w:p>
+      <w:r>
+        <w:t>________________________________________________________________</w:t>
+      </w:r>
+    </w:p>
+    <w:p>
+      <w:r>
+        <w:t>________________________________________________________________</w:t>
+      </w:r>
+    </w:p>
+    <w:p>
+      <w:r>
+        <w:t>________________________________________________________________</w:t>
+      </w:r>
+    </w:p>
+    <w:p>
+      <w:r>
+        <w:t>________________________________________________________________</w:t>
+      </w:r>
+    </w:p>
+    <w:p>
+      <w:r>
+        <w:t>________________________________________________________________</w:t>
+      </w:r>
+    </w:p>
+    <w:p>
+      <w:r>
+        <w:t>________________________________________________________________</w:t>
+      </w:r>
+    </w:p>
+    <w:p>
+      <w:pPr>
+        <w:spacing w:line="336" w:lineRule="auto" w:after="180"/>
+      </w:pPr>
       <w:r>
         <w:rPr>
           <w:b w:val="0"/>
         </w:rPr>
-        <w:t xml:space="preserve"> can still be linkable; </w:t>
-      </w:r>
-      <w:r>
-        <w:rPr>
-          <w:b/>
-        </w:rPr>
-        <w:t>minimisation</w:t>
-      </w:r>
-      <w:r>
-        <w:rPr>
-          <w:b w:val="0"/>
-        </w:rPr>
-        <w:t xml:space="preserve"> and role-controlled access remain necessary. Explain how omitting it could change a reader's interpretation, and write an accurate replacement.</w:t>
-      </w:r>
-    </w:p>
-    <w:p>
-      <w:pPr>
-        <w:spacing w:line="336" w:lineRule="auto" w:after="180"/>
-      </w:pPr>
-      <w:r>
-        <w:rPr>
-          <w:b w:val="0"/>
-        </w:rPr>
-        <w:t>For the worked scenario, propose one additional case that could reveal a failure, describe its expected outcome before running it, and explain what would need to remain fixed for a fair comparison.</w:t>
-      </w:r>
-    </w:p>
-    <w:p>
-      <w:pPr>
-        <w:spacing w:line="336" w:lineRule="auto" w:after="180"/>
-      </w:pPr>
-      <w:r>
-        <w:rPr>
-          <w:b w:val="0"/>
-        </w:rPr>
-        <w:t>Do not reuse W4 as a new final test after receiving feedback.</w:t>
+        <w:t>Record support used: none, hint or teacher explanation. After feedback, a different case is needed to demonstrate independence.</w:t>
       </w:r>
     </w:p>
     <w:p>
@@ -2236,32 +3387,7 @@
         <w:pStyle w:val="Heading3"/>
       </w:pPr>
       <w:r>
-        <w:t>Explain which evidence supports your conclusion and which claim remains unproved.</w:t>
-      </w:r>
-    </w:p>
-    <w:p>
-      <w:r>
-        <w:t>________________________________________________________________</w:t>
-      </w:r>
-    </w:p>
-    <w:p>
-      <w:r>
-        <w:t>________________________________________________________________</w:t>
-      </w:r>
-    </w:p>
-    <w:p>
-      <w:r>
-        <w:t>________________________________________________________________</w:t>
-      </w:r>
-    </w:p>
-    <w:p>
-      <w:r>
-        <w:t>________________________________________________________________</w:t>
-      </w:r>
-    </w:p>
-    <w:p>
-      <w:r>
-        <w:t>________________________________________________________________</w:t>
+        <w:t>Use feedback to improve</w:t>
       </w:r>
     </w:p>
     <w:p>
@@ -2269,12 +3395,20 @@
         <w:pStyle w:val="Heading1"/>
       </w:pPr>
       <w:r>
-        <w:t>11. Connect your project</w:t>
-      </w:r>
-    </w:p>
-    <w:p>
-      <w:r>
-        <w:t>Apply this week’s idea to Grounded Learning Service. Keep an annotated decision and the evidence supporting it.</w:t>
+        <w:t>11. Save the diagnostic schema with access and retention requirements</w:t>
+      </w:r>
+    </w:p>
+    <w:p>
+      <w:r>
+        <w:t>Keep sanitized failure evidence and explicitly identify controls still unimplemented.</w:t>
+      </w:r>
+    </w:p>
+    <w:p>
+      <w:pPr>
+        <w:pStyle w:val="Heading2"/>
+      </w:pPr>
+      <w:r>
+        <w:t>Project task and artifact</w:t>
       </w:r>
     </w:p>
     <w:p>
@@ -2465,10 +3599,10 @@
     </w:tbl>
     <w:p>
       <w:pPr>
-        <w:pStyle w:val="Heading3"/>
-      </w:pPr>
-      <w:r>
-        <w:t>Evidence for your project</w:t>
+        <w:pStyle w:val="Heading2"/>
+      </w:pPr>
+      <w:r>
+        <w:t>Actual run or trace and limitations</w:t>
       </w:r>
     </w:p>
     <w:p>
@@ -2496,15 +3630,88 @@
     </w:p>
     <w:p>
       <w:pPr>
+        <w:pStyle w:val="Heading2"/>
+      </w:pPr>
+      <w:r>
+        <w:t>Earlier wording, alternatives and picture transcripts · reference / check after trying</w:t>
+      </w:r>
+    </w:p>
+    <w:p>
+      <w:pPr>
+        <w:pStyle w:val="Heading3"/>
+      </w:pPr>
+      <w:r>
+        <w:t>Evidence for your project</w:t>
+      </w:r>
+    </w:p>
+    <w:p>
+      <w:pPr>
         <w:pStyle w:val="Heading1"/>
       </w:pPr>
       <w:r>
-        <w:t>12. Show what you know</w:t>
-      </w:r>
-    </w:p>
-    <w:p>
-      <w:r>
-        <w:t>Use a genuinely new case for independent evidence. Previously discussed examples remain practice; use the separately named independent case before feedback.</w:t>
+        <w:t>16. Finish with a useful trace and no unnecessary private content</w:t>
+      </w:r>
+    </w:p>
+    <w:p>
+      <w:r>
+        <w:t>A minimal record still requires controlled access, retention and honest measurement claims.</w:t>
+      </w:r>
+    </w:p>
+    <w:p>
+      <w:pPr>
+        <w:pStyle w:val="Heading2"/>
+      </w:pPr>
+      <w:r>
+        <w:t>Retrieve and explain</w:t>
+      </w:r>
+    </w:p>
+    <w:p>
+      <w:pPr>
+        <w:pStyle w:val="ListBullet"/>
+      </w:pPr>
+      <w:r>
+        <w:t>Close your notes. Explain this goal in your own words: Explain the mechanism and terminology of logs traces and privacy</w:t>
+      </w:r>
+    </w:p>
+    <w:p>
+      <w:pPr>
+        <w:pStyle w:val="Heading3"/>
+      </w:pPr>
+      <w:r>
+        <w:t>My deciding step, evidence and one remaining question</w:t>
+      </w:r>
+    </w:p>
+    <w:p>
+      <w:r>
+        <w:t>________________________________________________________________</w:t>
+      </w:r>
+    </w:p>
+    <w:p>
+      <w:r>
+        <w:t>________________________________________________________________</w:t>
+      </w:r>
+    </w:p>
+    <w:p>
+      <w:r>
+        <w:t>________________________________________________________________</w:t>
+      </w:r>
+    </w:p>
+    <w:p>
+      <w:r>
+        <w:t>________________________________________________________________</w:t>
+      </w:r>
+    </w:p>
+    <w:p>
+      <w:r>
+        <w:t>________________________________________________________________</w:t>
+      </w:r>
+    </w:p>
+    <w:p>
+      <w:pPr>
+        <w:pStyle w:val="Heading2"/>
+      </w:pPr>
+      <w:r>
+        <w:t>Plan a changed-case return</w:t>
       </w:r>
     </w:p>
     <w:p>
@@ -2515,62 +3722,31 @@
         <w:rPr>
           <w:b w:val="0"/>
         </w:rPr>
-        <w:t>Complete the supported workbook tasks before attempting W4 independently. Record any hints or help used. After feedback, use the teacher's fresh retry rather than copying the earlier answer.</w:t>
-      </w:r>
-    </w:p>
-    <w:p>
-      <w:pPr>
-        <w:spacing w:line="336" w:lineRule="auto" w:after="180"/>
-      </w:pPr>
+        <w:t xml:space="preserve">If you are unsure, return to the worked picture and explain one arrow. If you are ready, change an </w:t>
+      </w:r>
+      <w:r>
+        <w:rPr>
+          <w:b/>
+        </w:rPr>
+        <w:t>input</w:t>
+      </w:r>
       <w:r>
         <w:rPr>
           <w:b w:val="0"/>
         </w:rPr>
-        <w:t>For a project, select a relevant new case, predict the outcome from the declared rule and preserve the result alongside any revision.</w:t>
-      </w:r>
-    </w:p>
-    <w:p>
-      <w:pPr>
-        <w:pStyle w:val="Heading3"/>
-      </w:pPr>
-      <w:r>
-        <w:t>Exit: propose one revealing change to the worked scenario. State the expected outcome and the evidence that would make you revise your explanation.</w:t>
-      </w:r>
-    </w:p>
-    <w:p>
-      <w:r>
-        <w:t>________________________________________________________________</w:t>
-      </w:r>
-    </w:p>
-    <w:p>
-      <w:r>
-        <w:t>________________________________________________________________</w:t>
-      </w:r>
-    </w:p>
-    <w:p>
-      <w:r>
-        <w:t>________________________________________________________________</w:t>
-      </w:r>
-    </w:p>
-    <w:p>
-      <w:r>
-        <w:t>________________________________________________________________</w:t>
-      </w:r>
-    </w:p>
-    <w:p>
-      <w:r>
-        <w:t>________________________________________________________________</w:t>
-      </w:r>
-    </w:p>
-    <w:p>
-      <w:pPr>
-        <w:spacing w:line="336" w:lineRule="auto" w:after="180"/>
-      </w:pPr>
+        <w:t xml:space="preserve"> or assumption and justify your </w:t>
+      </w:r>
+      <w:r>
+        <w:rPr>
+          <w:b/>
+        </w:rPr>
+        <w:t>prediction</w:t>
+      </w:r>
       <w:r>
         <w:rPr>
           <w:b w:val="0"/>
         </w:rPr>
-        <w:t>For the worked scenario, propose one additional case that could reveal a failure, describe its expected outcome before running it, and explain what would need to remain fixed for a fair comparison.</w:t>
+        <w:t>.</w:t>
       </w:r>
     </w:p>
     <w:p>
@@ -2581,14 +3757,336 @@
         <w:rPr>
           <w:b w:val="0"/>
         </w:rPr>
-        <w:t>Do not reuse W4 as a new final test after receiving feedback.</w:t>
-      </w:r>
-    </w:p>
+        <w:t xml:space="preserve">Save your workbook </w:t>
+      </w:r>
+      <w:r>
+        <w:rPr>
+          <w:b/>
+        </w:rPr>
+        <w:t>evidence</w:t>
+      </w:r>
+      <w:r>
+        <w:rPr>
+          <w:b w:val="0"/>
+        </w:rPr>
+        <w:t>. At the next review, try a different case before opening your old answer.</w:t>
+      </w:r>
+    </w:p>
+    <w:p>
+      <w:pPr>
+        <w:pStyle w:val="Heading1"/>
+      </w:pPr>
+      <w:r>
+        <w:t>Reference bank and extra practice</w:t>
+      </w:r>
+    </w:p>
+    <w:p>
+      <w:pPr>
+        <w:pStyle w:val="Heading1"/>
+      </w:pPr>
+      <w:r>
+        <w:t>05. Reference · Use service vocabulary precisely</w:t>
+      </w:r>
+    </w:p>
+    <w:p>
+      <w:r>
+        <w:t>Connect each term to an input, operation, evidence source or outcome.</w:t>
+      </w:r>
+    </w:p>
+    <w:p>
+      <w:pPr>
+        <w:pStyle w:val="Heading2"/>
+      </w:pPr>
+      <w:r>
+        <w:t>Vocabulary and your explanation</w:t>
+      </w:r>
+    </w:p>
+    <w:tbl>
+      <w:tblPr>
+        <w:tblStyle w:val="LightShading-Accent1"/>
+        <w:tblW w:type="auto" w:w="0"/>
+        <w:tblLook w:firstColumn="1" w:firstRow="1" w:lastColumn="0" w:lastRow="0" w:noHBand="0" w:noVBand="1" w:val="04A0"/>
+      </w:tblPr>
+      <w:tblGrid>
+        <w:gridCol w:w="5112"/>
+        <w:gridCol w:w="5112"/>
+      </w:tblGrid>
+      <w:tr>
+        <w:trPr>
+          <w:tblHeader/>
+        </w:trPr>
+        <w:tc>
+          <w:tcPr>
+            <w:tcW w:type="dxa" w:w="5112"/>
+          </w:tcPr>
+          <w:p>
+            <w:r>
+              <w:t>Word</w:t>
+            </w:r>
+          </w:p>
+        </w:tc>
+        <w:tc>
+          <w:tcPr>
+            <w:tcW w:type="dxa" w:w="5112"/>
+          </w:tcPr>
+          <w:p>
+            <w:r>
+              <w:t>Meaning</w:t>
+            </w:r>
+          </w:p>
+        </w:tc>
+      </w:tr>
+      <w:tr>
+        <w:tc>
+          <w:tcPr>
+            <w:tcW w:type="dxa" w:w="5112"/>
+          </w:tcPr>
+          <w:p>
+            <w:r>
+              <w:t>Trace ID</w:t>
+            </w:r>
+          </w:p>
+        </w:tc>
+        <w:tc>
+          <w:tcPr>
+            <w:tcW w:type="dxa" w:w="5112"/>
+          </w:tcPr>
+          <w:p>
+            <w:r>
+              <w:t>An identifier connecting events within an operation</w:t>
+            </w:r>
+          </w:p>
+        </w:tc>
+      </w:tr>
+      <w:tr>
+        <w:tc>
+          <w:tcPr>
+            <w:tcW w:type="dxa" w:w="5112"/>
+          </w:tcPr>
+          <w:p>
+            <w:r>
+              <w:t>Minimisation</w:t>
+            </w:r>
+          </w:p>
+        </w:tc>
+        <w:tc>
+          <w:tcPr>
+            <w:tcW w:type="dxa" w:w="5112"/>
+          </w:tcPr>
+          <w:p>
+            <w:r>
+              <w:t>Keeping only data needed for the declared purpose</w:t>
+            </w:r>
+          </w:p>
+        </w:tc>
+      </w:tr>
+      <w:tr>
+        <w:tc>
+          <w:tcPr>
+            <w:tcW w:type="dxa" w:w="5112"/>
+          </w:tcPr>
+          <w:p>
+            <w:r>
+              <w:t>Error category</w:t>
+            </w:r>
+          </w:p>
+        </w:tc>
+        <w:tc>
+          <w:tcPr>
+            <w:tcW w:type="dxa" w:w="5112"/>
+          </w:tcPr>
+          <w:p>
+            <w:r>
+              <w:t>A non-sensitive label for a failure class</w:t>
+            </w:r>
+          </w:p>
+        </w:tc>
+      </w:tr>
+    </w:tbl>
     <w:p>
       <w:pPr>
         <w:pStyle w:val="Heading3"/>
       </w:pPr>
       <w:r>
+        <w:t>Use two terms to explain a step in this week’s example.</w:t>
+      </w:r>
+    </w:p>
+    <w:p>
+      <w:r>
+        <w:t>________________________________________________________________</w:t>
+      </w:r>
+    </w:p>
+    <w:p>
+      <w:r>
+        <w:t>________________________________________________________________</w:t>
+      </w:r>
+    </w:p>
+    <w:p>
+      <w:r>
+        <w:t>________________________________________________________________</w:t>
+      </w:r>
+    </w:p>
+    <w:p>
+      <w:pPr>
+        <w:pStyle w:val="Heading1"/>
+      </w:pPr>
+      <w:r>
+        <w:t>10. Extra challenge · Explain a stronger case</w:t>
+      </w:r>
+    </w:p>
+    <w:p>
+      <w:r>
+        <w:t>Choose the next challenge after the main route.</w:t>
+      </w:r>
+    </w:p>
+    <w:p>
+      <w:pPr>
+        <w:pStyle w:val="Heading2"/>
+      </w:pPr>
+      <w:r>
+        <w:t>Explain,repair and extend</w:t>
+      </w:r>
+    </w:p>
+    <w:p>
+      <w:pPr>
+        <w:pStyle w:val="Heading3"/>
+      </w:pPr>
+      <w:r>
+        <w:t>Explain → apply → challenge</w:t>
+      </w:r>
+    </w:p>
+    <w:p>
+      <w:pPr>
+        <w:pStyle w:val="ListBullet"/>
+      </w:pPr>
+      <w:r>
+        <w:t>Explain the weekly mechanism in your own words. Use the worked scenario to name its input, decision rule and output.</w:t>
+      </w:r>
+    </w:p>
+    <w:p>
+      <w:pPr>
+        <w:pStyle w:val="ListBullet"/>
+      </w:pPr>
+      <w:r>
+        <w:t>A report omits this qualification: A trace ID can still be linkable; minimisation and role-controlled access remain necessary. Explain how omitting it could change a reader's interpretation, and write an accurate replacement.</w:t>
+      </w:r>
+    </w:p>
+    <w:p>
+      <w:pPr>
+        <w:pStyle w:val="ListBullet"/>
+      </w:pPr>
+      <w:r>
+        <w:t>For the worked scenario, propose one additional case that could reveal a failure, describe its expected outcome before running it, and explain what would need to remain fixed for a fair comparison. Do not reuse W4 as a new final test after receiving feedback.</w:t>
+      </w:r>
+    </w:p>
+    <w:p>
+      <w:pPr>
+        <w:pStyle w:val="Heading3"/>
+      </w:pPr>
+      <w:r>
+        <w:t>Explain which evidence supports your conclusion and which claim remains unproved.</w:t>
+      </w:r>
+    </w:p>
+    <w:p>
+      <w:r>
+        <w:t>________________________________________________________________</w:t>
+      </w:r>
+    </w:p>
+    <w:p>
+      <w:r>
+        <w:t>________________________________________________________________</w:t>
+      </w:r>
+    </w:p>
+    <w:p>
+      <w:r>
+        <w:t>________________________________________________________________</w:t>
+      </w:r>
+    </w:p>
+    <w:p>
+      <w:r>
+        <w:t>________________________________________________________________</w:t>
+      </w:r>
+    </w:p>
+    <w:p>
+      <w:r>
+        <w:t>________________________________________________________________</w:t>
+      </w:r>
+    </w:p>
+    <w:p>
+      <w:pPr>
+        <w:pStyle w:val="Heading1"/>
+      </w:pPr>
+      <w:r>
+        <w:t>12. Reference · Check the service reasoning and its limits</w:t>
+      </w:r>
+    </w:p>
+    <w:p>
+      <w:r>
+        <w:t>Use after practice; keep the selected independent case for its first attempt.</w:t>
+      </w:r>
+    </w:p>
+    <w:p>
+      <w:pPr>
+        <w:pStyle w:val="Heading2"/>
+      </w:pPr>
+      <w:r>
+        <w:t>Current explanation and response</w:t>
+      </w:r>
+    </w:p>
+    <w:p>
+      <w:pPr>
+        <w:pStyle w:val="ListBullet"/>
+      </w:pPr>
+      <w:r>
+        <w:t>Complete the supported workbook tasks before attempting W4 independently. Record any hints or help used. After feedback, use the teacher's fresh retry rather than copying the earlier answer. For a project, select a relevant new case, predict the outcome from the declared rule and preserve the result alongside any revision.</w:t>
+      </w:r>
+    </w:p>
+    <w:p>
+      <w:pPr>
+        <w:pStyle w:val="Heading3"/>
+      </w:pPr>
+      <w:r>
+        <w:t>Exit: propose one revealing change to the worked scenario. State the expected outcome and the evidence that would make you revise your explanation.</w:t>
+      </w:r>
+    </w:p>
+    <w:p>
+      <w:r>
+        <w:t>________________________________________________________________</w:t>
+      </w:r>
+    </w:p>
+    <w:p>
+      <w:r>
+        <w:t>________________________________________________________________</w:t>
+      </w:r>
+    </w:p>
+    <w:p>
+      <w:r>
+        <w:t>________________________________________________________________</w:t>
+      </w:r>
+    </w:p>
+    <w:p>
+      <w:r>
+        <w:t>________________________________________________________________</w:t>
+      </w:r>
+    </w:p>
+    <w:p>
+      <w:r>
+        <w:t>________________________________________________________________</w:t>
+      </w:r>
+    </w:p>
+    <w:p>
+      <w:pPr>
+        <w:pStyle w:val="ListBullet"/>
+      </w:pPr>
+      <w:r>
+        <w:t>For the worked scenario, propose one additional case that could reveal a failure, describe its expected outcome before running it, and explain what would need to remain fixed for a fair comparison. Do not reuse W4 as a new final test after receiving feedback.</w:t>
+      </w:r>
+    </w:p>
+    <w:p>
+      <w:pPr>
+        <w:pStyle w:val="Heading3"/>
+      </w:pPr>
+      <w:r>
         <w:t>My limited claim and a useful next check</w:t>
       </w:r>
     </w:p>
@@ -2617,12 +4115,20 @@
         <w:pStyle w:val="Heading1"/>
       </w:pPr>
       <w:r>
-        <w:t>13. Study a complete case</w:t>
-      </w:r>
-    </w:p>
-    <w:p>
-      <w:r>
-        <w:t>Revisit the complete Logs traces and privacy case for supported practice. Repeated examples do not become fresh assessments.</w:t>
+        <w:t>13. Extra practice · Revisit the complete trace</w:t>
+      </w:r>
+    </w:p>
+    <w:p>
+      <w:r>
+        <w:t>Predict before reading the supplied steps.</w:t>
+      </w:r>
+    </w:p>
+    <w:p>
+      <w:pPr>
+        <w:pStyle w:val="Heading2"/>
+      </w:pPr>
+      <w:r>
+        <w:t>Complete trace and evidence</w:t>
       </w:r>
     </w:p>
     <w:p>
@@ -2791,206 +4297,20 @@
         <w:pStyle w:val="Heading1"/>
       </w:pPr>
       <w:r>
-        <w:t>14. Try a new case independently</w:t>
-      </w:r>
-    </w:p>
-    <w:p>
-      <w:r>
-        <w:t>Attempt the reserved new case before feedback. Record support; the earlier examples below remain additional practice.</w:t>
-      </w:r>
-    </w:p>
-    <w:p>
-      <w:pPr>
-        <w:pStyle w:val="Heading3"/>
-      </w:pPr>
-      <w:r>
-        <w:t>Independent case: Apply a new case independently</w:t>
-      </w:r>
-    </w:p>
-    <w:p>
-      <w:pPr>
-        <w:spacing w:line="336" w:lineRule="auto" w:after="180"/>
-      </w:pPr>
-      <w:r>
-        <w:rPr>
-          <w:b w:val="0"/>
-        </w:rPr>
-        <w:t>Logs contain user essay, teacher guide, stage=lookup, duration=12 ms and trace T8. Select allowed fields.</w:t>
-      </w:r>
-    </w:p>
-    <w:p>
-      <w:pPr>
-        <w:pStyle w:val="Heading3"/>
-      </w:pPr>
-      <w:r>
-        <w:t>My independent explanation, trace and limits</w:t>
-      </w:r>
-    </w:p>
-    <w:p>
-      <w:r>
-        <w:t>________________________________________________________________</w:t>
-      </w:r>
-    </w:p>
-    <w:p>
-      <w:r>
-        <w:t>________________________________________________________________</w:t>
-      </w:r>
-    </w:p>
-    <w:p>
-      <w:r>
-        <w:t>________________________________________________________________</w:t>
-      </w:r>
-    </w:p>
-    <w:p>
-      <w:r>
-        <w:t>________________________________________________________________</w:t>
-      </w:r>
-    </w:p>
-    <w:p>
-      <w:r>
-        <w:t>________________________________________________________________</w:t>
-      </w:r>
-    </w:p>
-    <w:p>
-      <w:r>
-        <w:t>________________________________________________________________</w:t>
-      </w:r>
-    </w:p>
-    <w:p>
-      <w:r>
-        <w:t>________________________________________________________________</w:t>
-      </w:r>
-    </w:p>
-    <w:p>
-      <w:pPr>
-        <w:spacing w:line="336" w:lineRule="auto" w:after="180"/>
-      </w:pPr>
-      <w:r>
-        <w:rPr>
-          <w:b w:val="0"/>
-        </w:rPr>
-        <w:t>Attempt this case before feedback. Record any help. Earlier examples below are further practice; a case already practised with feedback cannot establish fresh transfer.</w:t>
-      </w:r>
-    </w:p>
-    <w:p>
-      <w:pPr>
-        <w:pStyle w:val="Heading3"/>
-      </w:pPr>
-      <w:r>
-        <w:t>Attempt this without hints</w:t>
-      </w:r>
-    </w:p>
-    <w:p>
-      <w:pPr>
-        <w:spacing w:line="336" w:lineRule="auto" w:after="180"/>
-      </w:pPr>
-      <w:r>
-        <w:rPr>
-          <w:b w:val="0"/>
-        </w:rPr>
-        <w:t>Logs contain user essay, teacher guide, stage=lookup, duration=12 ms and trace T8. Select allowed fields.</w:t>
-      </w:r>
-    </w:p>
-    <w:p>
-      <w:pPr>
-        <w:pStyle w:val="Heading3"/>
-      </w:pPr>
-      <w:r>
-        <w:t>My independent procedure, result and limitation</w:t>
-      </w:r>
-    </w:p>
-    <w:p>
-      <w:r>
-        <w:t>________________________________________________________________</w:t>
-      </w:r>
-    </w:p>
-    <w:p>
-      <w:r>
-        <w:t>________________________________________________________________</w:t>
-      </w:r>
-    </w:p>
-    <w:p>
-      <w:r>
-        <w:t>________________________________________________________________</w:t>
-      </w:r>
-    </w:p>
-    <w:p>
-      <w:r>
-        <w:t>________________________________________________________________</w:t>
-      </w:r>
-    </w:p>
-    <w:p>
-      <w:r>
-        <w:t>________________________________________________________________</w:t>
-      </w:r>
-    </w:p>
-    <w:p>
-      <w:r>
-        <w:t>________________________________________________________________</w:t>
-      </w:r>
-    </w:p>
-    <w:p>
-      <w:r>
-        <w:t>________________________________________________________________</w:t>
-      </w:r>
-    </w:p>
-    <w:p>
-      <w:r>
-        <w:t>________________________________________________________________</w:t>
-      </w:r>
-    </w:p>
-    <w:p>
-      <w:pPr>
-        <w:spacing w:line="336" w:lineRule="auto" w:after="180"/>
-      </w:pPr>
-      <w:r>
-        <w:rPr>
-          <w:b w:val="0"/>
-        </w:rPr>
-        <w:t>Record support used: none, hint or teacher explanation. After feedback, a different case is needed to demonstrate independence.</w:t>
-      </w:r>
-    </w:p>
-    <w:p>
-      <w:pPr>
-        <w:pStyle w:val="Heading3"/>
-      </w:pPr>
-      <w:r>
-        <w:t>Use feedback to improve</w:t>
-      </w:r>
-    </w:p>
-    <w:p>
-      <w:pPr>
-        <w:spacing w:line="336" w:lineRule="auto" w:after="180"/>
-      </w:pPr>
-      <w:r>
-        <w:rPr>
-          <w:b w:val="0"/>
-        </w:rPr>
-        <w:t>Attempt the independent case before hints. Record whether you worked alone, used a hint or followed a model. After feedback, fix the first unsupported step and explain why it changed.</w:t>
-      </w:r>
-    </w:p>
-    <w:p>
-      <w:pPr>
-        <w:spacing w:line="336" w:lineRule="auto" w:after="180"/>
-      </w:pPr>
-      <w:r>
-        <w:rPr>
-          <w:b w:val="0"/>
-        </w:rPr>
-        <w:t>A later check uses a changed case, not a copied answer.</w:t>
-      </w:r>
-    </w:p>
-    <w:p>
-      <w:pPr>
-        <w:pStyle w:val="Heading1"/>
-      </w:pPr>
-      <w:r>
-        <w:t>15. Your lesson route</w:t>
-      </w:r>
-    </w:p>
-    <w:p>
-      <w:r>
-        <w:t>Use this map to navigate Logs traces and privacy, connect the goals to tasks and keep one evidence record for each attempt.</w:t>
+        <w:t>15. Reference · The earlier route checklist</w:t>
+      </w:r>
+    </w:p>
+    <w:p>
+      <w:r>
+        <w:t>Use one main route rather than repeating the lesson.</w:t>
+      </w:r>
+    </w:p>
+    <w:p>
+      <w:pPr>
+        <w:pStyle w:val="Heading2"/>
+      </w:pPr>
+      <w:r>
+        <w:t>Targets,route and first prediction</w:t>
       </w:r>
     </w:p>
     <w:p>
@@ -3181,12 +4501,117 @@
         <w:pStyle w:val="Heading1"/>
       </w:pPr>
       <w:r>
-        <w:t>16. Finish and return</w:t>
-      </w:r>
-    </w:p>
-    <w:p>
-      <w:r>
-        <w:t>Explain Logs traces and privacy without notes, identify a remaining question and plan a later check with a changed case.</w:t>
+        <w:t>17. Extra practice · Predict,check and repair</w:t>
+      </w:r>
+    </w:p>
+    <w:p>
+      <w:r>
+        <w:t>Keep supported feedback separate from the independent case.</w:t>
+      </w:r>
+    </w:p>
+    <w:p>
+      <w:pPr>
+        <w:pStyle w:val="Heading2"/>
+      </w:pPr>
+      <w:r>
+        <w:t>First supported question and optional hint</w:t>
+      </w:r>
+    </w:p>
+    <w:p>
+      <w:pPr>
+        <w:pStyle w:val="ListBullet"/>
+      </w:pPr>
+      <w:r>
+        <w:t>Trace without storing private text. A learner request is retrieved and checked under trace identifier R17.</w:t>
+      </w:r>
+    </w:p>
+    <w:p>
+      <w:pPr>
+        <w:pStyle w:val="Heading3"/>
+      </w:pPr>
+      <w:r>
+        <w:t>Practice 1: explain the deciding evidence</w:t>
+      </w:r>
+    </w:p>
+    <w:p>
+      <w:pPr>
+        <w:pStyle w:val="ListBullet"/>
+      </w:pPr>
+      <w:r>
+        <w:t>Which labelled step matches this detail? Keep allowed metadata; omit private question text and names.</w:t>
+      </w:r>
+    </w:p>
+    <w:p>
+      <w:pPr>
+        <w:pStyle w:val="ListBullet"/>
+      </w:pPr>
+      <w:r>
+        <w:t>1. Inspect duration</w:t>
+      </w:r>
+    </w:p>
+    <w:p>
+      <w:pPr>
+        <w:pStyle w:val="ListBullet"/>
+      </w:pPr>
+      <w:r>
+        <w:t>2. Connect events</w:t>
+      </w:r>
+    </w:p>
+    <w:p>
+      <w:pPr>
+        <w:pStyle w:val="ListBullet"/>
+      </w:pPr>
+      <w:r>
+        <w:t>3. Minimise fields</w:t>
+      </w:r>
+    </w:p>
+    <w:p>
+      <w:pPr>
+        <w:pStyle w:val="Heading3"/>
+      </w:pPr>
+      <w:r>
+        <w:t>My selected conclusion, deciding fact and explanation</w:t>
+      </w:r>
+    </w:p>
+    <w:p>
+      <w:r>
+        <w:t>________________________________________________________________</w:t>
+      </w:r>
+    </w:p>
+    <w:p>
+      <w:r>
+        <w:t>________________________________________________________________</w:t>
+      </w:r>
+    </w:p>
+    <w:p>
+      <w:r>
+        <w:t>________________________________________________________________</w:t>
+      </w:r>
+    </w:p>
+    <w:p>
+      <w:r>
+        <w:t>________________________________________________________________</w:t>
+      </w:r>
+    </w:p>
+    <w:p>
+      <w:r>
+        <w:t>________________________________________________________________</w:t>
+      </w:r>
+    </w:p>
+    <w:p>
+      <w:pPr>
+        <w:pStyle w:val="ListBullet"/>
+      </w:pPr>
+      <w:r>
+        <w:t>Hint if needed: Read the steps in the pictorial case. Match the supplied detail to the stage that performs or records it.</w:t>
+      </w:r>
+    </w:p>
+    <w:p>
+      <w:pPr>
+        <w:pStyle w:val="Heading2"/>
+      </w:pPr>
+      <w:r>
+        <w:t>Check after the first attempt · reference / check after trying</w:t>
       </w:r>
     </w:p>
     <w:p>
@@ -3197,7 +4622,145 @@
         <w:rPr>
           <w:b w:val="0"/>
         </w:rPr>
-        <w:t xml:space="preserve">Close your notes. Explain this goal in your own words: Explain the </w:t>
+        <w:t>After your attempt, compare with the supported explanation: Minimise fields Keep allowed metadata; omit private question text and names. Logs record events; traces connect related events.</w:t>
+      </w:r>
+    </w:p>
+    <w:p>
+      <w:pPr>
+        <w:spacing w:line="336" w:lineRule="auto" w:after="180"/>
+      </w:pPr>
+      <w:r>
+        <w:rPr>
+          <w:b w:val="0"/>
+        </w:rPr>
+        <w:t>Useful debugging fields should remain within the declared privacy policy.</w:t>
+      </w:r>
+    </w:p>
+    <w:p>
+      <w:pPr>
+        <w:pStyle w:val="Heading2"/>
+      </w:pPr>
+      <w:r>
+        <w:t>Changed-case question and optional hint</w:t>
+      </w:r>
+    </w:p>
+    <w:p>
+      <w:pPr>
+        <w:pStyle w:val="Heading3"/>
+      </w:pPr>
+      <w:r>
+        <w:t>Practice 2: explain the deciding evidence</w:t>
+      </w:r>
+    </w:p>
+    <w:p>
+      <w:pPr>
+        <w:pStyle w:val="ListBullet"/>
+      </w:pPr>
+      <w:r>
+        <w:t>Changed-case practice: A developer logs the full learner question. Which conclusion is supported by the supplied facts?</w:t>
+      </w:r>
+    </w:p>
+    <w:p>
+      <w:pPr>
+        <w:pStyle w:val="ListBullet"/>
+      </w:pPr>
+      <w:r>
+        <w:t>1. We can decide the result without examining the changed input or the procedure.</w:t>
+      </w:r>
+    </w:p>
+    <w:p>
+      <w:pPr>
+        <w:pStyle w:val="ListBullet"/>
+      </w:pPr>
+      <w:r>
+        <w:t>2. That additional field violates this logging policy.</w:t>
+      </w:r>
+    </w:p>
+    <w:p>
+      <w:pPr>
+        <w:pStyle w:val="ListBullet"/>
+      </w:pPr>
+      <w:r>
+        <w:t>3. This one example guarantees correct results for every future input.</w:t>
+      </w:r>
+    </w:p>
+    <w:p>
+      <w:pPr>
+        <w:pStyle w:val="Heading3"/>
+      </w:pPr>
+      <w:r>
+        <w:t>My selected conclusion, deciding fact and explanation</w:t>
+      </w:r>
+    </w:p>
+    <w:p>
+      <w:r>
+        <w:t>________________________________________________________________</w:t>
+      </w:r>
+    </w:p>
+    <w:p>
+      <w:r>
+        <w:t>________________________________________________________________</w:t>
+      </w:r>
+    </w:p>
+    <w:p>
+      <w:r>
+        <w:t>________________________________________________________________</w:t>
+      </w:r>
+    </w:p>
+    <w:p>
+      <w:r>
+        <w:t>________________________________________________________________</w:t>
+      </w:r>
+    </w:p>
+    <w:p>
+      <w:r>
+        <w:t>________________________________________________________________</w:t>
+      </w:r>
+    </w:p>
+    <w:p>
+      <w:pPr>
+        <w:pStyle w:val="ListBullet"/>
+      </w:pPr>
+      <w:r>
+        <w:t>Hint if needed: Use the changed condition and the deciding step in the pictorial trace. The answer must say what follows from those facts.</w:t>
+      </w:r>
+    </w:p>
+    <w:p>
+      <w:pPr>
+        <w:pStyle w:val="Heading2"/>
+      </w:pPr>
+      <w:r>
+        <w:t>Check after the changed attempt · reference / check after trying</w:t>
+      </w:r>
+    </w:p>
+    <w:p>
+      <w:pPr>
+        <w:spacing w:line="336" w:lineRule="auto" w:after="180"/>
+      </w:pPr>
+      <w:r>
+        <w:rPr>
+          <w:b w:val="0"/>
+        </w:rPr>
+        <w:t>After your attempt, compare with the supported explanation: That additional field violates this logging policy. Debugging convenience does not authorise storing more personal information.</w:t>
+      </w:r>
+    </w:p>
+    <w:p>
+      <w:pPr>
+        <w:pStyle w:val="Heading2"/>
+      </w:pPr>
+      <w:r>
+        <w:t>Repair and retain the record</w:t>
+      </w:r>
+    </w:p>
+    <w:p>
+      <w:pPr>
+        <w:spacing w:line="336" w:lineRule="auto" w:after="180"/>
+      </w:pPr>
+      <w:r>
+        <w:rPr>
+          <w:b w:val="0"/>
+        </w:rPr>
+        <w:t xml:space="preserve">Review Failure budgets and service objectives (ai-6/11). Goal: Explain the </w:t>
       </w:r>
       <w:r>
         <w:rPr>
@@ -3209,40 +4772,7 @@
         <w:rPr>
           <w:b w:val="0"/>
         </w:rPr>
-        <w:t xml:space="preserve"> and terminology of logs traces and privacy</w:t>
-      </w:r>
-    </w:p>
-    <w:p>
-      <w:pPr>
-        <w:pStyle w:val="Heading3"/>
-      </w:pPr>
-      <w:r>
-        <w:t>My deciding step, evidence and one remaining question</w:t>
-      </w:r>
-    </w:p>
-    <w:p>
-      <w:r>
-        <w:t>________________________________________________________________</w:t>
-      </w:r>
-    </w:p>
-    <w:p>
-      <w:r>
-        <w:t>________________________________________________________________</w:t>
-      </w:r>
-    </w:p>
-    <w:p>
-      <w:r>
-        <w:t>________________________________________________________________</w:t>
-      </w:r>
-    </w:p>
-    <w:p>
-      <w:r>
-        <w:t>________________________________________________________________</w:t>
-      </w:r>
-    </w:p>
-    <w:p>
-      <w:r>
-        <w:t>________________________________________________________________</w:t>
+        <w:t xml:space="preserve"> and terminology of failure budgets and service objectives. Short practice: Calculate the maximum allowed failures among 100 requests.</w:t>
       </w:r>
     </w:p>
     <w:p>
@@ -3253,31 +4783,64 @@
         <w:rPr>
           <w:b w:val="0"/>
         </w:rPr>
-        <w:t xml:space="preserve">If you are unsure, return to the worked picture and explain one arrow. If you are ready, change an </w:t>
+        <w:t>Does 97 successes and 3 failures meet the target, and what changes after one failure becomes a success?. Return to this week and explain what you changed.</w:t>
+      </w:r>
+    </w:p>
+    <w:p>
+      <w:pPr>
+        <w:spacing w:line="336" w:lineRule="auto" w:after="180"/>
+      </w:pPr>
+      <w:r>
+        <w:rPr>
+          <w:b w:val="0"/>
+        </w:rPr>
+        <w:t xml:space="preserve">Review Integration tests and fixtures (ai-6/9). Goal: Explain the </w:t>
       </w:r>
       <w:r>
         <w:rPr>
           <w:b/>
         </w:rPr>
-        <w:t>input</w:t>
+        <w:t>mechanism</w:t>
       </w:r>
       <w:r>
         <w:rPr>
           <w:b w:val="0"/>
         </w:rPr>
-        <w:t xml:space="preserve"> or assumption and justify your </w:t>
+        <w:t xml:space="preserve"> and terminology of integration tests and fixtures. Short practice: Follow request N through the fixture and adapter.</w:t>
+      </w:r>
+    </w:p>
+    <w:p>
+      <w:pPr>
+        <w:spacing w:line="336" w:lineRule="auto" w:after="180"/>
+      </w:pPr>
+      <w:r>
+        <w:rPr>
+          <w:b w:val="0"/>
+        </w:rPr>
+        <w:t>Which source and item should appear in the reply, and what precisely fails when the adapter returns M?. Return to this week and explain what you changed.</w:t>
+      </w:r>
+    </w:p>
+    <w:p>
+      <w:pPr>
+        <w:spacing w:line="336" w:lineRule="auto" w:after="180"/>
+      </w:pPr>
+      <w:r>
+        <w:rPr>
+          <w:b w:val="0"/>
+        </w:rPr>
+        <w:t xml:space="preserve">Review Least privilege and tool scopes (ai-6/6). Goal: Explain the </w:t>
       </w:r>
       <w:r>
         <w:rPr>
           <w:b/>
         </w:rPr>
-        <w:t>prediction</w:t>
+        <w:t>mechanism</w:t>
       </w:r>
       <w:r>
         <w:rPr>
           <w:b w:val="0"/>
         </w:rPr>
-        <w:t>.</w:t>
+        <w:t xml:space="preserve"> and terminology of least privilege and tool scopes. Short practice: Classify read S2, write S2 and read S5 as permitted or denied.</w:t>
       </w:r>
     </w:p>
     <w:p>
@@ -3288,7 +4851,18 @@
         <w:rPr>
           <w:b w:val="0"/>
         </w:rPr>
-        <w:t xml:space="preserve">Save your workbook </w:t>
+        <w:t>Identify the operation or station mismatch for each denial, then reconsider after read S5 is added to trusted scope.. Return to this week and explain what you changed.</w:t>
+      </w:r>
+    </w:p>
+    <w:p>
+      <w:pPr>
+        <w:spacing w:line="336" w:lineRule="auto" w:after="180"/>
+      </w:pPr>
+      <w:r>
+        <w:rPr>
+          <w:b w:val="0"/>
+        </w:rPr>
+        <w:t xml:space="preserve">Use Download completed work in the hosted lesson to export your answers, reflections, practice feedback and code-run </w:t>
       </w:r>
       <w:r>
         <w:rPr>
@@ -3300,20 +4874,26 @@
         <w:rPr>
           <w:b w:val="0"/>
         </w:rPr>
-        <w:t>. At the next review, try a different case before opening your old answer.</w:t>
-      </w:r>
-    </w:p>
-    <w:p>
-      <w:pPr>
-        <w:pStyle w:val="Heading1"/>
-      </w:pPr>
-      <w:r>
-        <w:t>17. Supported practice, repair and portfolio</w:t>
-      </w:r>
-    </w:p>
-    <w:p>
-      <w:r>
-        <w:t>Attempt supported questions before using hints or feedback. Review a missing building block, then keep the completed work.</w:t>
+        <w:t>. Open the HTML copy to read or print it.</w:t>
+      </w:r>
+    </w:p>
+    <w:p>
+      <w:pPr>
+        <w:spacing w:line="336" w:lineRule="auto" w:after="180"/>
+      </w:pPr>
+      <w:r>
+        <w:rPr>
+          <w:b w:val="0"/>
+        </w:rPr>
+        <w:t>Drafts stay in this browser when storage is available; clear drafts on a shared device.</w:t>
+      </w:r>
+    </w:p>
+    <w:p>
+      <w:pPr>
+        <w:pStyle w:val="Heading2"/>
+      </w:pPr>
+      <w:r>
+        <w:t>Earlier wording, alternatives and picture transcripts · reference / check after trying</w:t>
       </w:r>
     </w:p>
     <w:p>
@@ -3329,80 +4909,10 @@
     </w:p>
     <w:p>
       <w:pPr>
-        <w:spacing w:line="336" w:lineRule="auto" w:after="180"/>
-      </w:pPr>
-      <w:r>
-        <w:rPr>
-          <w:b w:val="0"/>
-        </w:rPr>
-        <w:t xml:space="preserve">Trace without storing private text. A learner request is retrieved and checked under </w:t>
-      </w:r>
-      <w:r>
-        <w:rPr>
-          <w:b/>
-        </w:rPr>
-        <w:t>trace id</w:t>
-      </w:r>
-      <w:r>
-        <w:rPr>
-          <w:b w:val="0"/>
-        </w:rPr>
-        <w:t>entifier R17.</w:t>
-      </w:r>
-    </w:p>
-    <w:p>
-      <w:pPr>
         <w:pStyle w:val="Heading3"/>
       </w:pPr>
       <w:r>
-        <w:t>Practice 1: explain the deciding evidence</w:t>
-      </w:r>
-    </w:p>
-    <w:p>
-      <w:pPr>
-        <w:spacing w:line="336" w:lineRule="auto" w:after="180"/>
-      </w:pPr>
-      <w:r>
-        <w:rPr>
-          <w:b w:val="0"/>
-        </w:rPr>
-        <w:t>Which labelled step matches this detail? Keep allowed metadata; omit private question text and names.</w:t>
-      </w:r>
-    </w:p>
-    <w:p>
-      <w:pPr>
-        <w:spacing w:line="336" w:lineRule="auto" w:after="180"/>
-        <w:shd w:fill="F4F9FC"/>
-      </w:pPr>
-      <w:r>
-        <w:rPr>
-          <w:b w:val="0"/>
-        </w:rPr>
-        <w:t>1. Inspect duration</w:t>
-      </w:r>
-    </w:p>
-    <w:p>
-      <w:pPr>
-        <w:spacing w:line="336" w:lineRule="auto" w:after="180"/>
-        <w:shd w:fill="F4F9FC"/>
-      </w:pPr>
-      <w:r>
-        <w:rPr>
-          <w:b w:val="0"/>
-        </w:rPr>
-        <w:t>2. Connect events</w:t>
-      </w:r>
-    </w:p>
-    <w:p>
-      <w:pPr>
-        <w:spacing w:line="336" w:lineRule="auto" w:after="180"/>
-        <w:shd w:fill="F4F9FC"/>
-      </w:pPr>
-      <w:r>
-        <w:rPr>
-          <w:b w:val="0"/>
-        </w:rPr>
-        <w:t>3. Minimise fields</w:t>
+        <w:t>Repair a missing building block</w:t>
       </w:r>
     </w:p>
     <w:p>
@@ -3410,415 +4920,25 @@
         <w:pStyle w:val="Heading3"/>
       </w:pPr>
       <w:r>
-        <w:t>My selected conclusion, deciding fact and explanation</w:t>
-      </w:r>
-    </w:p>
-    <w:p>
-      <w:r>
-        <w:t>________________________________________________________________</w:t>
-      </w:r>
-    </w:p>
-    <w:p>
-      <w:r>
-        <w:t>________________________________________________________________</w:t>
-      </w:r>
-    </w:p>
-    <w:p>
-      <w:r>
-        <w:t>________________________________________________________________</w:t>
-      </w:r>
-    </w:p>
-    <w:p>
-      <w:r>
-        <w:t>________________________________________________________________</w:t>
-      </w:r>
-    </w:p>
-    <w:p>
-      <w:r>
-        <w:t>________________________________________________________________</w:t>
-      </w:r>
-    </w:p>
-    <w:p>
-      <w:pPr>
-        <w:pStyle w:val="Heading3"/>
-      </w:pPr>
-      <w:r>
-        <w:t>Hint · try first</w:t>
-      </w:r>
-    </w:p>
-    <w:p>
-      <w:pPr>
-        <w:spacing w:line="336" w:lineRule="auto" w:after="180"/>
-        <w:shd w:fill="F1F6F8"/>
-      </w:pPr>
-      <w:r>
-        <w:rPr>
-          <w:b w:val="0"/>
-        </w:rPr>
-        <w:t>Hint if needed: Read the steps in the pictorial case. Match the supplied detail to the stage that performs or records it.</w:t>
-      </w:r>
-    </w:p>
-    <w:p>
-      <w:pPr>
-        <w:pStyle w:val="Heading3"/>
-      </w:pPr>
-      <w:r>
-        <w:t>Feedback · compare after trying</w:t>
-      </w:r>
-    </w:p>
-    <w:p>
-      <w:pPr>
-        <w:spacing w:line="336" w:lineRule="auto" w:after="180"/>
-        <w:shd w:fill="F1F6FC"/>
-      </w:pPr>
-      <w:r>
-        <w:rPr>
-          <w:b w:val="0"/>
-        </w:rPr>
-        <w:t>After your attempt, compare with the supported explanation: Minimise fields Keep allowed metadata; omit private question text and names. Logs record events; traces connect related events.</w:t>
-      </w:r>
-    </w:p>
-    <w:p>
-      <w:pPr>
-        <w:spacing w:line="336" w:lineRule="auto" w:after="180"/>
-        <w:shd w:fill="F1F6FC"/>
-      </w:pPr>
-      <w:r>
-        <w:rPr>
-          <w:b w:val="0"/>
-        </w:rPr>
-        <w:t>Useful debugging fields should remain within the declared privacy policy.</w:t>
-      </w:r>
-    </w:p>
-    <w:p>
-      <w:pPr>
-        <w:pStyle w:val="Heading3"/>
-      </w:pPr>
-      <w:r>
-        <w:t>Practice 2: explain the deciding evidence</w:t>
-      </w:r>
-    </w:p>
-    <w:p>
-      <w:pPr>
-        <w:pStyle w:val="Heading3"/>
-      </w:pPr>
-      <w:r>
-        <w:t>Changed case · predict first</w:t>
-      </w:r>
-    </w:p>
-    <w:p>
-      <w:pPr>
-        <w:spacing w:line="336" w:lineRule="auto" w:after="180"/>
-        <w:shd w:fill="F5F1FB"/>
-      </w:pPr>
-      <w:r>
-        <w:rPr>
-          <w:b w:val="0"/>
-        </w:rPr>
-        <w:t>Changed-case practice: A developer logs the full learner question. Which conclusion is supported by the supplied facts?</w:t>
-      </w:r>
-    </w:p>
-    <w:p>
-      <w:pPr>
-        <w:spacing w:line="336" w:lineRule="auto" w:after="180"/>
-        <w:shd w:fill="F4F9FC"/>
-      </w:pPr>
-      <w:r>
-        <w:rPr>
-          <w:b w:val="0"/>
-        </w:rPr>
-        <w:t xml:space="preserve">1. We can decide the result without examining the changed </w:t>
-      </w:r>
-      <w:r>
-        <w:rPr>
-          <w:b/>
-        </w:rPr>
-        <w:t>input</w:t>
-      </w:r>
-      <w:r>
-        <w:rPr>
-          <w:b w:val="0"/>
-        </w:rPr>
-        <w:t xml:space="preserve"> or the procedure.</w:t>
-      </w:r>
-    </w:p>
-    <w:p>
-      <w:pPr>
-        <w:spacing w:line="336" w:lineRule="auto" w:after="180"/>
-        <w:shd w:fill="F4F9FC"/>
-      </w:pPr>
-      <w:r>
-        <w:rPr>
-          <w:b w:val="0"/>
-        </w:rPr>
-        <w:t>2. That additional field violates this logging policy.</w:t>
-      </w:r>
-    </w:p>
-    <w:p>
-      <w:pPr>
-        <w:spacing w:line="336" w:lineRule="auto" w:after="180"/>
-        <w:shd w:fill="F4F9FC"/>
-      </w:pPr>
-      <w:r>
-        <w:rPr>
-          <w:b w:val="0"/>
-        </w:rPr>
-        <w:t xml:space="preserve">3. This one example guarantees correct results for every future </w:t>
-      </w:r>
-      <w:r>
-        <w:rPr>
-          <w:b/>
-        </w:rPr>
-        <w:t>input</w:t>
-      </w:r>
-      <w:r>
-        <w:rPr>
-          <w:b w:val="0"/>
-        </w:rPr>
-        <w:t>.</w:t>
-      </w:r>
-    </w:p>
-    <w:p>
-      <w:pPr>
-        <w:pStyle w:val="Heading3"/>
-      </w:pPr>
-      <w:r>
-        <w:t>My selected conclusion, deciding fact and explanation</w:t>
-      </w:r>
-    </w:p>
-    <w:p>
-      <w:r>
-        <w:t>________________________________________________________________</w:t>
-      </w:r>
-    </w:p>
-    <w:p>
-      <w:r>
-        <w:t>________________________________________________________________</w:t>
-      </w:r>
-    </w:p>
-    <w:p>
-      <w:r>
-        <w:t>________________________________________________________________</w:t>
-      </w:r>
-    </w:p>
-    <w:p>
-      <w:r>
-        <w:t>________________________________________________________________</w:t>
-      </w:r>
-    </w:p>
-    <w:p>
-      <w:r>
-        <w:t>________________________________________________________________</w:t>
-      </w:r>
-    </w:p>
-    <w:p>
-      <w:pPr>
-        <w:pStyle w:val="Heading3"/>
-      </w:pPr>
-      <w:r>
-        <w:t>Hint · try first</w:t>
-      </w:r>
-    </w:p>
-    <w:p>
-      <w:pPr>
-        <w:spacing w:line="336" w:lineRule="auto" w:after="180"/>
-        <w:shd w:fill="F1F6F8"/>
-      </w:pPr>
-      <w:r>
-        <w:rPr>
-          <w:b w:val="0"/>
-        </w:rPr>
-        <w:t>Hint if needed: Use the changed condition and the deciding step in the pictorial trace. The answer must say what follows from those facts.</w:t>
-      </w:r>
-    </w:p>
-    <w:p>
-      <w:pPr>
-        <w:pStyle w:val="Heading3"/>
-      </w:pPr>
-      <w:r>
-        <w:t>Feedback · compare after trying</w:t>
-      </w:r>
-    </w:p>
-    <w:p>
-      <w:pPr>
-        <w:spacing w:line="336" w:lineRule="auto" w:after="180"/>
-        <w:shd w:fill="F1F6FC"/>
-      </w:pPr>
-      <w:r>
-        <w:rPr>
-          <w:b w:val="0"/>
-        </w:rPr>
-        <w:t>After your attempt, compare with the supported explanation: That additional field violates this logging policy. Debugging convenience does not authorise storing more personal information.</w:t>
-      </w:r>
-    </w:p>
-    <w:p>
-      <w:pPr>
-        <w:pStyle w:val="Heading3"/>
-      </w:pPr>
-      <w:r>
-        <w:t>Repair a missing building block</w:t>
-      </w:r>
-    </w:p>
-    <w:p>
-      <w:pPr>
-        <w:spacing w:line="336" w:lineRule="auto" w:after="180"/>
-      </w:pPr>
-      <w:r>
-        <w:rPr>
-          <w:b w:val="0"/>
-        </w:rPr>
-        <w:t xml:space="preserve">Review Failure budgets and service objectives (ai-6/11). Goal: Explain the </w:t>
-      </w:r>
-      <w:r>
-        <w:rPr>
-          <w:b/>
-        </w:rPr>
-        <w:t>mechanism</w:t>
-      </w:r>
-      <w:r>
-        <w:rPr>
-          <w:b w:val="0"/>
-        </w:rPr>
-        <w:t xml:space="preserve"> and terminology of failure budgets and service objectives. Short practice: Calculate the maximum allowed failures among 100 requests.</w:t>
-      </w:r>
-    </w:p>
-    <w:p>
-      <w:pPr>
-        <w:spacing w:line="336" w:lineRule="auto" w:after="180"/>
-      </w:pPr>
-      <w:r>
-        <w:rPr>
-          <w:b w:val="0"/>
-        </w:rPr>
-        <w:t>Does 97 successes and 3 failures meet the target, and what changes after one failure becomes a success?. Return to this week and explain what you changed.</w:t>
-      </w:r>
-    </w:p>
-    <w:p>
-      <w:pPr>
-        <w:spacing w:line="336" w:lineRule="auto" w:after="180"/>
-      </w:pPr>
-      <w:r>
-        <w:rPr>
-          <w:b w:val="0"/>
-        </w:rPr>
-        <w:t xml:space="preserve">Review Integration tests and fixtures (ai-6/9). Goal: Explain the </w:t>
-      </w:r>
-      <w:r>
-        <w:rPr>
-          <w:b/>
-        </w:rPr>
-        <w:t>mechanism</w:t>
-      </w:r>
-      <w:r>
-        <w:rPr>
-          <w:b w:val="0"/>
-        </w:rPr>
-        <w:t xml:space="preserve"> and terminology of integration tests and fixtures. Short practice: Follow request N through the fixture and adapter.</w:t>
-      </w:r>
-    </w:p>
-    <w:p>
-      <w:pPr>
-        <w:spacing w:line="336" w:lineRule="auto" w:after="180"/>
-      </w:pPr>
-      <w:r>
-        <w:rPr>
-          <w:b w:val="0"/>
-        </w:rPr>
-        <w:t>Which source and item should appear in the reply, and what precisely fails when the adapter returns M?. Return to this week and explain what you changed.</w:t>
-      </w:r>
-    </w:p>
-    <w:p>
-      <w:pPr>
-        <w:spacing w:line="336" w:lineRule="auto" w:after="180"/>
-      </w:pPr>
-      <w:r>
-        <w:rPr>
-          <w:b w:val="0"/>
-        </w:rPr>
-        <w:t xml:space="preserve">Review Least privilege and tool scopes (ai-6/6). Goal: Explain the </w:t>
-      </w:r>
-      <w:r>
-        <w:rPr>
-          <w:b/>
-        </w:rPr>
-        <w:t>mechanism</w:t>
-      </w:r>
-      <w:r>
-        <w:rPr>
-          <w:b w:val="0"/>
-        </w:rPr>
-        <w:t xml:space="preserve"> and terminology of least privilege and tool scopes. Short practice: Classify read S2, write S2 and read S5 as permitted or denied.</w:t>
-      </w:r>
-    </w:p>
-    <w:p>
-      <w:pPr>
-        <w:spacing w:line="336" w:lineRule="auto" w:after="180"/>
-      </w:pPr>
-      <w:r>
-        <w:rPr>
-          <w:b w:val="0"/>
-        </w:rPr>
-        <w:t>Identify the operation or station mismatch for each denial, then reconsider after read S5 is added to trusted scope.. Return to this week and explain what you changed.</w:t>
-      </w:r>
-    </w:p>
-    <w:p>
-      <w:pPr>
-        <w:pStyle w:val="Heading3"/>
-      </w:pPr>
-      <w:r>
         <w:t>Keep your completed work</w:t>
       </w:r>
     </w:p>
     <w:p>
       <w:pPr>
-        <w:spacing w:line="336" w:lineRule="auto" w:after="180"/>
-      </w:pPr>
-      <w:r>
-        <w:rPr>
-          <w:b w:val="0"/>
-        </w:rPr>
-        <w:t xml:space="preserve">Use Download completed work in the hosted lesson to export your answers, reflections, practice feedback and code-run </w:t>
-      </w:r>
-      <w:r>
-        <w:rPr>
-          <w:b/>
-        </w:rPr>
-        <w:t>evidence</w:t>
-      </w:r>
-      <w:r>
-        <w:rPr>
-          <w:b w:val="0"/>
-        </w:rPr>
-        <w:t>. Open the HTML copy to read or print it.</w:t>
-      </w:r>
-    </w:p>
-    <w:p>
-      <w:pPr>
-        <w:spacing w:line="336" w:lineRule="auto" w:after="180"/>
-      </w:pPr>
-      <w:r>
-        <w:rPr>
-          <w:b w:val="0"/>
-        </w:rPr>
-        <w:t>Drafts stay in this browser when storage is available; clear drafts on a shared device.</w:t>
-      </w:r>
-    </w:p>
-    <w:p>
-      <w:pPr>
         <w:pStyle w:val="Heading1"/>
       </w:pPr>
       <w:r>
-        <w:t>18. Visual concept journey</w:t>
-      </w:r>
-    </w:p>
-    <w:p>
-      <w:r>
-        <w:t>Explain each Logs traces and privacy graphic using its labels, deciding evidence and relevant limitation.</w:t>
-      </w:r>
-    </w:p>
-    <w:p>
-      <w:pPr>
-        <w:pStyle w:val="Heading3"/>
+        <w:t>18. Reference · Six-picture concept journey</w:t>
+      </w:r>
+    </w:p>
+    <w:p>
+      <w:r>
+        <w:t>Choose the picture that supports the current explanation.</w:t>
+      </w:r>
+    </w:p>
+    <w:p>
+      <w:pPr>
+        <w:pStyle w:val="Heading2"/>
       </w:pPr>
       <w:r>
         <w:t>01. Logs traces and privacy: the case</w:t>
@@ -3829,7 +4949,7 @@
         <w:drawing>
           <wp:inline xmlns:a="http://schemas.openxmlformats.org/drawingml/2006/main" xmlns:pic="http://schemas.openxmlformats.org/drawingml/2006/picture">
             <wp:extent cx="5486400" cy="2834640"/>
-            <wp:docPr id="2" name="Picture 2" descr="Trace without storing private text. A learner request is retrieved and checked under trace identifier R17. Supplied facts: R17 is the request trace ID; C8 is the retrieved source ID. Allowed fields also include validation pass and duration 240 ms. Raw question text is excluded."/>
+            <wp:docPr id="4" name="Picture 4" descr="Trace without storing private text. A learner request is retrieved and checked under trace identifier R17. Supplied facts: R17 is the request trace ID; C8 is the retrieved source ID. Allowed fields also include validation pass and duration 240 ms. Raw question text is excluded."/>
             <wp:cNvGraphicFramePr>
               <a:graphicFrameLocks noChangeAspect="1"/>
             </wp:cNvGraphicFramePr>
@@ -3841,7 +4961,7 @@
                     <pic:cNvPicPr/>
                   </pic:nvPicPr>
                   <pic:blipFill>
-                    <a:blip r:embed="rId10"/>
+                    <a:blip r:embed="rId12"/>
                     <a:stretch>
                       <a:fillRect/>
                     </a:stretch>
@@ -3909,7 +5029,6 @@
     <w:p>
       <w:pPr>
         <w:spacing w:line="336" w:lineRule="auto" w:after="180"/>
-        <w:shd w:fill="F5F1FB"/>
       </w:pPr>
       <w:r>
         <w:rPr>
@@ -3920,7 +5039,7 @@
     </w:p>
     <w:p>
       <w:pPr>
-        <w:pStyle w:val="Heading3"/>
+        <w:pStyle w:val="Heading2"/>
       </w:pPr>
       <w:r>
         <w:t>02. Follow the deciding steps</w:t>
@@ -3931,7 +5050,7 @@
         <w:drawing>
           <wp:inline xmlns:a="http://schemas.openxmlformats.org/drawingml/2006/main" xmlns:pic="http://schemas.openxmlformats.org/drawingml/2006/picture">
             <wp:extent cx="5486400" cy="3182112"/>
-            <wp:docPr id="3" name="Picture 3" descr="Connect events: R17 links the request, retrieval and validation events. → Inspect duration: 240 ms describes this request, not the service average. → Minimise fields: Keep allowed metadata; omit private question text and names."/>
+            <wp:docPr id="5" name="Picture 5" descr="Connect events: R17 links the request, retrieval and validation events. → Inspect duration: 240 ms describes this request, not the service average. → Minimise fields: Keep allowed metadata; omit private question text and names."/>
             <wp:cNvGraphicFramePr>
               <a:graphicFrameLocks noChangeAspect="1"/>
             </wp:cNvGraphicFramePr>
@@ -3943,7 +5062,7 @@
                     <pic:cNvPicPr/>
                   </pic:nvPicPr>
                   <pic:blipFill>
-                    <a:blip r:embed="rId11"/>
+                    <a:blip r:embed="rId9"/>
                     <a:stretch>
                       <a:fillRect/>
                     </a:stretch>
@@ -3976,7 +5095,6 @@
     <w:p>
       <w:pPr>
         <w:spacing w:line="336" w:lineRule="auto" w:after="180"/>
-        <w:shd w:fill="F5F1FB"/>
       </w:pPr>
       <w:r>
         <w:rPr>
@@ -3999,7 +5117,7 @@
     </w:p>
     <w:p>
       <w:pPr>
-        <w:pStyle w:val="Heading3"/>
+        <w:pStyle w:val="Heading2"/>
       </w:pPr>
       <w:r>
         <w:t>03. Logs traces and privacy — evidence trace</w:t>
@@ -4010,7 +5128,7 @@
         <w:drawing>
           <wp:inline xmlns:a="http://schemas.openxmlformats.org/drawingml/2006/main" xmlns:pic="http://schemas.openxmlformats.org/drawingml/2006/picture">
             <wp:extent cx="5486400" cy="2843784"/>
-            <wp:docPr id="4" name="Picture 4" descr="Logs traces and privacy — evidence trace. A failure record includes trace R7, status=denied and the complete student passcode. | For this policy log trace ID, stage, status, duration and error category; do not log passcodes, student text or teacher answers. Restrict access and declare retention. | Trace/status are useful; passcode violates the logging policy. Redact sensitive content and retain a non-sensitive error category."/>
+            <wp:docPr id="6" name="Picture 6" descr="Logs traces and privacy — evidence trace. A failure record includes trace R7, status=denied and the complete student passcode. | For this policy log trace ID, stage, status, duration and error category; do not log passcodes, student text or teacher answers. Restrict access and declare retention. | Trace/status are useful; passcode violates the logging policy. Redact sensitive content and retain a non-sensitive error category."/>
             <wp:cNvGraphicFramePr>
               <a:graphicFrameLocks noChangeAspect="1"/>
             </wp:cNvGraphicFramePr>
@@ -4022,7 +5140,7 @@
                     <pic:cNvPicPr/>
                   </pic:nvPicPr>
                   <pic:blipFill>
-                    <a:blip r:embed="rId12"/>
+                    <a:blip r:embed="rId13"/>
                     <a:stretch>
                       <a:fillRect/>
                     </a:stretch>
@@ -4125,7 +5243,6 @@
     <w:p>
       <w:pPr>
         <w:spacing w:line="336" w:lineRule="auto" w:after="180"/>
-        <w:shd w:fill="F5F1FB"/>
       </w:pPr>
       <w:r>
         <w:rPr>
@@ -4136,7 +5253,7 @@
     </w:p>
     <w:p>
       <w:pPr>
-        <w:pStyle w:val="Heading3"/>
+        <w:pStyle w:val="Heading2"/>
       </w:pPr>
       <w:r>
         <w:t>04. Change one thing. Trace what follows.</w:t>
@@ -4147,7 +5264,7 @@
         <w:drawing>
           <wp:inline xmlns:a="http://schemas.openxmlformats.org/drawingml/2006/main" xmlns:pic="http://schemas.openxmlformats.org/drawingml/2006/picture">
             <wp:extent cx="5486400" cy="3026664"/>
-            <wp:docPr id="5" name="Picture 5" descr="Original case: Keep allowed metadata; omit private question text and names. Changed condition: A developer logs the full learner question. Expected result: That additional field violates this logging policy. Reason: Debugging convenience does not authorise storing more personal information."/>
+            <wp:docPr id="7" name="Picture 7" descr="Original case: Keep allowed metadata; omit private question text and names. Changed condition: A developer logs the full learner question. Expected result: That additional field violates this logging policy. Reason: Debugging convenience does not authorise storing more personal information."/>
             <wp:cNvGraphicFramePr>
               <a:graphicFrameLocks noChangeAspect="1"/>
             </wp:cNvGraphicFramePr>
@@ -4159,7 +5276,7 @@
                     <pic:cNvPicPr/>
                   </pic:nvPicPr>
                   <pic:blipFill>
-                    <a:blip r:embed="rId13"/>
+                    <a:blip r:embed="rId10"/>
                     <a:stretch>
                       <a:fillRect/>
                     </a:stretch>
@@ -4203,7 +5320,6 @@
     <w:p>
       <w:pPr>
         <w:spacing w:line="336" w:lineRule="auto" w:after="180"/>
-        <w:shd w:fill="F5F1FB"/>
       </w:pPr>
       <w:r>
         <w:rPr>
@@ -4214,7 +5330,7 @@
     </w:p>
     <w:p>
       <w:pPr>
-        <w:pStyle w:val="Heading3"/>
+        <w:pStyle w:val="Heading2"/>
       </w:pPr>
       <w:r>
         <w:t>05. Connect the explanation to its limit</w:t>
@@ -4225,7 +5341,7 @@
         <w:drawing>
           <wp:inline xmlns:a="http://schemas.openxmlformats.org/drawingml/2006/main" xmlns:pic="http://schemas.openxmlformats.org/drawingml/2006/picture">
             <wp:extent cx="5486400" cy="2834640"/>
-            <wp:docPr id="6" name="Picture 6" descr="Logs record events; traces connect related events. Useful debugging fields should remain within the declared privacy policy. Limit: Trace identifiers can be linkable too; specify their access, retention and deletion rules."/>
+            <wp:docPr id="8" name="Picture 8" descr="Logs record events; traces connect related events. Useful debugging fields should remain within the declared privacy policy. Limit: Trace identifiers can be linkable too; specify their access, retention and deletion rules."/>
             <wp:cNvGraphicFramePr>
               <a:graphicFrameLocks noChangeAspect="1"/>
             </wp:cNvGraphicFramePr>
@@ -4282,7 +5398,6 @@
     <w:p>
       <w:pPr>
         <w:spacing w:line="336" w:lineRule="auto" w:after="180"/>
-        <w:shd w:fill="F5F1FB"/>
       </w:pPr>
       <w:r>
         <w:rPr>
@@ -4293,7 +5408,7 @@
     </w:p>
     <w:p>
       <w:pPr>
-        <w:pStyle w:val="Heading3"/>
+        <w:pStyle w:val="Heading2"/>
       </w:pPr>
       <w:r>
         <w:t>06. Make the idea visible in your project</w:t>
@@ -4304,7 +5419,7 @@
         <w:drawing>
           <wp:inline xmlns:a="http://schemas.openxmlformats.org/drawingml/2006/main" xmlns:pic="http://schemas.openxmlformats.org/drawingml/2006/picture">
             <wp:extent cx="5486400" cy="3529584"/>
-            <wp:docPr id="7" name="Picture 7" descr="For the Grounded Learning Service, retain an annotated trace and the changed-case result. Name the contract or evidence that makes the deciding step valid, so another team can review it. Draw your input, deciding step, result and limit. Supported question: Identify the purpose of R17, C8 and 240 ms in the trace. Which field is deliberately omitted, and why would logging the whole question violate this design?"/>
+            <wp:docPr id="9" name="Picture 9" descr="For the Grounded Learning Service, retain an annotated trace and the changed-case result. Name the contract or evidence that makes the deciding step valid, so another team can review it. Draw your input, deciding step, result and limit. Supported question: Identify the purpose of R17, C8 and 240 ms in the trace. Which field is deliberately omitted, and why would logging the whole question violate this design?"/>
             <wp:cNvGraphicFramePr>
               <a:graphicFrameLocks noChangeAspect="1"/>
             </wp:cNvGraphicFramePr>
@@ -4384,7 +5499,6 @@
     <w:p>
       <w:pPr>
         <w:spacing w:line="336" w:lineRule="auto" w:after="180"/>
-        <w:shd w:fill="F5F1FB"/>
       </w:pPr>
       <w:r>
         <w:rPr>
@@ -4403,6 +5517,62 @@
           <w:b w:val="0"/>
         </w:rPr>
         <w:t>.</w:t>
+      </w:r>
+    </w:p>
+    <w:p>
+      <w:pPr>
+        <w:pStyle w:val="Heading2"/>
+      </w:pPr>
+      <w:r>
+        <w:t>Earlier wording, alternatives and picture transcripts · reference / check after trying</w:t>
+      </w:r>
+    </w:p>
+    <w:p>
+      <w:pPr>
+        <w:pStyle w:val="Heading3"/>
+      </w:pPr>
+      <w:r>
+        <w:t>01. Logs traces and privacy: the case</w:t>
+      </w:r>
+    </w:p>
+    <w:p>
+      <w:pPr>
+        <w:pStyle w:val="Heading3"/>
+      </w:pPr>
+      <w:r>
+        <w:t>02. Follow the deciding steps</w:t>
+      </w:r>
+    </w:p>
+    <w:p>
+      <w:pPr>
+        <w:pStyle w:val="Heading3"/>
+      </w:pPr>
+      <w:r>
+        <w:t>03. Logs traces and privacy — evidence trace</w:t>
+      </w:r>
+    </w:p>
+    <w:p>
+      <w:pPr>
+        <w:pStyle w:val="Heading3"/>
+      </w:pPr>
+      <w:r>
+        <w:t>04. Change one thing. Trace what follows.</w:t>
+      </w:r>
+    </w:p>
+    <w:p>
+      <w:pPr>
+        <w:pStyle w:val="Heading3"/>
+      </w:pPr>
+      <w:r>
+        <w:t>05. Connect the explanation to its limit</w:t>
+      </w:r>
+    </w:p>
+    <w:p>
+      <w:pPr>
+        <w:pStyle w:val="Heading3"/>
+      </w:pPr>
+      <w:r>
+        <w:t>06. Make the idea visible in your project</w:t>
       </w:r>
     </w:p>
     <w:sectPr>
